--- a/10_parciales/parcial_1_porcentaje_15/ejercicios_preparar_parcial_1.docx
+++ b/10_parciales/parcial_1_porcentaje_15/ejercicios_preparar_parcial_1.docx
@@ -47,7 +47,7 @@
     <w:p>
       <w:r>
         <w:pict w14:anchorId="59C62F90">
-          <v:rect id="_x0000_i1085" style="width:0;height:1.5pt" o:hralign="center" o:hrstd="t" o:hrnoshade="t" o:hr="t" fillcolor="gray" stroked="f"/>
+          <v:rect id="_x0000_i1025" style="width:0;height:1.5pt" o:hralign="center" o:hrstd="t" o:hrnoshade="t" o:hr="t" fillcolor="gray" stroked="f"/>
         </w:pict>
       </w:r>
     </w:p>
@@ -198,7 +198,15 @@
         <w:t>Pregunta A:</w:t>
       </w:r>
       <w:r>
-        <w:t xml:space="preserve"> ¿Cuántos estudian inglés pero no francés?</w:t>
+        <w:t xml:space="preserve"> ¿Cuántos estudian </w:t>
+      </w:r>
+      <w:proofErr w:type="gramStart"/>
+      <w:r>
+        <w:t>inglés</w:t>
+      </w:r>
+      <w:proofErr w:type="gramEnd"/>
+      <w:r>
+        <w:t xml:space="preserve"> pero no francés?</w:t>
       </w:r>
     </w:p>
     <w:p>
@@ -254,7 +262,15 @@
         <w:t>Pregunta A:</w:t>
       </w:r>
       <w:r>
-        <w:t xml:space="preserve"> ¿Cuántas personas consumen té pero no café?</w:t>
+        <w:t xml:space="preserve"> ¿Cuántas personas consumen </w:t>
+      </w:r>
+      <w:proofErr w:type="gramStart"/>
+      <w:r>
+        <w:t>té</w:t>
+      </w:r>
+      <w:proofErr w:type="gramEnd"/>
+      <w:r>
+        <w:t xml:space="preserve"> pero no café?</w:t>
       </w:r>
     </w:p>
     <w:p>
@@ -339,6 +355,22 @@
           <w:bCs/>
         </w:rPr>
       </w:pPr>
+    </w:p>
+    <w:p>
+      <w:pPr>
+        <w:rPr>
+          <w:b/>
+          <w:bCs/>
+        </w:rPr>
+      </w:pPr>
+    </w:p>
+    <w:p>
+      <w:pPr>
+        <w:rPr>
+          <w:b/>
+          <w:bCs/>
+        </w:rPr>
+      </w:pPr>
       <w:r>
         <w:rPr>
           <w:b/>
@@ -423,7 +455,15 @@
         <w:t>Pregunta A:</w:t>
       </w:r>
       <w:r>
-        <w:t xml:space="preserve"> ¿Cuántas familias tienen gato pero no perro?</w:t>
+        <w:t xml:space="preserve"> ¿Cuántas familias tienen </w:t>
+      </w:r>
+      <w:proofErr w:type="gramStart"/>
+      <w:r>
+        <w:t>gato</w:t>
+      </w:r>
+      <w:proofErr w:type="gramEnd"/>
+      <w:r>
+        <w:t xml:space="preserve"> pero no perro?</w:t>
       </w:r>
     </w:p>
     <w:p>
@@ -550,6 +590,7 @@
           <w:b/>
           <w:bCs/>
         </w:rPr>
+        <w:lastRenderedPageBreak/>
         <w:t>Pregunta B:</w:t>
       </w:r>
       <w:r>
@@ -568,7 +609,6 @@
           <w:b/>
           <w:bCs/>
         </w:rPr>
-        <w:lastRenderedPageBreak/>
         <w:t>10. Sabores de Helado</w:t>
       </w:r>
     </w:p>
@@ -616,7 +656,7 @@
     <w:p>
       <w:r>
         <w:pict w14:anchorId="231BA040">
-          <v:rect id="_x0000_i1086" style="width:0;height:1.5pt" o:hralign="center" o:hrstd="t" o:hrnoshade="t" o:hr="t" fillcolor="gray" stroked="f"/>
+          <v:rect id="_x0000_i1026" style="width:0;height:1.5pt" o:hralign="center" o:hrstd="t" o:hrnoshade="t" o:hr="t" fillcolor="gray" stroked="f"/>
         </w:pict>
       </w:r>
     </w:p>
@@ -878,7 +918,7 @@
     <w:p>
       <w:r>
         <w:pict w14:anchorId="37DB67F8">
-          <v:rect id="_x0000_i1061" style="width:0;height:1.5pt" o:hralign="center" o:hrstd="t" o:hrnoshade="t" o:hr="t" fillcolor="gray" stroked="f"/>
+          <v:rect id="_x0000_i1027" style="width:0;height:1.5pt" o:hralign="center" o:hrstd="t" o:hrnoshade="t" o:hr="t" fillcolor="gray" stroked="f"/>
         </w:pict>
       </w:r>
     </w:p>
@@ -894,7 +934,24 @@
           <w:b/>
           <w:bCs/>
         </w:rPr>
-        <w:t>10 Ejercicios de Lógica de Predicados y Equivalencias</w:t>
+        <w:lastRenderedPageBreak/>
+        <w:t xml:space="preserve">10 </w:t>
+      </w:r>
+      <w:proofErr w:type="gramStart"/>
+      <w:r>
+        <w:rPr>
+          <w:b/>
+          <w:bCs/>
+        </w:rPr>
+        <w:t>Ejercicios</w:t>
+      </w:r>
+      <w:proofErr w:type="gramEnd"/>
+      <w:r>
+        <w:rPr>
+          <w:b/>
+          <w:bCs/>
+        </w:rPr>
+        <w:t xml:space="preserve"> de Lógica de Predicados y Equivalencias</w:t>
       </w:r>
     </w:p>
     <w:p>
@@ -1004,7 +1061,6 @@
           <w:b/>
           <w:bCs/>
         </w:rPr>
-        <w:lastRenderedPageBreak/>
         <w:t>El enunciado "No todos los estudiantes aprobaron el examen" es equivalente a:</w:t>
       </w:r>
     </w:p>
@@ -1173,7 +1229,7 @@
     <w:p>
       <w:r>
         <w:pict w14:anchorId="773063B1">
-          <v:rect id="_x0000_i1062" style="width:0;height:1.5pt" o:hralign="center" o:hrstd="t" o:hrnoshade="t" o:hr="t" fillcolor="gray" stroked="f"/>
+          <v:rect id="_x0000_i1028" style="width:0;height:1.5pt" o:hralign="center" o:hrstd="t" o:hrnoshade="t" o:hr="t" fillcolor="gray" stroked="f"/>
         </w:pict>
       </w:r>
     </w:p>
@@ -1354,6 +1410,7 @@
         </w:numPr>
       </w:pPr>
       <w:r>
+        <w:lastRenderedPageBreak/>
         <w:t>(a) Todos los seres humanos son inmortales.</w:t>
       </w:r>
     </w:p>
@@ -1376,7 +1433,6 @@
         </w:numPr>
       </w:pPr>
       <w:r>
-        <w:lastRenderedPageBreak/>
         <w:t>(c) Todo ser humano es mortal (no es inmortal).</w:t>
       </w:r>
     </w:p>
@@ -1394,7 +1450,7 @@
     <w:p>
       <w:r>
         <w:pict w14:anchorId="166D6BE6">
-          <v:rect id="_x0000_i1063" style="width:0;height:1.5pt" o:hralign="center" o:hrstd="t" o:hrnoshade="t" o:hr="t" fillcolor="gray" stroked="f"/>
+          <v:rect id="_x0000_i1029" style="width:0;height:1.5pt" o:hralign="center" o:hrstd="t" o:hrnoshade="t" o:hr="t" fillcolor="gray" stroked="f"/>
         </w:pict>
       </w:r>
     </w:p>
@@ -1614,7 +1670,7 @@
     <w:p>
       <w:r>
         <w:pict w14:anchorId="7ED10DEC">
-          <v:rect id="_x0000_i1064" style="width:0;height:1.5pt" o:hralign="center" o:hrstd="t" o:hrnoshade="t" o:hr="t" fillcolor="gray" stroked="f"/>
+          <v:rect id="_x0000_i1030" style="width:0;height:1.5pt" o:hralign="center" o:hrstd="t" o:hrnoshade="t" o:hr="t" fillcolor="gray" stroked="f"/>
         </w:pict>
       </w:r>
     </w:p>
@@ -1726,6 +1782,7 @@
         </w:numPr>
       </w:pPr>
       <w:r>
+        <w:lastRenderedPageBreak/>
         <w:t>(b) Algunos políticos son honestos.</w:t>
       </w:r>
     </w:p>
@@ -1748,7 +1805,6 @@
         </w:numPr>
       </w:pPr>
       <w:r>
-        <w:lastRenderedPageBreak/>
         <w:t>(d) Ningún político es honesto.</w:t>
       </w:r>
     </w:p>
@@ -1814,7 +1870,7 @@
     <w:p>
       <w:r>
         <w:pict w14:anchorId="35101FDB">
-          <v:rect id="_x0000_i1065" style="width:0;height:1.5pt" o:hralign="center" o:hrstd="t" o:hrnoshade="t" o:hr="t" fillcolor="gray" stroked="f"/>
+          <v:rect id="_x0000_i1031" style="width:0;height:1.5pt" o:hralign="center" o:hrstd="t" o:hrnoshade="t" o:hr="t" fillcolor="gray" stroked="f"/>
         </w:pict>
       </w:r>
     </w:p>
@@ -2517,8 +2573,9 @@
     </w:tbl>
     <w:p>
       <w:r>
+        <w:lastRenderedPageBreak/>
         <w:pict w14:anchorId="46A2D79F">
-          <v:rect id="_x0000_i1066" style="width:0;height:1.5pt" o:hralign="center" o:hrstd="t" o:hrnoshade="t" o:hr="t" fillcolor="gray" stroked="f"/>
+          <v:rect id="_x0000_i1032" style="width:0;height:1.5pt" o:hralign="center" o:hrstd="t" o:hrnoshade="t" o:hr="t" fillcolor="gray" stroked="f"/>
         </w:pict>
       </w:r>
     </w:p>
@@ -2539,168 +2596,2737 @@
     </w:p>
     <w:p>
       <w:r>
+        <w:t>Este script utiliza Pandas para mostrar la matriz de verdad de las negaciones, útil para entender por qué la opción (d) del ejercicio original era la correcta.</w:t>
+      </w:r>
+    </w:p>
+    <w:p>
+      <w:r>
+        <w:t>Python</w:t>
+      </w:r>
+    </w:p>
+    <w:p>
+      <w:proofErr w:type="spellStart"/>
+      <w:r>
+        <w:t>import</w:t>
+      </w:r>
+      <w:proofErr w:type="spellEnd"/>
+      <w:r>
+        <w:t xml:space="preserve"> pandas as </w:t>
+      </w:r>
+      <w:proofErr w:type="spellStart"/>
+      <w:r>
+        <w:t>pd</w:t>
+      </w:r>
+      <w:proofErr w:type="spellEnd"/>
+    </w:p>
+    <w:p/>
+    <w:p>
+      <w:r>
+        <w:t># Definimos los estados posibles para 3 elementos (A=Asistió, N=No asistió)</w:t>
+      </w:r>
+    </w:p>
+    <w:p>
+      <w:r>
+        <w:t># Escenario: "No todos asistieron"</w:t>
+      </w:r>
+    </w:p>
+    <w:p>
+      <w:r>
+        <w:t>data = {</w:t>
+      </w:r>
+    </w:p>
+    <w:p>
+      <w:r>
+        <w:t xml:space="preserve">    'Sujeto 1': ['A', 'A', 'N', 'N'],</w:t>
+      </w:r>
+    </w:p>
+    <w:p>
+      <w:r>
+        <w:t xml:space="preserve">    'Sujeto 2': ['A', 'N', 'A', 'N'],</w:t>
+      </w:r>
+    </w:p>
+    <w:p>
+      <w:r>
+        <w:t xml:space="preserve">    'Sujeto 3': ['N', 'A', 'A', 'N'],</w:t>
+      </w:r>
+    </w:p>
+    <w:p>
+      <w:r>
+        <w:t xml:space="preserve">    '¿Todos asistieron?': ['No', 'No', 'No', 'No'],</w:t>
+      </w:r>
+    </w:p>
+    <w:p>
+      <w:r>
+        <w:t xml:space="preserve">    '¿Al menos uno NO asistió?': ['Sí', 'Sí', 'Sí', 'Sí']</w:t>
+      </w:r>
+    </w:p>
+    <w:p>
+      <w:r>
+        <w:t>}</w:t>
+      </w:r>
+    </w:p>
+    <w:p/>
+    <w:p>
+      <w:proofErr w:type="spellStart"/>
+      <w:r>
+        <w:t>df</w:t>
+      </w:r>
+      <w:proofErr w:type="spellEnd"/>
+      <w:r>
+        <w:t xml:space="preserve"> = </w:t>
+      </w:r>
+      <w:proofErr w:type="spellStart"/>
+      <w:proofErr w:type="gramStart"/>
+      <w:r>
+        <w:t>pd.DataFrame</w:t>
+      </w:r>
+      <w:proofErr w:type="spellEnd"/>
+      <w:proofErr w:type="gramEnd"/>
+      <w:r>
+        <w:t>(data)</w:t>
+      </w:r>
+    </w:p>
+    <w:p>
+      <w:proofErr w:type="spellStart"/>
+      <w:proofErr w:type="gramStart"/>
+      <w:r>
+        <w:t>print</w:t>
+      </w:r>
+      <w:proofErr w:type="spellEnd"/>
+      <w:r>
+        <w:t>(</w:t>
+      </w:r>
+      <w:proofErr w:type="gramEnd"/>
+      <w:r>
+        <w:t>"Validación de Equivalencia Lógica:")</w:t>
+      </w:r>
+    </w:p>
+    <w:p>
+      <w:pPr>
+        <w:rPr>
+          <w:lang w:val="en-US"/>
+        </w:rPr>
+      </w:pPr>
+      <w:r>
+        <w:rPr>
+          <w:lang w:val="en-US"/>
+        </w:rPr>
+        <w:t>print(</w:t>
+      </w:r>
+      <w:proofErr w:type="spellStart"/>
+      <w:r>
+        <w:rPr>
+          <w:lang w:val="en-US"/>
+        </w:rPr>
+        <w:t>df.to_string</w:t>
+      </w:r>
+      <w:proofErr w:type="spellEnd"/>
+      <w:r>
+        <w:rPr>
+          <w:lang w:val="en-US"/>
+        </w:rPr>
+        <w:t>(index=False))</w:t>
+      </w:r>
+    </w:p>
+    <w:p>
+      <w:pPr>
+        <w:rPr>
+          <w:lang w:val="en-US"/>
+        </w:rPr>
+      </w:pPr>
+    </w:p>
+    <w:p>
+      <w:pPr>
+        <w:rPr>
+          <w:lang w:val="en-US"/>
+        </w:rPr>
+      </w:pPr>
+    </w:p>
+    <w:p>
+      <w:r>
+        <w:rPr>
+          <w:b/>
+          <w:bCs/>
+        </w:rPr>
+        <w:t>Clave para el éxito:</w:t>
+      </w:r>
+      <w:r>
+        <w:t xml:space="preserve"> Recuerda </w:t>
+      </w:r>
+      <w:proofErr w:type="gramStart"/>
+      <w:r>
+        <w:t>que</w:t>
+      </w:r>
+      <w:proofErr w:type="gramEnd"/>
+      <w:r>
+        <w:t xml:space="preserve"> en lógica formal, "Muchos", "Casi todos" o "La mayoría" (como en las opciones b y c del problema original) </w:t>
+      </w:r>
+      <w:r>
+        <w:rPr>
+          <w:b/>
+          <w:bCs/>
+        </w:rPr>
+        <w:t>no</w:t>
+      </w:r>
+      <w:r>
+        <w:t xml:space="preserve"> tienen equivalentes exactos, ya que no definen una certeza absoluta sobre la existencia o universalidad.</w:t>
+      </w:r>
+      <w:r>
+        <w:t xml:space="preserve">  </w:t>
+      </w:r>
+    </w:p>
+    <w:p/>
+    <w:p>
+      <w:r>
         <w:lastRenderedPageBreak/>
-        <w:t>Este script utiliza Pandas para mostrar la matriz de verdad de las negaciones, útil para entender por qué la opción (d) del ejercicio original era la correcta.</w:t>
-      </w:r>
-    </w:p>
-    <w:p>
-      <w:r>
-        <w:t>Python</w:t>
-      </w:r>
-    </w:p>
-    <w:p>
-      <w:proofErr w:type="spellStart"/>
-      <w:r>
-        <w:t>import</w:t>
-      </w:r>
-      <w:proofErr w:type="spellEnd"/>
-      <w:r>
-        <w:t xml:space="preserve"> pandas as </w:t>
-      </w:r>
-      <w:proofErr w:type="spellStart"/>
-      <w:r>
-        <w:t>pd</w:t>
-      </w:r>
-      <w:proofErr w:type="spellEnd"/>
-    </w:p>
+        <w:t xml:space="preserve">Aquí tienes los 20 ejercicios organizados y formateados para que puedas copiarlos y pegarlos directamente en un documento de Word. He incluido una estructura limpia con secciones, tablas de rastreo para cada nivel y una </w:t>
+      </w:r>
+      <w:r>
+        <w:rPr>
+          <w:b/>
+          <w:bCs/>
+        </w:rPr>
+        <w:t>plantilla de resolución</w:t>
+      </w:r>
+      <w:r>
+        <w:t xml:space="preserve"> (tabla de doble entrada) al final.</w:t>
+      </w:r>
+    </w:p>
+    <w:p>
+      <w:r>
+        <w:pict w14:anchorId="3909EB90">
+          <v:rect id="_x0000_i1069" style="width:0;height:1.5pt" o:hralign="center" o:hrstd="t" o:hrnoshade="t" o:hr="t" fillcolor="gray" stroked="f"/>
+        </w:pict>
+      </w:r>
+    </w:p>
+    <w:p>
+      <w:pPr>
+        <w:rPr>
+          <w:b/>
+          <w:bCs/>
+        </w:rPr>
+      </w:pPr>
+      <w:r>
+        <w:rPr>
+          <w:b/>
+          <w:bCs/>
+        </w:rPr>
+        <w:t>Taller de Lógica: Correspondencia Biunívoca y Tablas de Estados</w:t>
+      </w:r>
+    </w:p>
+    <w:p>
+      <w:r>
+        <w:rPr>
+          <w:b/>
+          <w:bCs/>
+        </w:rPr>
+        <w:t>Instrucciones:</w:t>
+      </w:r>
+      <w:r>
+        <w:t xml:space="preserve"> En cada ejercicio, se presenta una serie de jugadas con un arreglo de símbolos y el valor de un "Contador". El contador indica cuántos símbolos están en la posición correcta según una clave interna secreta. Tu objetivo es deducir la correspondencia única entre símbolos y posiciones.</w:t>
+      </w:r>
+    </w:p>
+    <w:p>
+      <w:r>
+        <w:pict w14:anchorId="4C9EC9B4">
+          <v:rect id="_x0000_i1070" style="width:0;height:1.5pt" o:hralign="center" o:hrstd="t" o:hrnoshade="t" o:hr="t" fillcolor="gray" stroked="f"/>
+        </w:pict>
+      </w:r>
+    </w:p>
+    <w:p>
+      <w:pPr>
+        <w:rPr>
+          <w:b/>
+          <w:bCs/>
+        </w:rPr>
+      </w:pPr>
+      <w:r>
+        <w:rPr>
+          <w:b/>
+          <w:bCs/>
+        </w:rPr>
+        <w:t>Bloque 1: Nivel Inicial (3 Símbolos, 3 Posiciones)</w:t>
+      </w:r>
+    </w:p>
+    <w:p>
+      <w:r>
+        <w:rPr>
+          <w:i/>
+          <w:iCs/>
+        </w:rPr>
+        <w:t>Símbolos: {</w:t>
+      </w:r>
+      <w:r>
+        <w:rPr>
+          <w:rFonts w:ascii="Segoe UI Symbol" w:hAnsi="Segoe UI Symbol" w:cs="Segoe UI Symbol"/>
+          <w:i/>
+          <w:iCs/>
+        </w:rPr>
+        <w:t>♠</w:t>
+      </w:r>
+      <w:r>
+        <w:rPr>
+          <w:i/>
+          <w:iCs/>
+        </w:rPr>
+        <w:t xml:space="preserve">, </w:t>
+      </w:r>
+      <w:r>
+        <w:rPr>
+          <w:rFonts w:ascii="Segoe UI Symbol" w:hAnsi="Segoe UI Symbol" w:cs="Segoe UI Symbol"/>
+          <w:i/>
+          <w:iCs/>
+        </w:rPr>
+        <w:t>♥</w:t>
+      </w:r>
+      <w:r>
+        <w:rPr>
+          <w:i/>
+          <w:iCs/>
+        </w:rPr>
+        <w:t xml:space="preserve">, </w:t>
+      </w:r>
+      <w:r>
+        <w:rPr>
+          <w:rFonts w:ascii="Segoe UI Symbol" w:hAnsi="Segoe UI Symbol" w:cs="Segoe UI Symbol"/>
+          <w:i/>
+          <w:iCs/>
+        </w:rPr>
+        <w:t>♦</w:t>
+      </w:r>
+      <w:r>
+        <w:rPr>
+          <w:i/>
+          <w:iCs/>
+        </w:rPr>
+        <w:t>} | Posiciones: {A, B, C}</w:t>
+      </w:r>
+    </w:p>
+    <w:p>
+      <w:r>
+        <w:rPr>
+          <w:b/>
+          <w:bCs/>
+        </w:rPr>
+        <w:t>Ejercicio 1.1</w:t>
+      </w:r>
+    </w:p>
+    <w:p>
+      <w:pPr>
+        <w:numPr>
+          <w:ilvl w:val="0"/>
+          <w:numId w:val="16"/>
+        </w:numPr>
+      </w:pPr>
+      <w:r>
+        <w:t>Inicial: [</w:t>
+      </w:r>
+      <w:r>
+        <w:rPr>
+          <w:rFonts w:ascii="Segoe UI Symbol" w:hAnsi="Segoe UI Symbol" w:cs="Segoe UI Symbol"/>
+        </w:rPr>
+        <w:t>♠</w:t>
+      </w:r>
+      <w:r>
+        <w:t xml:space="preserve">, </w:t>
+      </w:r>
+      <w:r>
+        <w:rPr>
+          <w:rFonts w:ascii="Segoe UI Symbol" w:hAnsi="Segoe UI Symbol" w:cs="Segoe UI Symbol"/>
+        </w:rPr>
+        <w:t>♥</w:t>
+      </w:r>
+      <w:r>
+        <w:t xml:space="preserve">, </w:t>
+      </w:r>
+      <w:r>
+        <w:rPr>
+          <w:rFonts w:ascii="Segoe UI Symbol" w:hAnsi="Segoe UI Symbol" w:cs="Segoe UI Symbol"/>
+        </w:rPr>
+        <w:t>♦</w:t>
+      </w:r>
+      <w:r>
+        <w:t xml:space="preserve">] </w:t>
+      </w:r>
+      <w:r>
+        <w:rPr>
+          <w:rFonts w:ascii="Aptos" w:hAnsi="Aptos" w:cs="Aptos"/>
+        </w:rPr>
+        <w:t>—</w:t>
+      </w:r>
+      <w:r>
+        <w:t xml:space="preserve"> Contador: 0</w:t>
+      </w:r>
+    </w:p>
+    <w:p>
+      <w:pPr>
+        <w:numPr>
+          <w:ilvl w:val="0"/>
+          <w:numId w:val="16"/>
+        </w:numPr>
+      </w:pPr>
+      <w:r>
+        <w:t>Jugada 1: [</w:t>
+      </w:r>
+      <w:r>
+        <w:rPr>
+          <w:rFonts w:ascii="Segoe UI Symbol" w:hAnsi="Segoe UI Symbol" w:cs="Segoe UI Symbol"/>
+        </w:rPr>
+        <w:t>♦</w:t>
+      </w:r>
+      <w:r>
+        <w:t xml:space="preserve">, </w:t>
+      </w:r>
+      <w:r>
+        <w:rPr>
+          <w:rFonts w:ascii="Segoe UI Symbol" w:hAnsi="Segoe UI Symbol" w:cs="Segoe UI Symbol"/>
+        </w:rPr>
+        <w:t>♥</w:t>
+      </w:r>
+      <w:r>
+        <w:t xml:space="preserve">, </w:t>
+      </w:r>
+      <w:r>
+        <w:rPr>
+          <w:rFonts w:ascii="Segoe UI Symbol" w:hAnsi="Segoe UI Symbol" w:cs="Segoe UI Symbol"/>
+        </w:rPr>
+        <w:t>♠</w:t>
+      </w:r>
+      <w:r>
+        <w:t xml:space="preserve">] </w:t>
+      </w:r>
+      <w:r>
+        <w:rPr>
+          <w:rFonts w:ascii="Aptos" w:hAnsi="Aptos" w:cs="Aptos"/>
+        </w:rPr>
+        <w:t>—</w:t>
+      </w:r>
+      <w:r>
+        <w:t xml:space="preserve"> Contador: 1</w:t>
+      </w:r>
+    </w:p>
+    <w:p>
+      <w:pPr>
+        <w:numPr>
+          <w:ilvl w:val="0"/>
+          <w:numId w:val="16"/>
+        </w:numPr>
+      </w:pPr>
+      <w:r>
+        <w:rPr>
+          <w:b/>
+          <w:bCs/>
+        </w:rPr>
+        <w:t>Pregunta:</w:t>
+      </w:r>
+      <w:r>
+        <w:t xml:space="preserve"> ¿Cuál es la correspondencia correcta para las posiciones A, B y C?</w:t>
+      </w:r>
+    </w:p>
+    <w:p>
+      <w:r>
+        <w:rPr>
+          <w:b/>
+          <w:bCs/>
+        </w:rPr>
+        <w:t>Ejercicio 1.2</w:t>
+      </w:r>
+    </w:p>
+    <w:p>
+      <w:pPr>
+        <w:numPr>
+          <w:ilvl w:val="0"/>
+          <w:numId w:val="17"/>
+        </w:numPr>
+      </w:pPr>
+      <w:r>
+        <w:t>Inicial: [</w:t>
+      </w:r>
+      <w:r>
+        <w:rPr>
+          <w:rFonts w:ascii="Segoe UI Symbol" w:hAnsi="Segoe UI Symbol" w:cs="Segoe UI Symbol"/>
+        </w:rPr>
+        <w:t>♥</w:t>
+      </w:r>
+      <w:r>
+        <w:t xml:space="preserve">, </w:t>
+      </w:r>
+      <w:r>
+        <w:rPr>
+          <w:rFonts w:ascii="Segoe UI Symbol" w:hAnsi="Segoe UI Symbol" w:cs="Segoe UI Symbol"/>
+        </w:rPr>
+        <w:t>♦</w:t>
+      </w:r>
+      <w:r>
+        <w:t xml:space="preserve">, </w:t>
+      </w:r>
+      <w:r>
+        <w:rPr>
+          <w:rFonts w:ascii="Segoe UI Symbol" w:hAnsi="Segoe UI Symbol" w:cs="Segoe UI Symbol"/>
+        </w:rPr>
+        <w:t>♠</w:t>
+      </w:r>
+      <w:r>
+        <w:t xml:space="preserve">] </w:t>
+      </w:r>
+      <w:r>
+        <w:rPr>
+          <w:rFonts w:ascii="Aptos" w:hAnsi="Aptos" w:cs="Aptos"/>
+        </w:rPr>
+        <w:t>—</w:t>
+      </w:r>
+      <w:r>
+        <w:t xml:space="preserve"> Contador: 0</w:t>
+      </w:r>
+    </w:p>
+    <w:p>
+      <w:pPr>
+        <w:numPr>
+          <w:ilvl w:val="0"/>
+          <w:numId w:val="17"/>
+        </w:numPr>
+      </w:pPr>
+      <w:r>
+        <w:t>Jugada 1: [</w:t>
+      </w:r>
+      <w:r>
+        <w:rPr>
+          <w:rFonts w:ascii="Segoe UI Symbol" w:hAnsi="Segoe UI Symbol" w:cs="Segoe UI Symbol"/>
+        </w:rPr>
+        <w:t>♠</w:t>
+      </w:r>
+      <w:r>
+        <w:t xml:space="preserve">, </w:t>
+      </w:r>
+      <w:r>
+        <w:rPr>
+          <w:rFonts w:ascii="Segoe UI Symbol" w:hAnsi="Segoe UI Symbol" w:cs="Segoe UI Symbol"/>
+        </w:rPr>
+        <w:t>♦</w:t>
+      </w:r>
+      <w:r>
+        <w:t xml:space="preserve">, </w:t>
+      </w:r>
+      <w:r>
+        <w:rPr>
+          <w:rFonts w:ascii="Segoe UI Symbol" w:hAnsi="Segoe UI Symbol" w:cs="Segoe UI Symbol"/>
+        </w:rPr>
+        <w:t>♥</w:t>
+      </w:r>
+      <w:r>
+        <w:t xml:space="preserve">] </w:t>
+      </w:r>
+      <w:r>
+        <w:rPr>
+          <w:rFonts w:ascii="Aptos" w:hAnsi="Aptos" w:cs="Aptos"/>
+        </w:rPr>
+        <w:t>—</w:t>
+      </w:r>
+      <w:r>
+        <w:t xml:space="preserve"> Contador: 0</w:t>
+      </w:r>
+    </w:p>
+    <w:p>
+      <w:pPr>
+        <w:numPr>
+          <w:ilvl w:val="0"/>
+          <w:numId w:val="17"/>
+        </w:numPr>
+      </w:pPr>
+      <w:r>
+        <w:rPr>
+          <w:b/>
+          <w:bCs/>
+        </w:rPr>
+        <w:t>Pregunta:</w:t>
+      </w:r>
+      <w:r>
+        <w:t xml:space="preserve"> Si solo queda una opción para la posición A, ¿qué símbolo le corresponde?</w:t>
+      </w:r>
+    </w:p>
+    <w:p>
+      <w:r>
+        <w:rPr>
+          <w:b/>
+          <w:bCs/>
+        </w:rPr>
+        <w:t>Ejercicio 1.3</w:t>
+      </w:r>
+    </w:p>
+    <w:p>
+      <w:pPr>
+        <w:numPr>
+          <w:ilvl w:val="0"/>
+          <w:numId w:val="18"/>
+        </w:numPr>
+      </w:pPr>
+      <w:r>
+        <w:t>Inicial: [</w:t>
+      </w:r>
+      <w:r>
+        <w:rPr>
+          <w:rFonts w:ascii="Segoe UI Symbol" w:hAnsi="Segoe UI Symbol" w:cs="Segoe UI Symbol"/>
+        </w:rPr>
+        <w:t>♦</w:t>
+      </w:r>
+      <w:r>
+        <w:t xml:space="preserve">, </w:t>
+      </w:r>
+      <w:r>
+        <w:rPr>
+          <w:rFonts w:ascii="Segoe UI Symbol" w:hAnsi="Segoe UI Symbol" w:cs="Segoe UI Symbol"/>
+        </w:rPr>
+        <w:t>♠</w:t>
+      </w:r>
+      <w:r>
+        <w:t xml:space="preserve">, </w:t>
+      </w:r>
+      <w:r>
+        <w:rPr>
+          <w:rFonts w:ascii="Segoe UI Symbol" w:hAnsi="Segoe UI Symbol" w:cs="Segoe UI Symbol"/>
+        </w:rPr>
+        <w:t>♥</w:t>
+      </w:r>
+      <w:r>
+        <w:t xml:space="preserve">] </w:t>
+      </w:r>
+      <w:r>
+        <w:rPr>
+          <w:rFonts w:ascii="Aptos" w:hAnsi="Aptos" w:cs="Aptos"/>
+        </w:rPr>
+        <w:t>—</w:t>
+      </w:r>
+      <w:r>
+        <w:t xml:space="preserve"> Contador: 0</w:t>
+      </w:r>
+    </w:p>
+    <w:p>
+      <w:pPr>
+        <w:numPr>
+          <w:ilvl w:val="0"/>
+          <w:numId w:val="18"/>
+        </w:numPr>
+      </w:pPr>
+      <w:r>
+        <w:t>Jugada 1: [</w:t>
+      </w:r>
+      <w:r>
+        <w:rPr>
+          <w:rFonts w:ascii="Segoe UI Symbol" w:hAnsi="Segoe UI Symbol" w:cs="Segoe UI Symbol"/>
+        </w:rPr>
+        <w:t>♦</w:t>
+      </w:r>
+      <w:r>
+        <w:t xml:space="preserve">, </w:t>
+      </w:r>
+      <w:r>
+        <w:rPr>
+          <w:rFonts w:ascii="Segoe UI Symbol" w:hAnsi="Segoe UI Symbol" w:cs="Segoe UI Symbol"/>
+        </w:rPr>
+        <w:t>♥</w:t>
+      </w:r>
+      <w:r>
+        <w:t xml:space="preserve">, </w:t>
+      </w:r>
+      <w:r>
+        <w:rPr>
+          <w:rFonts w:ascii="Segoe UI Symbol" w:hAnsi="Segoe UI Symbol" w:cs="Segoe UI Symbol"/>
+        </w:rPr>
+        <w:t>♠</w:t>
+      </w:r>
+      <w:r>
+        <w:t xml:space="preserve">] </w:t>
+      </w:r>
+      <w:r>
+        <w:rPr>
+          <w:rFonts w:ascii="Aptos" w:hAnsi="Aptos" w:cs="Aptos"/>
+        </w:rPr>
+        <w:t>—</w:t>
+      </w:r>
+      <w:r>
+        <w:t xml:space="preserve"> Contador: 0</w:t>
+      </w:r>
+    </w:p>
+    <w:p>
+      <w:pPr>
+        <w:numPr>
+          <w:ilvl w:val="0"/>
+          <w:numId w:val="18"/>
+        </w:numPr>
+      </w:pPr>
+      <w:r>
+        <w:rPr>
+          <w:b/>
+          <w:bCs/>
+        </w:rPr>
+        <w:t>Pregunta:</w:t>
+      </w:r>
+      <w:r>
+        <w:t xml:space="preserve"> ¿Qué símbolo corresponde necesariamente a la posición A?</w:t>
+      </w:r>
+    </w:p>
+    <w:p>
+      <w:r>
+        <w:rPr>
+          <w:b/>
+          <w:bCs/>
+        </w:rPr>
+        <w:t>Ejercicio 1.4</w:t>
+      </w:r>
+    </w:p>
+    <w:p>
+      <w:pPr>
+        <w:numPr>
+          <w:ilvl w:val="0"/>
+          <w:numId w:val="19"/>
+        </w:numPr>
+      </w:pPr>
+      <w:r>
+        <w:t>Inicial: [</w:t>
+      </w:r>
+      <w:r>
+        <w:rPr>
+          <w:rFonts w:ascii="Segoe UI Symbol" w:hAnsi="Segoe UI Symbol" w:cs="Segoe UI Symbol"/>
+        </w:rPr>
+        <w:t>♠</w:t>
+      </w:r>
+      <w:r>
+        <w:t xml:space="preserve">, </w:t>
+      </w:r>
+      <w:r>
+        <w:rPr>
+          <w:rFonts w:ascii="Segoe UI Symbol" w:hAnsi="Segoe UI Symbol" w:cs="Segoe UI Symbol"/>
+        </w:rPr>
+        <w:t>♥</w:t>
+      </w:r>
+      <w:r>
+        <w:t xml:space="preserve">, </w:t>
+      </w:r>
+      <w:r>
+        <w:rPr>
+          <w:rFonts w:ascii="Segoe UI Symbol" w:hAnsi="Segoe UI Symbol" w:cs="Segoe UI Symbol"/>
+        </w:rPr>
+        <w:t>♦</w:t>
+      </w:r>
+      <w:r>
+        <w:t xml:space="preserve">] </w:t>
+      </w:r>
+      <w:r>
+        <w:rPr>
+          <w:rFonts w:ascii="Aptos" w:hAnsi="Aptos" w:cs="Aptos"/>
+        </w:rPr>
+        <w:t>—</w:t>
+      </w:r>
+      <w:r>
+        <w:t xml:space="preserve"> Contador: 1</w:t>
+      </w:r>
+    </w:p>
+    <w:p>
+      <w:pPr>
+        <w:numPr>
+          <w:ilvl w:val="0"/>
+          <w:numId w:val="19"/>
+        </w:numPr>
+      </w:pPr>
+      <w:r>
+        <w:lastRenderedPageBreak/>
+        <w:t>Jugada 1: [</w:t>
+      </w:r>
+      <w:r>
+        <w:rPr>
+          <w:rFonts w:ascii="Segoe UI Symbol" w:hAnsi="Segoe UI Symbol" w:cs="Segoe UI Symbol"/>
+        </w:rPr>
+        <w:t>♥</w:t>
+      </w:r>
+      <w:r>
+        <w:t xml:space="preserve">, </w:t>
+      </w:r>
+      <w:r>
+        <w:rPr>
+          <w:rFonts w:ascii="Segoe UI Symbol" w:hAnsi="Segoe UI Symbol" w:cs="Segoe UI Symbol"/>
+        </w:rPr>
+        <w:t>♠</w:t>
+      </w:r>
+      <w:r>
+        <w:t xml:space="preserve">, </w:t>
+      </w:r>
+      <w:r>
+        <w:rPr>
+          <w:rFonts w:ascii="Segoe UI Symbol" w:hAnsi="Segoe UI Symbol" w:cs="Segoe UI Symbol"/>
+        </w:rPr>
+        <w:t>♦</w:t>
+      </w:r>
+      <w:r>
+        <w:t xml:space="preserve">] </w:t>
+      </w:r>
+      <w:r>
+        <w:rPr>
+          <w:rFonts w:ascii="Aptos" w:hAnsi="Aptos" w:cs="Aptos"/>
+        </w:rPr>
+        <w:t>—</w:t>
+      </w:r>
+      <w:r>
+        <w:t xml:space="preserve"> Contador: 1</w:t>
+      </w:r>
+    </w:p>
+    <w:p>
+      <w:pPr>
+        <w:numPr>
+          <w:ilvl w:val="0"/>
+          <w:numId w:val="19"/>
+        </w:numPr>
+      </w:pPr>
+      <w:r>
+        <w:rPr>
+          <w:b/>
+          <w:bCs/>
+        </w:rPr>
+        <w:t>Pregunta:</w:t>
+      </w:r>
+      <w:r>
+        <w:t xml:space="preserve"> ¿Es posible que el símbolo </w:t>
+      </w:r>
+      <w:r>
+        <w:rPr>
+          <w:rFonts w:ascii="Segoe UI Symbol" w:hAnsi="Segoe UI Symbol" w:cs="Segoe UI Symbol"/>
+        </w:rPr>
+        <w:t>♦</w:t>
+      </w:r>
+      <w:r>
+        <w:t xml:space="preserve"> est</w:t>
+      </w:r>
+      <w:r>
+        <w:rPr>
+          <w:rFonts w:ascii="Aptos" w:hAnsi="Aptos" w:cs="Aptos"/>
+        </w:rPr>
+        <w:t>é</w:t>
+      </w:r>
+      <w:r>
+        <w:t xml:space="preserve"> en la posici</w:t>
+      </w:r>
+      <w:r>
+        <w:rPr>
+          <w:rFonts w:ascii="Aptos" w:hAnsi="Aptos" w:cs="Aptos"/>
+        </w:rPr>
+        <w:t>ó</w:t>
+      </w:r>
+      <w:r>
+        <w:t>n C? Justifique.</w:t>
+      </w:r>
+    </w:p>
+    <w:p>
+      <w:r>
+        <w:rPr>
+          <w:b/>
+          <w:bCs/>
+        </w:rPr>
+        <w:t>Ejercicio 1.5</w:t>
+      </w:r>
+    </w:p>
+    <w:p>
+      <w:pPr>
+        <w:numPr>
+          <w:ilvl w:val="0"/>
+          <w:numId w:val="20"/>
+        </w:numPr>
+      </w:pPr>
+      <w:r>
+        <w:t>Inicial: [</w:t>
+      </w:r>
+      <w:r>
+        <w:rPr>
+          <w:rFonts w:ascii="Segoe UI Symbol" w:hAnsi="Segoe UI Symbol" w:cs="Segoe UI Symbol"/>
+        </w:rPr>
+        <w:t>♥</w:t>
+      </w:r>
+      <w:r>
+        <w:t xml:space="preserve">, </w:t>
+      </w:r>
+      <w:r>
+        <w:rPr>
+          <w:rFonts w:ascii="Segoe UI Symbol" w:hAnsi="Segoe UI Symbol" w:cs="Segoe UI Symbol"/>
+        </w:rPr>
+        <w:t>♠</w:t>
+      </w:r>
+      <w:r>
+        <w:t xml:space="preserve">, </w:t>
+      </w:r>
+      <w:r>
+        <w:rPr>
+          <w:rFonts w:ascii="Segoe UI Symbol" w:hAnsi="Segoe UI Symbol" w:cs="Segoe UI Symbol"/>
+        </w:rPr>
+        <w:t>♦</w:t>
+      </w:r>
+      <w:r>
+        <w:t xml:space="preserve">] </w:t>
+      </w:r>
+      <w:r>
+        <w:rPr>
+          <w:rFonts w:ascii="Aptos" w:hAnsi="Aptos" w:cs="Aptos"/>
+        </w:rPr>
+        <w:t>—</w:t>
+      </w:r>
+      <w:r>
+        <w:t xml:space="preserve"> Contador: 0</w:t>
+      </w:r>
+    </w:p>
+    <w:p>
+      <w:pPr>
+        <w:numPr>
+          <w:ilvl w:val="0"/>
+          <w:numId w:val="20"/>
+        </w:numPr>
+      </w:pPr>
+      <w:r>
+        <w:t>Jugada 1: [</w:t>
+      </w:r>
+      <w:r>
+        <w:rPr>
+          <w:rFonts w:ascii="Segoe UI Symbol" w:hAnsi="Segoe UI Symbol" w:cs="Segoe UI Symbol"/>
+        </w:rPr>
+        <w:t>♦</w:t>
+      </w:r>
+      <w:r>
+        <w:t xml:space="preserve">, </w:t>
+      </w:r>
+      <w:r>
+        <w:rPr>
+          <w:rFonts w:ascii="Segoe UI Symbol" w:hAnsi="Segoe UI Symbol" w:cs="Segoe UI Symbol"/>
+        </w:rPr>
+        <w:t>♠</w:t>
+      </w:r>
+      <w:r>
+        <w:t xml:space="preserve">, </w:t>
+      </w:r>
+      <w:r>
+        <w:rPr>
+          <w:rFonts w:ascii="Segoe UI Symbol" w:hAnsi="Segoe UI Symbol" w:cs="Segoe UI Symbol"/>
+        </w:rPr>
+        <w:t>♥</w:t>
+      </w:r>
+      <w:r>
+        <w:t xml:space="preserve">] </w:t>
+      </w:r>
+      <w:r>
+        <w:rPr>
+          <w:rFonts w:ascii="Aptos" w:hAnsi="Aptos" w:cs="Aptos"/>
+        </w:rPr>
+        <w:t>—</w:t>
+      </w:r>
+      <w:r>
+        <w:t xml:space="preserve"> Contador: 2</w:t>
+      </w:r>
+    </w:p>
+    <w:p>
+      <w:pPr>
+        <w:numPr>
+          <w:ilvl w:val="0"/>
+          <w:numId w:val="20"/>
+        </w:numPr>
+      </w:pPr>
+      <w:r>
+        <w:rPr>
+          <w:b/>
+          <w:bCs/>
+        </w:rPr>
+        <w:t>Pregunta:</w:t>
+      </w:r>
+      <w:r>
+        <w:t xml:space="preserve"> ¿Qué símbolos determinaron el cambio del contador de 0 a 2?</w:t>
+      </w:r>
+    </w:p>
+    <w:p>
+      <w:r>
+        <w:pict w14:anchorId="02ACE8CB">
+          <v:rect id="_x0000_i1071" style="width:0;height:1.5pt" o:hralign="center" o:hrstd="t" o:hrnoshade="t" o:hr="t" fillcolor="gray" stroked="f"/>
+        </w:pict>
+      </w:r>
+    </w:p>
+    <w:p>
+      <w:pPr>
+        <w:rPr>
+          <w:b/>
+          <w:bCs/>
+        </w:rPr>
+      </w:pPr>
+      <w:r>
+        <w:rPr>
+          <w:b/>
+          <w:bCs/>
+        </w:rPr>
+        <w:t>Bloque 2: Nivel Intermedio (4 Símbolos, 4 Posiciones)</w:t>
+      </w:r>
+    </w:p>
+    <w:p>
+      <w:r>
+        <w:rPr>
+          <w:i/>
+          <w:iCs/>
+        </w:rPr>
+        <w:t>Símbolos: {1, 2, 3, 4} | Posiciones: {A, B, C, D}</w:t>
+      </w:r>
+    </w:p>
+    <w:p>
+      <w:r>
+        <w:rPr>
+          <w:b/>
+          <w:bCs/>
+        </w:rPr>
+        <w:t>Ejercicio 2.1</w:t>
+      </w:r>
+    </w:p>
+    <w:p>
+      <w:pPr>
+        <w:numPr>
+          <w:ilvl w:val="0"/>
+          <w:numId w:val="21"/>
+        </w:numPr>
+      </w:pPr>
+      <w:r>
+        <w:t>Inicial: [1, 2, 3, 4] — Contador: 0</w:t>
+      </w:r>
+    </w:p>
+    <w:p>
+      <w:pPr>
+        <w:numPr>
+          <w:ilvl w:val="0"/>
+          <w:numId w:val="21"/>
+        </w:numPr>
+      </w:pPr>
+      <w:r>
+        <w:t>Jugada 1: [2, 1, 3, 4] — Contador: 0</w:t>
+      </w:r>
+    </w:p>
+    <w:p>
+      <w:pPr>
+        <w:numPr>
+          <w:ilvl w:val="0"/>
+          <w:numId w:val="21"/>
+        </w:numPr>
+      </w:pPr>
+      <w:r>
+        <w:t>Jugada 2: [1, 2, 4, 3] — Contador: 2</w:t>
+      </w:r>
+    </w:p>
+    <w:p>
+      <w:pPr>
+        <w:numPr>
+          <w:ilvl w:val="0"/>
+          <w:numId w:val="21"/>
+        </w:numPr>
+      </w:pPr>
+      <w:r>
+        <w:rPr>
+          <w:b/>
+          <w:bCs/>
+        </w:rPr>
+        <w:t>Pregunta:</w:t>
+      </w:r>
+      <w:r>
+        <w:t xml:space="preserve"> ¿Cuáles son los dos números que están en la posición correcta en la Jugada 2?</w:t>
+      </w:r>
+    </w:p>
+    <w:p>
+      <w:r>
+        <w:rPr>
+          <w:b/>
+          <w:bCs/>
+        </w:rPr>
+        <w:t>Ejercicio 2.2</w:t>
+      </w:r>
+    </w:p>
+    <w:p>
+      <w:pPr>
+        <w:numPr>
+          <w:ilvl w:val="0"/>
+          <w:numId w:val="22"/>
+        </w:numPr>
+      </w:pPr>
+      <w:r>
+        <w:t>Inicial: [4, 3, 2, 1] — Contador: 0</w:t>
+      </w:r>
+    </w:p>
+    <w:p>
+      <w:pPr>
+        <w:numPr>
+          <w:ilvl w:val="0"/>
+          <w:numId w:val="22"/>
+        </w:numPr>
+      </w:pPr>
+      <w:r>
+        <w:t>Jugada 1: [3, 4, 1, 2] — Contador: 0</w:t>
+      </w:r>
+    </w:p>
+    <w:p>
+      <w:pPr>
+        <w:numPr>
+          <w:ilvl w:val="0"/>
+          <w:numId w:val="22"/>
+        </w:numPr>
+      </w:pPr>
+      <w:r>
+        <w:t>Jugada 2: [2, 1, 4, 3] — Contador: 4</w:t>
+      </w:r>
+    </w:p>
+    <w:p>
+      <w:pPr>
+        <w:numPr>
+          <w:ilvl w:val="0"/>
+          <w:numId w:val="22"/>
+        </w:numPr>
+      </w:pPr>
+      <w:r>
+        <w:rPr>
+          <w:b/>
+          <w:bCs/>
+        </w:rPr>
+        <w:t>Pregunta:</w:t>
+      </w:r>
+      <w:r>
+        <w:t xml:space="preserve"> Establezca la relación completa (</w:t>
+      </w:r>
+      <w:proofErr w:type="gramStart"/>
+      <w:r>
+        <w:t>A=?</w:t>
+      </w:r>
+      <w:proofErr w:type="gramEnd"/>
+      <w:r>
+        <w:t>, B=?, C=?, D=?).</w:t>
+      </w:r>
+    </w:p>
+    <w:p>
+      <w:r>
+        <w:rPr>
+          <w:b/>
+          <w:bCs/>
+        </w:rPr>
+        <w:t>Ejercicio 2.3</w:t>
+      </w:r>
+    </w:p>
+    <w:p>
+      <w:pPr>
+        <w:numPr>
+          <w:ilvl w:val="0"/>
+          <w:numId w:val="23"/>
+        </w:numPr>
+      </w:pPr>
+      <w:r>
+        <w:t>Inicial: [1, 2, 3, 4] — Contador: 1</w:t>
+      </w:r>
+    </w:p>
+    <w:p>
+      <w:pPr>
+        <w:numPr>
+          <w:ilvl w:val="0"/>
+          <w:numId w:val="23"/>
+        </w:numPr>
+      </w:pPr>
+      <w:r>
+        <w:t>Jugada 1: [1, 3, 2, 4] — Contador: 3</w:t>
+      </w:r>
+    </w:p>
+    <w:p>
+      <w:pPr>
+        <w:numPr>
+          <w:ilvl w:val="0"/>
+          <w:numId w:val="23"/>
+        </w:numPr>
+      </w:pPr>
+      <w:r>
+        <w:rPr>
+          <w:b/>
+          <w:bCs/>
+        </w:rPr>
+        <w:t>Pregunta:</w:t>
+      </w:r>
+      <w:r>
+        <w:t xml:space="preserve"> ¿Qué símbolos están en su posición correcta en la Jugada 1?</w:t>
+      </w:r>
+    </w:p>
+    <w:p>
+      <w:r>
+        <w:rPr>
+          <w:b/>
+          <w:bCs/>
+        </w:rPr>
+        <w:t>Ejercicio 2.4</w:t>
+      </w:r>
+    </w:p>
+    <w:p>
+      <w:pPr>
+        <w:numPr>
+          <w:ilvl w:val="0"/>
+          <w:numId w:val="24"/>
+        </w:numPr>
+      </w:pPr>
+      <w:r>
+        <w:t>Inicial: [2, 4, 1, 3] — Contador: 0</w:t>
+      </w:r>
+    </w:p>
+    <w:p>
+      <w:pPr>
+        <w:numPr>
+          <w:ilvl w:val="0"/>
+          <w:numId w:val="24"/>
+        </w:numPr>
+      </w:pPr>
+      <w:r>
+        <w:lastRenderedPageBreak/>
+        <w:t>Jugada 1: [3, 1, 4, 2] — Contador: 0</w:t>
+      </w:r>
+    </w:p>
+    <w:p>
+      <w:pPr>
+        <w:numPr>
+          <w:ilvl w:val="0"/>
+          <w:numId w:val="24"/>
+        </w:numPr>
+      </w:pPr>
+      <w:r>
+        <w:rPr>
+          <w:b/>
+          <w:bCs/>
+        </w:rPr>
+        <w:t>Pregunta:</w:t>
+      </w:r>
+      <w:r>
+        <w:t xml:space="preserve"> ¿Qué número NO puede ocupar la posición B </w:t>
+      </w:r>
+      <w:proofErr w:type="gramStart"/>
+      <w:r>
+        <w:t>bajo ninguna circunstancia</w:t>
+      </w:r>
+      <w:proofErr w:type="gramEnd"/>
+      <w:r>
+        <w:t>?</w:t>
+      </w:r>
+    </w:p>
+    <w:p>
+      <w:r>
+        <w:rPr>
+          <w:b/>
+          <w:bCs/>
+        </w:rPr>
+        <w:t>Ejercicio 2.5</w:t>
+      </w:r>
+    </w:p>
+    <w:p>
+      <w:pPr>
+        <w:numPr>
+          <w:ilvl w:val="0"/>
+          <w:numId w:val="25"/>
+        </w:numPr>
+      </w:pPr>
+      <w:r>
+        <w:t>Inicial: [3, 2, 4, 1] — Contador: 0</w:t>
+      </w:r>
+    </w:p>
+    <w:p>
+      <w:pPr>
+        <w:numPr>
+          <w:ilvl w:val="0"/>
+          <w:numId w:val="25"/>
+        </w:numPr>
+      </w:pPr>
+      <w:r>
+        <w:t>Jugada 1: [3, 2, 1, 4] — Contador: 2</w:t>
+      </w:r>
+    </w:p>
+    <w:p>
+      <w:pPr>
+        <w:numPr>
+          <w:ilvl w:val="0"/>
+          <w:numId w:val="25"/>
+        </w:numPr>
+      </w:pPr>
+      <w:r>
+        <w:rPr>
+          <w:b/>
+          <w:bCs/>
+        </w:rPr>
+        <w:t>Pregunta:</w:t>
+      </w:r>
+      <w:r>
+        <w:t xml:space="preserve"> Deduzca las posiciones finales de los números 1 y 4.</w:t>
+      </w:r>
+    </w:p>
+    <w:p>
+      <w:r>
+        <w:pict w14:anchorId="3E6B6486">
+          <v:rect id="_x0000_i1072" style="width:0;height:1.5pt" o:hralign="center" o:hrstd="t" o:hrnoshade="t" o:hr="t" fillcolor="gray" stroked="f"/>
+        </w:pict>
+      </w:r>
+    </w:p>
+    <w:p>
+      <w:pPr>
+        <w:rPr>
+          <w:b/>
+          <w:bCs/>
+        </w:rPr>
+      </w:pPr>
+      <w:r>
+        <w:rPr>
+          <w:b/>
+          <w:bCs/>
+        </w:rPr>
+        <w:t>Bloque 3: Nivel Avanzado (5 Símbolos, 5 Posiciones)</w:t>
+      </w:r>
+    </w:p>
+    <w:p>
+      <w:r>
+        <w:rPr>
+          <w:i/>
+          <w:iCs/>
+        </w:rPr>
+        <w:t>Símbolos: {R, B, G, Y, P} | Posiciones: {V, W, X, Y, Z}</w:t>
+      </w:r>
+    </w:p>
+    <w:p>
+      <w:r>
+        <w:rPr>
+          <w:b/>
+          <w:bCs/>
+        </w:rPr>
+        <w:t>Ejercicio 3.1</w:t>
+      </w:r>
+    </w:p>
+    <w:p>
+      <w:pPr>
+        <w:numPr>
+          <w:ilvl w:val="0"/>
+          <w:numId w:val="26"/>
+        </w:numPr>
+      </w:pPr>
+      <w:r>
+        <w:t>Inicial: [R, B, G, Y, P] — Contador: 0</w:t>
+      </w:r>
+    </w:p>
+    <w:p>
+      <w:pPr>
+        <w:numPr>
+          <w:ilvl w:val="0"/>
+          <w:numId w:val="26"/>
+        </w:numPr>
+      </w:pPr>
+      <w:r>
+        <w:t>Jugada 1: [B, R, G, Y, P] — Contador: 0</w:t>
+      </w:r>
+    </w:p>
+    <w:p>
+      <w:pPr>
+        <w:numPr>
+          <w:ilvl w:val="0"/>
+          <w:numId w:val="26"/>
+        </w:numPr>
+      </w:pPr>
+      <w:r>
+        <w:t>Jugada 2: [R, B, Y, G, P] — Contador: 1</w:t>
+      </w:r>
+    </w:p>
+    <w:p>
+      <w:pPr>
+        <w:numPr>
+          <w:ilvl w:val="0"/>
+          <w:numId w:val="26"/>
+        </w:numPr>
+      </w:pPr>
+      <w:r>
+        <w:rPr>
+          <w:b/>
+          <w:bCs/>
+        </w:rPr>
+        <w:t>Pregunta:</w:t>
+      </w:r>
+      <w:r>
+        <w:t xml:space="preserve"> ¿Cuál es el único color que podría estar en la posición correcta en la Jugada 2?</w:t>
+      </w:r>
+    </w:p>
+    <w:p>
+      <w:r>
+        <w:rPr>
+          <w:b/>
+          <w:bCs/>
+        </w:rPr>
+        <w:t>Ejercicio 3.2</w:t>
+      </w:r>
+    </w:p>
+    <w:p>
+      <w:pPr>
+        <w:numPr>
+          <w:ilvl w:val="0"/>
+          <w:numId w:val="27"/>
+        </w:numPr>
+      </w:pPr>
+      <w:r>
+        <w:t>Inicial: [P, Y, G, B, R] — Contador: 0</w:t>
+      </w:r>
+    </w:p>
+    <w:p>
+      <w:pPr>
+        <w:numPr>
+          <w:ilvl w:val="0"/>
+          <w:numId w:val="27"/>
+        </w:numPr>
+      </w:pPr>
+      <w:r>
+        <w:t>Jugada 1: [Y, P, G, B, R] — Contador: 0</w:t>
+      </w:r>
+    </w:p>
+    <w:p>
+      <w:pPr>
+        <w:numPr>
+          <w:ilvl w:val="0"/>
+          <w:numId w:val="27"/>
+        </w:numPr>
+      </w:pPr>
+      <w:r>
+        <w:t>Jugada 2: [P, Y, B, G, R] — Contador: 0</w:t>
+      </w:r>
+    </w:p>
+    <w:p>
+      <w:pPr>
+        <w:numPr>
+          <w:ilvl w:val="0"/>
+          <w:numId w:val="27"/>
+        </w:numPr>
+      </w:pPr>
+      <w:r>
+        <w:t>Jugada 3: [R, Y, G, B, P] — Contador: 2</w:t>
+      </w:r>
+    </w:p>
+    <w:p>
+      <w:pPr>
+        <w:numPr>
+          <w:ilvl w:val="0"/>
+          <w:numId w:val="27"/>
+        </w:numPr>
+      </w:pPr>
+      <w:r>
+        <w:rPr>
+          <w:b/>
+          <w:bCs/>
+        </w:rPr>
+        <w:t>Pregunta:</w:t>
+      </w:r>
+      <w:r>
+        <w:t xml:space="preserve"> Identifique los dos aciertos de la Jugada 3.</w:t>
+      </w:r>
+    </w:p>
+    <w:p>
+      <w:r>
+        <w:rPr>
+          <w:b/>
+          <w:bCs/>
+        </w:rPr>
+        <w:t>Ejercicio 3.3</w:t>
+      </w:r>
+    </w:p>
+    <w:p>
+      <w:pPr>
+        <w:numPr>
+          <w:ilvl w:val="0"/>
+          <w:numId w:val="28"/>
+        </w:numPr>
+      </w:pPr>
+      <w:r>
+        <w:t>Inicial: [G, R, B, P, Y] — Contador: 1</w:t>
+      </w:r>
+    </w:p>
+    <w:p>
+      <w:pPr>
+        <w:numPr>
+          <w:ilvl w:val="0"/>
+          <w:numId w:val="28"/>
+        </w:numPr>
+      </w:pPr>
+      <w:r>
+        <w:t>Jugada 1: [G, B, R, P, Y] — Contador: 3</w:t>
+      </w:r>
+    </w:p>
+    <w:p>
+      <w:pPr>
+        <w:numPr>
+          <w:ilvl w:val="0"/>
+          <w:numId w:val="28"/>
+        </w:numPr>
+      </w:pPr>
+      <w:r>
+        <w:rPr>
+          <w:b/>
+          <w:bCs/>
+        </w:rPr>
+        <w:t>Pregunta:</w:t>
+      </w:r>
+      <w:r>
+        <w:t xml:space="preserve"> Si se confirma que G está en la posición V, ¿quiénes son los otros dos aciertos?</w:t>
+      </w:r>
+    </w:p>
+    <w:p>
+      <w:r>
+        <w:rPr>
+          <w:b/>
+          <w:bCs/>
+        </w:rPr>
+        <w:lastRenderedPageBreak/>
+        <w:t>Ejercicio 3.4</w:t>
+      </w:r>
+    </w:p>
+    <w:p>
+      <w:pPr>
+        <w:numPr>
+          <w:ilvl w:val="0"/>
+          <w:numId w:val="29"/>
+        </w:numPr>
+      </w:pPr>
+      <w:r>
+        <w:t>Inicial: [B, G, Y, R, P] — Contador: 0</w:t>
+      </w:r>
+    </w:p>
+    <w:p>
+      <w:pPr>
+        <w:numPr>
+          <w:ilvl w:val="0"/>
+          <w:numId w:val="29"/>
+        </w:numPr>
+      </w:pPr>
+      <w:r>
+        <w:t>Jugada 1: [P, B, G, Y, R] — Contador: 0</w:t>
+      </w:r>
+    </w:p>
+    <w:p>
+      <w:pPr>
+        <w:numPr>
+          <w:ilvl w:val="0"/>
+          <w:numId w:val="29"/>
+        </w:numPr>
+      </w:pPr>
+      <w:r>
+        <w:rPr>
+          <w:b/>
+          <w:bCs/>
+        </w:rPr>
+        <w:t>Pregunta:</w:t>
+      </w:r>
+      <w:r>
+        <w:t xml:space="preserve"> Realice una tabla de descartes completa para la posición Y.</w:t>
+      </w:r>
+    </w:p>
+    <w:p>
+      <w:r>
+        <w:rPr>
+          <w:b/>
+          <w:bCs/>
+        </w:rPr>
+        <w:t>Ejercicio 3.5</w:t>
+      </w:r>
+    </w:p>
+    <w:p>
+      <w:pPr>
+        <w:numPr>
+          <w:ilvl w:val="0"/>
+          <w:numId w:val="30"/>
+        </w:numPr>
+      </w:pPr>
+      <w:r>
+        <w:t>Inicial: [Y, R, P, B, G] — Contador: 0</w:t>
+      </w:r>
+    </w:p>
+    <w:p>
+      <w:pPr>
+        <w:numPr>
+          <w:ilvl w:val="0"/>
+          <w:numId w:val="30"/>
+        </w:numPr>
+      </w:pPr>
+      <w:r>
+        <w:t>Jugada 1: [G, Y, R, P, B] — Contador: 5</w:t>
+      </w:r>
+    </w:p>
+    <w:p>
+      <w:pPr>
+        <w:numPr>
+          <w:ilvl w:val="0"/>
+          <w:numId w:val="30"/>
+        </w:numPr>
+      </w:pPr>
+      <w:r>
+        <w:rPr>
+          <w:b/>
+          <w:bCs/>
+        </w:rPr>
+        <w:t>Pregunta:</w:t>
+      </w:r>
+      <w:r>
+        <w:t xml:space="preserve"> ¿Cuál es la regla de correspondencia que explica que el contador pase de 0 a 5?</w:t>
+      </w:r>
+    </w:p>
+    <w:p>
+      <w:r>
+        <w:pict w14:anchorId="38FC4C0A">
+          <v:rect id="_x0000_i1073" style="width:0;height:1.5pt" o:hralign="center" o:hrstd="t" o:hrnoshade="t" o:hr="t" fillcolor="gray" stroked="f"/>
+        </w:pict>
+      </w:r>
+    </w:p>
+    <w:p>
+      <w:pPr>
+        <w:rPr>
+          <w:b/>
+          <w:bCs/>
+        </w:rPr>
+      </w:pPr>
+      <w:r>
+        <w:rPr>
+          <w:b/>
+          <w:bCs/>
+        </w:rPr>
+        <w:t>Bloque 4: Nivel Experto (Inferencia y Negación)</w:t>
+      </w:r>
+    </w:p>
+    <w:p>
+      <w:r>
+        <w:rPr>
+          <w:i/>
+          <w:iCs/>
+        </w:rPr>
+        <w:t>Símbolos: {α, β, γ, δ, ε} | Posiciones: {L1, L2, L3, L4, L5}</w:t>
+      </w:r>
+    </w:p>
+    <w:p>
+      <w:r>
+        <w:rPr>
+          <w:b/>
+          <w:bCs/>
+        </w:rPr>
+        <w:t>Ejercicio 4.1</w:t>
+      </w:r>
+    </w:p>
+    <w:p>
+      <w:pPr>
+        <w:numPr>
+          <w:ilvl w:val="0"/>
+          <w:numId w:val="31"/>
+        </w:numPr>
+      </w:pPr>
+      <w:r>
+        <w:t>Inicial: [α, β, γ, δ, ε] — Contador: 0</w:t>
+      </w:r>
+    </w:p>
+    <w:p>
+      <w:pPr>
+        <w:numPr>
+          <w:ilvl w:val="0"/>
+          <w:numId w:val="31"/>
+        </w:numPr>
+      </w:pPr>
+      <w:r>
+        <w:t>Jugada 1: [β, α, γ, δ, ε] — Contador: 0</w:t>
+      </w:r>
+    </w:p>
+    <w:p>
+      <w:pPr>
+        <w:numPr>
+          <w:ilvl w:val="0"/>
+          <w:numId w:val="31"/>
+        </w:numPr>
+      </w:pPr>
+      <w:r>
+        <w:t>Jugada 2: [α, β, δ, γ, ε] — Contador: 0</w:t>
+      </w:r>
+    </w:p>
+    <w:p>
+      <w:pPr>
+        <w:numPr>
+          <w:ilvl w:val="0"/>
+          <w:numId w:val="31"/>
+        </w:numPr>
+      </w:pPr>
+      <w:r>
+        <w:rPr>
+          <w:b/>
+          <w:bCs/>
+        </w:rPr>
+        <w:t>Pregunta:</w:t>
+      </w:r>
+      <w:r>
+        <w:t xml:space="preserve"> ¿Es posible que ε sea el símbolo de L5? Justifique su respuesta.</w:t>
+      </w:r>
+    </w:p>
+    <w:p>
+      <w:r>
+        <w:rPr>
+          <w:b/>
+          <w:bCs/>
+        </w:rPr>
+        <w:t>Ejercicio 4.2</w:t>
+      </w:r>
+    </w:p>
+    <w:p>
+      <w:pPr>
+        <w:numPr>
+          <w:ilvl w:val="0"/>
+          <w:numId w:val="32"/>
+        </w:numPr>
+      </w:pPr>
+      <w:r>
+        <w:t>Jugada 1: [γ, β, α, ε, δ] — Contador: 2</w:t>
+      </w:r>
+    </w:p>
+    <w:p>
+      <w:pPr>
+        <w:numPr>
+          <w:ilvl w:val="0"/>
+          <w:numId w:val="32"/>
+        </w:numPr>
+      </w:pPr>
+      <w:r>
+        <w:t>Jugada 2: [γ, δ, α, ε, β] — Contador: 1</w:t>
+      </w:r>
+    </w:p>
+    <w:p>
+      <w:pPr>
+        <w:numPr>
+          <w:ilvl w:val="0"/>
+          <w:numId w:val="32"/>
+        </w:numPr>
+      </w:pPr>
+      <w:r>
+        <w:rPr>
+          <w:b/>
+          <w:bCs/>
+        </w:rPr>
+        <w:t>Pregunta:</w:t>
+      </w:r>
+      <w:r>
+        <w:t xml:space="preserve"> ¿Qué símbolo estaba correcto en la Jugada 1 y se movió a una posición incorrecta en la Jugada 2?</w:t>
+      </w:r>
+    </w:p>
+    <w:p>
+      <w:r>
+        <w:rPr>
+          <w:b/>
+          <w:bCs/>
+        </w:rPr>
+        <w:t>Ejercicio 4.3</w:t>
+      </w:r>
+    </w:p>
+    <w:p>
+      <w:pPr>
+        <w:numPr>
+          <w:ilvl w:val="0"/>
+          <w:numId w:val="33"/>
+        </w:numPr>
+      </w:pPr>
+      <w:r>
+        <w:t>Premisa: Se sabe que α corresponde a L3.</w:t>
+      </w:r>
+    </w:p>
+    <w:p>
+      <w:pPr>
+        <w:numPr>
+          <w:ilvl w:val="0"/>
+          <w:numId w:val="33"/>
+        </w:numPr>
+      </w:pPr>
+      <w:r>
+        <w:t>Jugada 1: [β, γ, α, δ, ε] — Contador: 3</w:t>
+      </w:r>
+    </w:p>
+    <w:p>
+      <w:pPr>
+        <w:numPr>
+          <w:ilvl w:val="0"/>
+          <w:numId w:val="33"/>
+        </w:numPr>
+      </w:pPr>
+      <w:r>
+        <w:rPr>
+          <w:b/>
+          <w:bCs/>
+        </w:rPr>
+        <w:t>Pregunta:</w:t>
+      </w:r>
+      <w:r>
+        <w:t xml:space="preserve"> ¿Cuáles son las otras dos posiciones correctas posibles en esta configuración?</w:t>
+      </w:r>
+    </w:p>
+    <w:p>
+      <w:r>
+        <w:rPr>
+          <w:b/>
+          <w:bCs/>
+        </w:rPr>
+        <w:lastRenderedPageBreak/>
+        <w:t>Ejercicio 4.4</w:t>
+      </w:r>
+    </w:p>
+    <w:p>
+      <w:pPr>
+        <w:numPr>
+          <w:ilvl w:val="0"/>
+          <w:numId w:val="34"/>
+        </w:numPr>
+      </w:pPr>
+      <w:r>
+        <w:t>Situación: Se realizan 3 jugadas consecutivas con contador 0, colocando un símbolo diferente cada vez en L1.</w:t>
+      </w:r>
+    </w:p>
+    <w:p>
+      <w:pPr>
+        <w:numPr>
+          <w:ilvl w:val="0"/>
+          <w:numId w:val="34"/>
+        </w:numPr>
+      </w:pPr>
+      <w:r>
+        <w:rPr>
+          <w:b/>
+          <w:bCs/>
+        </w:rPr>
+        <w:t>Pregunta:</w:t>
+      </w:r>
+      <w:r>
+        <w:t xml:space="preserve"> Si los símbolos restantes son δ y ε, ¿cómo identificaría el símbolo de L1 en una sola jugada más?</w:t>
+      </w:r>
+    </w:p>
+    <w:p>
+      <w:r>
+        <w:rPr>
+          <w:b/>
+          <w:bCs/>
+        </w:rPr>
+        <w:t>Ejercicio 4.5</w:t>
+      </w:r>
+    </w:p>
+    <w:p>
+      <w:pPr>
+        <w:numPr>
+          <w:ilvl w:val="0"/>
+          <w:numId w:val="35"/>
+        </w:numPr>
+      </w:pPr>
+      <w:r>
+        <w:t>Inicial: [ε, δ, γ, β, α] — Contador: 0</w:t>
+      </w:r>
+    </w:p>
+    <w:p>
+      <w:pPr>
+        <w:numPr>
+          <w:ilvl w:val="0"/>
+          <w:numId w:val="35"/>
+        </w:numPr>
+      </w:pPr>
+      <w:r>
+        <w:t>Jugada 1: [α, δ, γ, β, ε] (Intercambio de extremos) — Contador: 2</w:t>
+      </w:r>
+    </w:p>
+    <w:p>
+      <w:pPr>
+        <w:numPr>
+          <w:ilvl w:val="0"/>
+          <w:numId w:val="35"/>
+        </w:numPr>
+      </w:pPr>
+      <w:r>
+        <w:rPr>
+          <w:b/>
+          <w:bCs/>
+        </w:rPr>
+        <w:t>Pregunta:</w:t>
+      </w:r>
+      <w:r>
+        <w:t xml:space="preserve"> Determine la correspondencia exacta para L1 y L5.</w:t>
+      </w:r>
+    </w:p>
+    <w:p>
+      <w:r>
+        <w:pict w14:anchorId="41FDE091">
+          <v:rect id="_x0000_i1074" style="width:0;height:1.5pt" o:hralign="center" o:hrstd="t" o:hrnoshade="t" o:hr="t" fillcolor="gray" stroked="f"/>
+        </w:pict>
+      </w:r>
+    </w:p>
+    <w:p>
+      <w:pPr>
+        <w:rPr>
+          <w:b/>
+          <w:bCs/>
+        </w:rPr>
+      </w:pPr>
+      <w:r>
+        <w:rPr>
+          <w:b/>
+          <w:bCs/>
+        </w:rPr>
+        <w:t>Anexo: Plantilla de Resolución (Tabla de Doble Entrada)</w:t>
+      </w:r>
+    </w:p>
+    <w:p>
+      <w:r>
+        <w:rPr>
+          <w:i/>
+          <w:iCs/>
+        </w:rPr>
+        <w:t>Utilice esta tabla para marcar con 'X' los descartes y con 'OK' las certezas.</w:t>
+      </w:r>
+    </w:p>
+    <w:tbl>
+      <w:tblPr>
+        <w:tblW w:w="0" w:type="auto"/>
+        <w:tblCellSpacing w:w="15" w:type="dxa"/>
+        <w:tblCellMar>
+          <w:left w:w="0" w:type="dxa"/>
+          <w:right w:w="0" w:type="dxa"/>
+        </w:tblCellMar>
+        <w:tblLook w:val="04A0" w:firstRow="1" w:lastRow="0" w:firstColumn="1" w:lastColumn="0" w:noHBand="0" w:noVBand="1"/>
+      </w:tblPr>
+      <w:tblGrid>
+        <w:gridCol w:w="2288"/>
+        <w:gridCol w:w="831"/>
+        <w:gridCol w:w="830"/>
+        <w:gridCol w:w="851"/>
+        <w:gridCol w:w="852"/>
+        <w:gridCol w:w="654"/>
+      </w:tblGrid>
+      <w:tr>
+        <w:trPr>
+          <w:tblHeader/>
+          <w:tblCellSpacing w:w="15" w:type="dxa"/>
+        </w:trPr>
+        <w:tc>
+          <w:tcPr>
+            <w:tcW w:w="0" w:type="auto"/>
+            <w:tcBorders>
+              <w:top w:val="single" w:sz="6" w:space="0" w:color="auto"/>
+              <w:left w:val="single" w:sz="6" w:space="0" w:color="auto"/>
+              <w:bottom w:val="single" w:sz="6" w:space="0" w:color="auto"/>
+              <w:right w:val="single" w:sz="6" w:space="0" w:color="auto"/>
+            </w:tcBorders>
+            <w:tcMar>
+              <w:top w:w="240" w:type="dxa"/>
+              <w:left w:w="0" w:type="dxa"/>
+              <w:bottom w:w="240" w:type="dxa"/>
+              <w:right w:w="180" w:type="dxa"/>
+            </w:tcMar>
+            <w:vAlign w:val="center"/>
+            <w:hideMark/>
+          </w:tcPr>
+          <w:p>
+            <w:r>
+              <w:rPr>
+                <w:b/>
+                <w:bCs/>
+              </w:rPr>
+              <w:t>Símbolo \ Posición</w:t>
+            </w:r>
+          </w:p>
+        </w:tc>
+        <w:tc>
+          <w:tcPr>
+            <w:tcW w:w="0" w:type="auto"/>
+            <w:tcBorders>
+              <w:top w:val="single" w:sz="6" w:space="0" w:color="auto"/>
+              <w:left w:val="single" w:sz="6" w:space="0" w:color="auto"/>
+              <w:bottom w:val="single" w:sz="6" w:space="0" w:color="auto"/>
+              <w:right w:val="single" w:sz="6" w:space="0" w:color="auto"/>
+            </w:tcBorders>
+            <w:tcMar>
+              <w:top w:w="240" w:type="dxa"/>
+              <w:left w:w="0" w:type="dxa"/>
+              <w:bottom w:w="240" w:type="dxa"/>
+              <w:right w:w="180" w:type="dxa"/>
+            </w:tcMar>
+            <w:vAlign w:val="center"/>
+            <w:hideMark/>
+          </w:tcPr>
+          <w:p>
+            <w:r>
+              <w:rPr>
+                <w:b/>
+                <w:bCs/>
+              </w:rPr>
+              <w:t>A / L1</w:t>
+            </w:r>
+          </w:p>
+        </w:tc>
+        <w:tc>
+          <w:tcPr>
+            <w:tcW w:w="0" w:type="auto"/>
+            <w:tcBorders>
+              <w:top w:val="single" w:sz="6" w:space="0" w:color="auto"/>
+              <w:left w:val="single" w:sz="6" w:space="0" w:color="auto"/>
+              <w:bottom w:val="single" w:sz="6" w:space="0" w:color="auto"/>
+              <w:right w:val="single" w:sz="6" w:space="0" w:color="auto"/>
+            </w:tcBorders>
+            <w:tcMar>
+              <w:top w:w="240" w:type="dxa"/>
+              <w:left w:w="0" w:type="dxa"/>
+              <w:bottom w:w="240" w:type="dxa"/>
+              <w:right w:w="180" w:type="dxa"/>
+            </w:tcMar>
+            <w:vAlign w:val="center"/>
+            <w:hideMark/>
+          </w:tcPr>
+          <w:p>
+            <w:r>
+              <w:rPr>
+                <w:b/>
+                <w:bCs/>
+              </w:rPr>
+              <w:t>B / L2</w:t>
+            </w:r>
+          </w:p>
+        </w:tc>
+        <w:tc>
+          <w:tcPr>
+            <w:tcW w:w="0" w:type="auto"/>
+            <w:tcBorders>
+              <w:top w:val="single" w:sz="6" w:space="0" w:color="auto"/>
+              <w:left w:val="single" w:sz="6" w:space="0" w:color="auto"/>
+              <w:bottom w:val="single" w:sz="6" w:space="0" w:color="auto"/>
+              <w:right w:val="single" w:sz="6" w:space="0" w:color="auto"/>
+            </w:tcBorders>
+            <w:tcMar>
+              <w:top w:w="240" w:type="dxa"/>
+              <w:left w:w="0" w:type="dxa"/>
+              <w:bottom w:w="240" w:type="dxa"/>
+              <w:right w:w="180" w:type="dxa"/>
+            </w:tcMar>
+            <w:vAlign w:val="center"/>
+            <w:hideMark/>
+          </w:tcPr>
+          <w:p>
+            <w:r>
+              <w:rPr>
+                <w:b/>
+                <w:bCs/>
+              </w:rPr>
+              <w:t>C / L3</w:t>
+            </w:r>
+          </w:p>
+        </w:tc>
+        <w:tc>
+          <w:tcPr>
+            <w:tcW w:w="0" w:type="auto"/>
+            <w:tcBorders>
+              <w:top w:val="single" w:sz="6" w:space="0" w:color="auto"/>
+              <w:left w:val="single" w:sz="6" w:space="0" w:color="auto"/>
+              <w:bottom w:val="single" w:sz="6" w:space="0" w:color="auto"/>
+              <w:right w:val="single" w:sz="6" w:space="0" w:color="auto"/>
+            </w:tcBorders>
+            <w:tcMar>
+              <w:top w:w="240" w:type="dxa"/>
+              <w:left w:w="0" w:type="dxa"/>
+              <w:bottom w:w="240" w:type="dxa"/>
+              <w:right w:w="180" w:type="dxa"/>
+            </w:tcMar>
+            <w:vAlign w:val="center"/>
+            <w:hideMark/>
+          </w:tcPr>
+          <w:p>
+            <w:r>
+              <w:rPr>
+                <w:b/>
+                <w:bCs/>
+              </w:rPr>
+              <w:t>D / L4</w:t>
+            </w:r>
+          </w:p>
+        </w:tc>
+        <w:tc>
+          <w:tcPr>
+            <w:tcW w:w="0" w:type="auto"/>
+            <w:tcBorders>
+              <w:top w:val="single" w:sz="6" w:space="0" w:color="auto"/>
+              <w:left w:val="single" w:sz="6" w:space="0" w:color="auto"/>
+              <w:bottom w:val="single" w:sz="6" w:space="0" w:color="auto"/>
+              <w:right w:val="single" w:sz="6" w:space="0" w:color="auto"/>
+            </w:tcBorders>
+            <w:tcMar>
+              <w:top w:w="240" w:type="dxa"/>
+              <w:left w:w="0" w:type="dxa"/>
+              <w:bottom w:w="240" w:type="dxa"/>
+              <w:right w:w="0" w:type="dxa"/>
+            </w:tcMar>
+            <w:vAlign w:val="center"/>
+            <w:hideMark/>
+          </w:tcPr>
+          <w:p>
+            <w:r>
+              <w:rPr>
+                <w:b/>
+                <w:bCs/>
+              </w:rPr>
+              <w:t>E / L5</w:t>
+            </w:r>
+          </w:p>
+        </w:tc>
+      </w:tr>
+      <w:tr>
+        <w:trPr>
+          <w:tblCellSpacing w:w="15" w:type="dxa"/>
+        </w:trPr>
+        <w:tc>
+          <w:tcPr>
+            <w:tcW w:w="0" w:type="auto"/>
+            <w:tcBorders>
+              <w:top w:val="single" w:sz="6" w:space="0" w:color="auto"/>
+              <w:left w:val="single" w:sz="6" w:space="0" w:color="auto"/>
+              <w:bottom w:val="single" w:sz="6" w:space="0" w:color="auto"/>
+              <w:right w:val="single" w:sz="6" w:space="0" w:color="auto"/>
+            </w:tcBorders>
+            <w:tcMar>
+              <w:top w:w="240" w:type="dxa"/>
+              <w:left w:w="0" w:type="dxa"/>
+              <w:bottom w:w="240" w:type="dxa"/>
+              <w:right w:w="180" w:type="dxa"/>
+            </w:tcMar>
+            <w:vAlign w:val="center"/>
+            <w:hideMark/>
+          </w:tcPr>
+          <w:p>
+            <w:r>
+              <w:rPr>
+                <w:b/>
+                <w:bCs/>
+              </w:rPr>
+              <w:t>Símbolo 1</w:t>
+            </w:r>
+          </w:p>
+        </w:tc>
+        <w:tc>
+          <w:tcPr>
+            <w:tcW w:w="0" w:type="auto"/>
+            <w:tcBorders>
+              <w:top w:val="single" w:sz="6" w:space="0" w:color="auto"/>
+              <w:left w:val="single" w:sz="6" w:space="0" w:color="auto"/>
+              <w:bottom w:val="single" w:sz="6" w:space="0" w:color="auto"/>
+              <w:right w:val="single" w:sz="6" w:space="0" w:color="auto"/>
+            </w:tcBorders>
+            <w:tcMar>
+              <w:top w:w="240" w:type="dxa"/>
+              <w:left w:w="0" w:type="dxa"/>
+              <w:bottom w:w="240" w:type="dxa"/>
+              <w:right w:w="180" w:type="dxa"/>
+            </w:tcMar>
+            <w:vAlign w:val="center"/>
+            <w:hideMark/>
+          </w:tcPr>
+          <w:p/>
+        </w:tc>
+        <w:tc>
+          <w:tcPr>
+            <w:tcW w:w="0" w:type="auto"/>
+            <w:tcBorders>
+              <w:top w:val="single" w:sz="6" w:space="0" w:color="auto"/>
+              <w:left w:val="single" w:sz="6" w:space="0" w:color="auto"/>
+              <w:bottom w:val="single" w:sz="6" w:space="0" w:color="auto"/>
+              <w:right w:val="single" w:sz="6" w:space="0" w:color="auto"/>
+            </w:tcBorders>
+            <w:tcMar>
+              <w:top w:w="240" w:type="dxa"/>
+              <w:left w:w="0" w:type="dxa"/>
+              <w:bottom w:w="240" w:type="dxa"/>
+              <w:right w:w="180" w:type="dxa"/>
+            </w:tcMar>
+            <w:vAlign w:val="center"/>
+            <w:hideMark/>
+          </w:tcPr>
+          <w:p/>
+        </w:tc>
+        <w:tc>
+          <w:tcPr>
+            <w:tcW w:w="0" w:type="auto"/>
+            <w:tcBorders>
+              <w:top w:val="single" w:sz="6" w:space="0" w:color="auto"/>
+              <w:left w:val="single" w:sz="6" w:space="0" w:color="auto"/>
+              <w:bottom w:val="single" w:sz="6" w:space="0" w:color="auto"/>
+              <w:right w:val="single" w:sz="6" w:space="0" w:color="auto"/>
+            </w:tcBorders>
+            <w:tcMar>
+              <w:top w:w="240" w:type="dxa"/>
+              <w:left w:w="0" w:type="dxa"/>
+              <w:bottom w:w="240" w:type="dxa"/>
+              <w:right w:w="180" w:type="dxa"/>
+            </w:tcMar>
+            <w:vAlign w:val="center"/>
+            <w:hideMark/>
+          </w:tcPr>
+          <w:p/>
+        </w:tc>
+        <w:tc>
+          <w:tcPr>
+            <w:tcW w:w="0" w:type="auto"/>
+            <w:tcBorders>
+              <w:top w:val="single" w:sz="6" w:space="0" w:color="auto"/>
+              <w:left w:val="single" w:sz="6" w:space="0" w:color="auto"/>
+              <w:bottom w:val="single" w:sz="6" w:space="0" w:color="auto"/>
+              <w:right w:val="single" w:sz="6" w:space="0" w:color="auto"/>
+            </w:tcBorders>
+            <w:tcMar>
+              <w:top w:w="240" w:type="dxa"/>
+              <w:left w:w="0" w:type="dxa"/>
+              <w:bottom w:w="240" w:type="dxa"/>
+              <w:right w:w="180" w:type="dxa"/>
+            </w:tcMar>
+            <w:vAlign w:val="center"/>
+            <w:hideMark/>
+          </w:tcPr>
+          <w:p/>
+        </w:tc>
+        <w:tc>
+          <w:tcPr>
+            <w:tcW w:w="0" w:type="auto"/>
+            <w:tcBorders>
+              <w:top w:val="single" w:sz="6" w:space="0" w:color="auto"/>
+              <w:left w:val="single" w:sz="6" w:space="0" w:color="auto"/>
+              <w:bottom w:val="single" w:sz="6" w:space="0" w:color="auto"/>
+              <w:right w:val="single" w:sz="6" w:space="0" w:color="auto"/>
+            </w:tcBorders>
+            <w:tcMar>
+              <w:top w:w="240" w:type="dxa"/>
+              <w:left w:w="0" w:type="dxa"/>
+              <w:bottom w:w="240" w:type="dxa"/>
+              <w:right w:w="0" w:type="dxa"/>
+            </w:tcMar>
+            <w:vAlign w:val="center"/>
+            <w:hideMark/>
+          </w:tcPr>
+          <w:p/>
+        </w:tc>
+      </w:tr>
+      <w:tr>
+        <w:trPr>
+          <w:tblCellSpacing w:w="15" w:type="dxa"/>
+        </w:trPr>
+        <w:tc>
+          <w:tcPr>
+            <w:tcW w:w="0" w:type="auto"/>
+            <w:tcBorders>
+              <w:top w:val="single" w:sz="6" w:space="0" w:color="auto"/>
+              <w:left w:val="single" w:sz="6" w:space="0" w:color="auto"/>
+              <w:bottom w:val="single" w:sz="6" w:space="0" w:color="auto"/>
+              <w:right w:val="single" w:sz="6" w:space="0" w:color="auto"/>
+            </w:tcBorders>
+            <w:tcMar>
+              <w:top w:w="240" w:type="dxa"/>
+              <w:left w:w="0" w:type="dxa"/>
+              <w:bottom w:w="240" w:type="dxa"/>
+              <w:right w:w="180" w:type="dxa"/>
+            </w:tcMar>
+            <w:vAlign w:val="center"/>
+            <w:hideMark/>
+          </w:tcPr>
+          <w:p>
+            <w:r>
+              <w:rPr>
+                <w:b/>
+                <w:bCs/>
+              </w:rPr>
+              <w:t>Símbolo 2</w:t>
+            </w:r>
+          </w:p>
+        </w:tc>
+        <w:tc>
+          <w:tcPr>
+            <w:tcW w:w="0" w:type="auto"/>
+            <w:tcBorders>
+              <w:top w:val="single" w:sz="6" w:space="0" w:color="auto"/>
+              <w:left w:val="single" w:sz="6" w:space="0" w:color="auto"/>
+              <w:bottom w:val="single" w:sz="6" w:space="0" w:color="auto"/>
+              <w:right w:val="single" w:sz="6" w:space="0" w:color="auto"/>
+            </w:tcBorders>
+            <w:tcMar>
+              <w:top w:w="240" w:type="dxa"/>
+              <w:left w:w="0" w:type="dxa"/>
+              <w:bottom w:w="240" w:type="dxa"/>
+              <w:right w:w="180" w:type="dxa"/>
+            </w:tcMar>
+            <w:vAlign w:val="center"/>
+            <w:hideMark/>
+          </w:tcPr>
+          <w:p/>
+        </w:tc>
+        <w:tc>
+          <w:tcPr>
+            <w:tcW w:w="0" w:type="auto"/>
+            <w:tcBorders>
+              <w:top w:val="single" w:sz="6" w:space="0" w:color="auto"/>
+              <w:left w:val="single" w:sz="6" w:space="0" w:color="auto"/>
+              <w:bottom w:val="single" w:sz="6" w:space="0" w:color="auto"/>
+              <w:right w:val="single" w:sz="6" w:space="0" w:color="auto"/>
+            </w:tcBorders>
+            <w:tcMar>
+              <w:top w:w="240" w:type="dxa"/>
+              <w:left w:w="0" w:type="dxa"/>
+              <w:bottom w:w="240" w:type="dxa"/>
+              <w:right w:w="180" w:type="dxa"/>
+            </w:tcMar>
+            <w:vAlign w:val="center"/>
+            <w:hideMark/>
+          </w:tcPr>
+          <w:p/>
+        </w:tc>
+        <w:tc>
+          <w:tcPr>
+            <w:tcW w:w="0" w:type="auto"/>
+            <w:tcBorders>
+              <w:top w:val="single" w:sz="6" w:space="0" w:color="auto"/>
+              <w:left w:val="single" w:sz="6" w:space="0" w:color="auto"/>
+              <w:bottom w:val="single" w:sz="6" w:space="0" w:color="auto"/>
+              <w:right w:val="single" w:sz="6" w:space="0" w:color="auto"/>
+            </w:tcBorders>
+            <w:tcMar>
+              <w:top w:w="240" w:type="dxa"/>
+              <w:left w:w="0" w:type="dxa"/>
+              <w:bottom w:w="240" w:type="dxa"/>
+              <w:right w:w="180" w:type="dxa"/>
+            </w:tcMar>
+            <w:vAlign w:val="center"/>
+            <w:hideMark/>
+          </w:tcPr>
+          <w:p/>
+        </w:tc>
+        <w:tc>
+          <w:tcPr>
+            <w:tcW w:w="0" w:type="auto"/>
+            <w:tcBorders>
+              <w:top w:val="single" w:sz="6" w:space="0" w:color="auto"/>
+              <w:left w:val="single" w:sz="6" w:space="0" w:color="auto"/>
+              <w:bottom w:val="single" w:sz="6" w:space="0" w:color="auto"/>
+              <w:right w:val="single" w:sz="6" w:space="0" w:color="auto"/>
+            </w:tcBorders>
+            <w:tcMar>
+              <w:top w:w="240" w:type="dxa"/>
+              <w:left w:w="0" w:type="dxa"/>
+              <w:bottom w:w="240" w:type="dxa"/>
+              <w:right w:w="180" w:type="dxa"/>
+            </w:tcMar>
+            <w:vAlign w:val="center"/>
+            <w:hideMark/>
+          </w:tcPr>
+          <w:p/>
+        </w:tc>
+        <w:tc>
+          <w:tcPr>
+            <w:tcW w:w="0" w:type="auto"/>
+            <w:tcBorders>
+              <w:top w:val="single" w:sz="6" w:space="0" w:color="auto"/>
+              <w:left w:val="single" w:sz="6" w:space="0" w:color="auto"/>
+              <w:bottom w:val="single" w:sz="6" w:space="0" w:color="auto"/>
+              <w:right w:val="single" w:sz="6" w:space="0" w:color="auto"/>
+            </w:tcBorders>
+            <w:tcMar>
+              <w:top w:w="240" w:type="dxa"/>
+              <w:left w:w="0" w:type="dxa"/>
+              <w:bottom w:w="240" w:type="dxa"/>
+              <w:right w:w="0" w:type="dxa"/>
+            </w:tcMar>
+            <w:vAlign w:val="center"/>
+            <w:hideMark/>
+          </w:tcPr>
+          <w:p/>
+        </w:tc>
+      </w:tr>
+      <w:tr>
+        <w:trPr>
+          <w:tblCellSpacing w:w="15" w:type="dxa"/>
+        </w:trPr>
+        <w:tc>
+          <w:tcPr>
+            <w:tcW w:w="0" w:type="auto"/>
+            <w:tcBorders>
+              <w:top w:val="single" w:sz="6" w:space="0" w:color="auto"/>
+              <w:left w:val="single" w:sz="6" w:space="0" w:color="auto"/>
+              <w:bottom w:val="single" w:sz="6" w:space="0" w:color="auto"/>
+              <w:right w:val="single" w:sz="6" w:space="0" w:color="auto"/>
+            </w:tcBorders>
+            <w:tcMar>
+              <w:top w:w="240" w:type="dxa"/>
+              <w:left w:w="0" w:type="dxa"/>
+              <w:bottom w:w="240" w:type="dxa"/>
+              <w:right w:w="180" w:type="dxa"/>
+            </w:tcMar>
+            <w:vAlign w:val="center"/>
+            <w:hideMark/>
+          </w:tcPr>
+          <w:p>
+            <w:r>
+              <w:rPr>
+                <w:b/>
+                <w:bCs/>
+              </w:rPr>
+              <w:t>Símbolo 3</w:t>
+            </w:r>
+          </w:p>
+        </w:tc>
+        <w:tc>
+          <w:tcPr>
+            <w:tcW w:w="0" w:type="auto"/>
+            <w:tcBorders>
+              <w:top w:val="single" w:sz="6" w:space="0" w:color="auto"/>
+              <w:left w:val="single" w:sz="6" w:space="0" w:color="auto"/>
+              <w:bottom w:val="single" w:sz="6" w:space="0" w:color="auto"/>
+              <w:right w:val="single" w:sz="6" w:space="0" w:color="auto"/>
+            </w:tcBorders>
+            <w:tcMar>
+              <w:top w:w="240" w:type="dxa"/>
+              <w:left w:w="0" w:type="dxa"/>
+              <w:bottom w:w="240" w:type="dxa"/>
+              <w:right w:w="180" w:type="dxa"/>
+            </w:tcMar>
+            <w:vAlign w:val="center"/>
+            <w:hideMark/>
+          </w:tcPr>
+          <w:p/>
+        </w:tc>
+        <w:tc>
+          <w:tcPr>
+            <w:tcW w:w="0" w:type="auto"/>
+            <w:tcBorders>
+              <w:top w:val="single" w:sz="6" w:space="0" w:color="auto"/>
+              <w:left w:val="single" w:sz="6" w:space="0" w:color="auto"/>
+              <w:bottom w:val="single" w:sz="6" w:space="0" w:color="auto"/>
+              <w:right w:val="single" w:sz="6" w:space="0" w:color="auto"/>
+            </w:tcBorders>
+            <w:tcMar>
+              <w:top w:w="240" w:type="dxa"/>
+              <w:left w:w="0" w:type="dxa"/>
+              <w:bottom w:w="240" w:type="dxa"/>
+              <w:right w:w="180" w:type="dxa"/>
+            </w:tcMar>
+            <w:vAlign w:val="center"/>
+            <w:hideMark/>
+          </w:tcPr>
+          <w:p/>
+        </w:tc>
+        <w:tc>
+          <w:tcPr>
+            <w:tcW w:w="0" w:type="auto"/>
+            <w:tcBorders>
+              <w:top w:val="single" w:sz="6" w:space="0" w:color="auto"/>
+              <w:left w:val="single" w:sz="6" w:space="0" w:color="auto"/>
+              <w:bottom w:val="single" w:sz="6" w:space="0" w:color="auto"/>
+              <w:right w:val="single" w:sz="6" w:space="0" w:color="auto"/>
+            </w:tcBorders>
+            <w:tcMar>
+              <w:top w:w="240" w:type="dxa"/>
+              <w:left w:w="0" w:type="dxa"/>
+              <w:bottom w:w="240" w:type="dxa"/>
+              <w:right w:w="180" w:type="dxa"/>
+            </w:tcMar>
+            <w:vAlign w:val="center"/>
+            <w:hideMark/>
+          </w:tcPr>
+          <w:p/>
+        </w:tc>
+        <w:tc>
+          <w:tcPr>
+            <w:tcW w:w="0" w:type="auto"/>
+            <w:tcBorders>
+              <w:top w:val="single" w:sz="6" w:space="0" w:color="auto"/>
+              <w:left w:val="single" w:sz="6" w:space="0" w:color="auto"/>
+              <w:bottom w:val="single" w:sz="6" w:space="0" w:color="auto"/>
+              <w:right w:val="single" w:sz="6" w:space="0" w:color="auto"/>
+            </w:tcBorders>
+            <w:tcMar>
+              <w:top w:w="240" w:type="dxa"/>
+              <w:left w:w="0" w:type="dxa"/>
+              <w:bottom w:w="240" w:type="dxa"/>
+              <w:right w:w="180" w:type="dxa"/>
+            </w:tcMar>
+            <w:vAlign w:val="center"/>
+            <w:hideMark/>
+          </w:tcPr>
+          <w:p/>
+        </w:tc>
+        <w:tc>
+          <w:tcPr>
+            <w:tcW w:w="0" w:type="auto"/>
+            <w:tcBorders>
+              <w:top w:val="single" w:sz="6" w:space="0" w:color="auto"/>
+              <w:left w:val="single" w:sz="6" w:space="0" w:color="auto"/>
+              <w:bottom w:val="single" w:sz="6" w:space="0" w:color="auto"/>
+              <w:right w:val="single" w:sz="6" w:space="0" w:color="auto"/>
+            </w:tcBorders>
+            <w:tcMar>
+              <w:top w:w="240" w:type="dxa"/>
+              <w:left w:w="0" w:type="dxa"/>
+              <w:bottom w:w="240" w:type="dxa"/>
+              <w:right w:w="0" w:type="dxa"/>
+            </w:tcMar>
+            <w:vAlign w:val="center"/>
+            <w:hideMark/>
+          </w:tcPr>
+          <w:p/>
+        </w:tc>
+      </w:tr>
+      <w:tr>
+        <w:trPr>
+          <w:tblCellSpacing w:w="15" w:type="dxa"/>
+        </w:trPr>
+        <w:tc>
+          <w:tcPr>
+            <w:tcW w:w="0" w:type="auto"/>
+            <w:tcBorders>
+              <w:top w:val="single" w:sz="6" w:space="0" w:color="auto"/>
+              <w:left w:val="single" w:sz="6" w:space="0" w:color="auto"/>
+              <w:bottom w:val="single" w:sz="6" w:space="0" w:color="auto"/>
+              <w:right w:val="single" w:sz="6" w:space="0" w:color="auto"/>
+            </w:tcBorders>
+            <w:tcMar>
+              <w:top w:w="240" w:type="dxa"/>
+              <w:left w:w="0" w:type="dxa"/>
+              <w:bottom w:w="240" w:type="dxa"/>
+              <w:right w:w="180" w:type="dxa"/>
+            </w:tcMar>
+            <w:vAlign w:val="center"/>
+            <w:hideMark/>
+          </w:tcPr>
+          <w:p>
+            <w:r>
+              <w:rPr>
+                <w:b/>
+                <w:bCs/>
+              </w:rPr>
+              <w:t>Símbolo 4</w:t>
+            </w:r>
+          </w:p>
+        </w:tc>
+        <w:tc>
+          <w:tcPr>
+            <w:tcW w:w="0" w:type="auto"/>
+            <w:tcBorders>
+              <w:top w:val="single" w:sz="6" w:space="0" w:color="auto"/>
+              <w:left w:val="single" w:sz="6" w:space="0" w:color="auto"/>
+              <w:bottom w:val="single" w:sz="6" w:space="0" w:color="auto"/>
+              <w:right w:val="single" w:sz="6" w:space="0" w:color="auto"/>
+            </w:tcBorders>
+            <w:tcMar>
+              <w:top w:w="240" w:type="dxa"/>
+              <w:left w:w="0" w:type="dxa"/>
+              <w:bottom w:w="240" w:type="dxa"/>
+              <w:right w:w="180" w:type="dxa"/>
+            </w:tcMar>
+            <w:vAlign w:val="center"/>
+            <w:hideMark/>
+          </w:tcPr>
+          <w:p/>
+        </w:tc>
+        <w:tc>
+          <w:tcPr>
+            <w:tcW w:w="0" w:type="auto"/>
+            <w:tcBorders>
+              <w:top w:val="single" w:sz="6" w:space="0" w:color="auto"/>
+              <w:left w:val="single" w:sz="6" w:space="0" w:color="auto"/>
+              <w:bottom w:val="single" w:sz="6" w:space="0" w:color="auto"/>
+              <w:right w:val="single" w:sz="6" w:space="0" w:color="auto"/>
+            </w:tcBorders>
+            <w:tcMar>
+              <w:top w:w="240" w:type="dxa"/>
+              <w:left w:w="0" w:type="dxa"/>
+              <w:bottom w:w="240" w:type="dxa"/>
+              <w:right w:w="180" w:type="dxa"/>
+            </w:tcMar>
+            <w:vAlign w:val="center"/>
+            <w:hideMark/>
+          </w:tcPr>
+          <w:p/>
+        </w:tc>
+        <w:tc>
+          <w:tcPr>
+            <w:tcW w:w="0" w:type="auto"/>
+            <w:tcBorders>
+              <w:top w:val="single" w:sz="6" w:space="0" w:color="auto"/>
+              <w:left w:val="single" w:sz="6" w:space="0" w:color="auto"/>
+              <w:bottom w:val="single" w:sz="6" w:space="0" w:color="auto"/>
+              <w:right w:val="single" w:sz="6" w:space="0" w:color="auto"/>
+            </w:tcBorders>
+            <w:tcMar>
+              <w:top w:w="240" w:type="dxa"/>
+              <w:left w:w="0" w:type="dxa"/>
+              <w:bottom w:w="240" w:type="dxa"/>
+              <w:right w:w="180" w:type="dxa"/>
+            </w:tcMar>
+            <w:vAlign w:val="center"/>
+            <w:hideMark/>
+          </w:tcPr>
+          <w:p/>
+        </w:tc>
+        <w:tc>
+          <w:tcPr>
+            <w:tcW w:w="0" w:type="auto"/>
+            <w:tcBorders>
+              <w:top w:val="single" w:sz="6" w:space="0" w:color="auto"/>
+              <w:left w:val="single" w:sz="6" w:space="0" w:color="auto"/>
+              <w:bottom w:val="single" w:sz="6" w:space="0" w:color="auto"/>
+              <w:right w:val="single" w:sz="6" w:space="0" w:color="auto"/>
+            </w:tcBorders>
+            <w:tcMar>
+              <w:top w:w="240" w:type="dxa"/>
+              <w:left w:w="0" w:type="dxa"/>
+              <w:bottom w:w="240" w:type="dxa"/>
+              <w:right w:w="180" w:type="dxa"/>
+            </w:tcMar>
+            <w:vAlign w:val="center"/>
+            <w:hideMark/>
+          </w:tcPr>
+          <w:p/>
+        </w:tc>
+        <w:tc>
+          <w:tcPr>
+            <w:tcW w:w="0" w:type="auto"/>
+            <w:tcBorders>
+              <w:top w:val="single" w:sz="6" w:space="0" w:color="auto"/>
+              <w:left w:val="single" w:sz="6" w:space="0" w:color="auto"/>
+              <w:bottom w:val="single" w:sz="6" w:space="0" w:color="auto"/>
+              <w:right w:val="single" w:sz="6" w:space="0" w:color="auto"/>
+            </w:tcBorders>
+            <w:tcMar>
+              <w:top w:w="240" w:type="dxa"/>
+              <w:left w:w="0" w:type="dxa"/>
+              <w:bottom w:w="240" w:type="dxa"/>
+              <w:right w:w="0" w:type="dxa"/>
+            </w:tcMar>
+            <w:vAlign w:val="center"/>
+            <w:hideMark/>
+          </w:tcPr>
+          <w:p/>
+        </w:tc>
+      </w:tr>
+      <w:tr>
+        <w:trPr>
+          <w:tblCellSpacing w:w="15" w:type="dxa"/>
+        </w:trPr>
+        <w:tc>
+          <w:tcPr>
+            <w:tcW w:w="0" w:type="auto"/>
+            <w:tcBorders>
+              <w:top w:val="single" w:sz="6" w:space="0" w:color="auto"/>
+              <w:left w:val="single" w:sz="6" w:space="0" w:color="auto"/>
+              <w:bottom w:val="single" w:sz="6" w:space="0" w:color="auto"/>
+              <w:right w:val="single" w:sz="6" w:space="0" w:color="auto"/>
+            </w:tcBorders>
+            <w:tcMar>
+              <w:top w:w="240" w:type="dxa"/>
+              <w:left w:w="0" w:type="dxa"/>
+              <w:bottom w:w="240" w:type="dxa"/>
+              <w:right w:w="180" w:type="dxa"/>
+            </w:tcMar>
+            <w:vAlign w:val="center"/>
+            <w:hideMark/>
+          </w:tcPr>
+          <w:p>
+            <w:r>
+              <w:rPr>
+                <w:b/>
+                <w:bCs/>
+              </w:rPr>
+              <w:t>Símbolo 5</w:t>
+            </w:r>
+          </w:p>
+        </w:tc>
+        <w:tc>
+          <w:tcPr>
+            <w:tcW w:w="0" w:type="auto"/>
+            <w:tcBorders>
+              <w:top w:val="single" w:sz="6" w:space="0" w:color="auto"/>
+              <w:left w:val="single" w:sz="6" w:space="0" w:color="auto"/>
+              <w:bottom w:val="single" w:sz="6" w:space="0" w:color="auto"/>
+              <w:right w:val="single" w:sz="6" w:space="0" w:color="auto"/>
+            </w:tcBorders>
+            <w:tcMar>
+              <w:top w:w="240" w:type="dxa"/>
+              <w:left w:w="0" w:type="dxa"/>
+              <w:bottom w:w="240" w:type="dxa"/>
+              <w:right w:w="180" w:type="dxa"/>
+            </w:tcMar>
+            <w:vAlign w:val="center"/>
+            <w:hideMark/>
+          </w:tcPr>
+          <w:p/>
+        </w:tc>
+        <w:tc>
+          <w:tcPr>
+            <w:tcW w:w="0" w:type="auto"/>
+            <w:tcBorders>
+              <w:top w:val="single" w:sz="6" w:space="0" w:color="auto"/>
+              <w:left w:val="single" w:sz="6" w:space="0" w:color="auto"/>
+              <w:bottom w:val="single" w:sz="6" w:space="0" w:color="auto"/>
+              <w:right w:val="single" w:sz="6" w:space="0" w:color="auto"/>
+            </w:tcBorders>
+            <w:tcMar>
+              <w:top w:w="240" w:type="dxa"/>
+              <w:left w:w="0" w:type="dxa"/>
+              <w:bottom w:w="240" w:type="dxa"/>
+              <w:right w:w="180" w:type="dxa"/>
+            </w:tcMar>
+            <w:vAlign w:val="center"/>
+            <w:hideMark/>
+          </w:tcPr>
+          <w:p/>
+        </w:tc>
+        <w:tc>
+          <w:tcPr>
+            <w:tcW w:w="0" w:type="auto"/>
+            <w:tcBorders>
+              <w:top w:val="single" w:sz="6" w:space="0" w:color="auto"/>
+              <w:left w:val="single" w:sz="6" w:space="0" w:color="auto"/>
+              <w:bottom w:val="single" w:sz="6" w:space="0" w:color="auto"/>
+              <w:right w:val="single" w:sz="6" w:space="0" w:color="auto"/>
+            </w:tcBorders>
+            <w:tcMar>
+              <w:top w:w="240" w:type="dxa"/>
+              <w:left w:w="0" w:type="dxa"/>
+              <w:bottom w:w="240" w:type="dxa"/>
+              <w:right w:w="180" w:type="dxa"/>
+            </w:tcMar>
+            <w:vAlign w:val="center"/>
+            <w:hideMark/>
+          </w:tcPr>
+          <w:p/>
+        </w:tc>
+        <w:tc>
+          <w:tcPr>
+            <w:tcW w:w="0" w:type="auto"/>
+            <w:tcBorders>
+              <w:top w:val="single" w:sz="6" w:space="0" w:color="auto"/>
+              <w:left w:val="single" w:sz="6" w:space="0" w:color="auto"/>
+              <w:bottom w:val="single" w:sz="6" w:space="0" w:color="auto"/>
+              <w:right w:val="single" w:sz="6" w:space="0" w:color="auto"/>
+            </w:tcBorders>
+            <w:tcMar>
+              <w:top w:w="240" w:type="dxa"/>
+              <w:left w:w="0" w:type="dxa"/>
+              <w:bottom w:w="240" w:type="dxa"/>
+              <w:right w:w="180" w:type="dxa"/>
+            </w:tcMar>
+            <w:vAlign w:val="center"/>
+            <w:hideMark/>
+          </w:tcPr>
+          <w:p/>
+        </w:tc>
+        <w:tc>
+          <w:tcPr>
+            <w:tcW w:w="0" w:type="auto"/>
+            <w:tcBorders>
+              <w:top w:val="single" w:sz="6" w:space="0" w:color="auto"/>
+              <w:left w:val="single" w:sz="6" w:space="0" w:color="auto"/>
+              <w:bottom w:val="single" w:sz="6" w:space="0" w:color="auto"/>
+              <w:right w:val="single" w:sz="6" w:space="0" w:color="auto"/>
+            </w:tcBorders>
+            <w:tcMar>
+              <w:top w:w="240" w:type="dxa"/>
+              <w:left w:w="0" w:type="dxa"/>
+              <w:bottom w:w="240" w:type="dxa"/>
+              <w:right w:w="0" w:type="dxa"/>
+            </w:tcMar>
+            <w:vAlign w:val="center"/>
+            <w:hideMark/>
+          </w:tcPr>
+          <w:p/>
+        </w:tc>
+      </w:tr>
+    </w:tbl>
     <w:p/>
-    <w:p>
-      <w:r>
-        <w:t># Definimos los estados posibles para 3 elementos (A=Asistió, N=No asistió)</w:t>
-      </w:r>
-    </w:p>
-    <w:p>
-      <w:r>
-        <w:t># Escenario: "No todos asistieron"</w:t>
-      </w:r>
-    </w:p>
-    <w:p>
-      <w:r>
-        <w:t>data = {</w:t>
-      </w:r>
-    </w:p>
-    <w:p>
-      <w:r>
-        <w:t xml:space="preserve">    'Sujeto 1': ['A', 'A', 'N', 'N'],</w:t>
-      </w:r>
-    </w:p>
-    <w:p>
-      <w:r>
-        <w:t xml:space="preserve">    'Sujeto 2': ['A', 'N', 'A', 'N'],</w:t>
-      </w:r>
-    </w:p>
-    <w:p>
-      <w:r>
-        <w:t xml:space="preserve">    'Sujeto 3': ['N', 'A', 'A', 'N'],</w:t>
-      </w:r>
-    </w:p>
-    <w:p>
-      <w:r>
-        <w:t xml:space="preserve">    '¿Todos asistieron?': ['No', 'No', 'No', 'No'],</w:t>
-      </w:r>
-    </w:p>
-    <w:p>
-      <w:r>
-        <w:t xml:space="preserve">    '¿Al menos uno NO asistió?': ['Sí', 'Sí', 'Sí', 'Sí']</w:t>
-      </w:r>
-    </w:p>
-    <w:p>
-      <w:r>
-        <w:t>}</w:t>
-      </w:r>
-    </w:p>
-    <w:p/>
-    <w:p>
-      <w:proofErr w:type="spellStart"/>
-      <w:r>
-        <w:t>df</w:t>
-      </w:r>
-      <w:proofErr w:type="spellEnd"/>
-      <w:r>
-        <w:t xml:space="preserve"> = </w:t>
-      </w:r>
-      <w:proofErr w:type="spellStart"/>
-      <w:r>
-        <w:t>pd.DataFrame</w:t>
-      </w:r>
-      <w:proofErr w:type="spellEnd"/>
-      <w:r>
-        <w:t>(data)</w:t>
-      </w:r>
-    </w:p>
-    <w:p>
-      <w:proofErr w:type="spellStart"/>
-      <w:r>
-        <w:t>print</w:t>
-      </w:r>
-      <w:proofErr w:type="spellEnd"/>
-      <w:r>
-        <w:t>("Validación de Equivalencia Lógica:")</w:t>
-      </w:r>
-    </w:p>
-    <w:p>
-      <w:pPr>
-        <w:rPr>
-          <w:lang w:val="en-US"/>
-        </w:rPr>
-      </w:pPr>
-      <w:r>
-        <w:rPr>
-          <w:lang w:val="en-US"/>
-        </w:rPr>
-        <w:t>print(</w:t>
-      </w:r>
-      <w:proofErr w:type="spellStart"/>
-      <w:r>
-        <w:rPr>
-          <w:lang w:val="en-US"/>
-        </w:rPr>
-        <w:t>df.to_string</w:t>
-      </w:r>
-      <w:proofErr w:type="spellEnd"/>
-      <w:r>
-        <w:rPr>
-          <w:lang w:val="en-US"/>
-        </w:rPr>
-        <w:t>(index=False))</w:t>
-      </w:r>
-    </w:p>
-    <w:p>
-      <w:pPr>
-        <w:rPr>
-          <w:lang w:val="en-US"/>
-        </w:rPr>
-      </w:pPr>
-    </w:p>
-    <w:p>
-      <w:pPr>
-        <w:rPr>
-          <w:lang w:val="en-US"/>
-        </w:rPr>
-      </w:pPr>
-    </w:p>
-    <w:p>
-      <w:r>
-        <w:rPr>
-          <w:b/>
-          <w:bCs/>
-        </w:rPr>
-        <w:t>Clave para el éxito:</w:t>
-      </w:r>
-      <w:r>
-        <w:t xml:space="preserve"> Recuerda que en lógica formal, "Muchos", "Casi todos" o "La mayoría" (como en las opciones b y c del problema original) </w:t>
-      </w:r>
-      <w:r>
-        <w:rPr>
-          <w:b/>
-          <w:bCs/>
-        </w:rPr>
-        <w:t>no</w:t>
-      </w:r>
-      <w:r>
-        <w:t xml:space="preserve"> tienen equivalentes exactos, ya que no definen una certeza absoluta sobre la existencia o universalidad.</w:t>
-      </w:r>
-    </w:p>
     <w:p/>
     <w:sectPr>
       <w:pgSz w:w="12240" w:h="15840"/>
@@ -2715,6 +5341,453 @@
 <file path=word/numbering.xml><?xml version="1.0" encoding="utf-8"?>
 <w:numbering xmlns:wpc="http://schemas.microsoft.com/office/word/2010/wordprocessingCanvas" xmlns:cx="http://schemas.microsoft.com/office/drawing/2014/chartex" xmlns:cx1="http://schemas.microsoft.com/office/drawing/2015/9/8/chartex" xmlns:cx2="http://schemas.microsoft.com/office/drawing/2015/10/21/chartex" xmlns:cx3="http://schemas.microsoft.com/office/drawing/2016/5/9/chartex" xmlns:cx4="http://schemas.microsoft.com/office/drawing/2016/5/10/chartex" xmlns:cx5="http://schemas.microsoft.com/office/drawing/2016/5/11/chartex" xmlns:cx6="http://schemas.microsoft.com/office/drawing/2016/5/12/chartex" xmlns:cx7="http://schemas.microsoft.com/office/drawing/2016/5/13/chartex" xmlns:cx8="http://schemas.microsoft.com/office/drawing/2016/5/14/chartex" xmlns:mc="http://schemas.openxmlformats.org/markup-compatibility/2006" xmlns:aink="http://schemas.microsoft.com/office/drawing/2016/ink" xmlns:am3d="http://schemas.microsoft.com/office/drawing/2017/model3d" xmlns:o="urn:schemas-microsoft-com:office:office" xmlns:oel="http://schemas.microsoft.com/office/2019/extlst" xmlns:r="http://schemas.openxmlformats.org/officeDocument/2006/relationships" xmlns:m="http://schemas.openxmlformats.org/officeDocument/2006/math" xmlns:v="urn:schemas-microsoft-com:vml" xmlns:wp14="http://schemas.microsoft.com/office/word/2010/wordprocessingDrawing" xmlns:wp="http://schemas.openxmlformats.org/drawingml/2006/wordprocessingDrawing" xmlns:w10="urn:schemas-microsoft-com:office:word" xmlns:w="http://schemas.openxmlformats.org/wordprocessingml/2006/main" xmlns:w14="http://schemas.microsoft.com/office/word/2010/wordml" xmlns:w15="http://schemas.microsoft.com/office/word/2012/wordml" xmlns:w16cex="http://schemas.microsoft.com/office/word/2018/wordml/cex" xmlns:w16cid="http://schemas.microsoft.com/office/word/2016/wordml/cid" xmlns:w16="http://schemas.microsoft.com/office/word/2018/wordml" xmlns:w16du="http://schemas.microsoft.com/office/word/2023/wordml/word16du" xmlns:w16sdtdh="http://schemas.microsoft.com/office/word/2020/wordml/sdtdatahash" xmlns:w16sdtfl="http://schemas.microsoft.com/office/word/2024/wordml/sdtformatlock" xmlns:w16se="http://schemas.microsoft.com/office/word/2015/wordml/symex" xmlns:wpg="http://schemas.microsoft.com/office/word/2010/wordprocessingGroup" xmlns:wpi="http://schemas.microsoft.com/office/word/2010/wordprocessingInk" xmlns:wne="http://schemas.microsoft.com/office/word/2006/wordml" xmlns:wps="http://schemas.microsoft.com/office/word/2010/wordprocessingShape" mc:Ignorable="w14 w15 w16se w16cid w16 w16cex w16sdtdh w16sdtfl w16du wp14">
   <w:abstractNum w:abstractNumId="0" w15:restartNumberingAfterBreak="0">
+    <w:nsid w:val="04C23D7B"/>
+    <w:multiLevelType w:val="multilevel"/>
+    <w:tmpl w:val="8D44FF50"/>
+    <w:lvl w:ilvl="0">
+      <w:start w:val="1"/>
+      <w:numFmt w:val="bullet"/>
+      <w:lvlText w:val=""/>
+      <w:lvlJc w:val="left"/>
+      <w:pPr>
+        <w:tabs>
+          <w:tab w:val="num" w:pos="720"/>
+        </w:tabs>
+        <w:ind w:left="720" w:hanging="360"/>
+      </w:pPr>
+      <w:rPr>
+        <w:rFonts w:ascii="Symbol" w:hAnsi="Symbol" w:hint="default"/>
+        <w:sz w:val="20"/>
+      </w:rPr>
+    </w:lvl>
+    <w:lvl w:ilvl="1" w:tentative="1">
+      <w:start w:val="1"/>
+      <w:numFmt w:val="bullet"/>
+      <w:lvlText w:val="o"/>
+      <w:lvlJc w:val="left"/>
+      <w:pPr>
+        <w:tabs>
+          <w:tab w:val="num" w:pos="1440"/>
+        </w:tabs>
+        <w:ind w:left="1440" w:hanging="360"/>
+      </w:pPr>
+      <w:rPr>
+        <w:rFonts w:ascii="Courier New" w:hAnsi="Courier New" w:hint="default"/>
+        <w:sz w:val="20"/>
+      </w:rPr>
+    </w:lvl>
+    <w:lvl w:ilvl="2" w:tentative="1">
+      <w:start w:val="1"/>
+      <w:numFmt w:val="bullet"/>
+      <w:lvlText w:val=""/>
+      <w:lvlJc w:val="left"/>
+      <w:pPr>
+        <w:tabs>
+          <w:tab w:val="num" w:pos="2160"/>
+        </w:tabs>
+        <w:ind w:left="2160" w:hanging="360"/>
+      </w:pPr>
+      <w:rPr>
+        <w:rFonts w:ascii="Wingdings" w:hAnsi="Wingdings" w:hint="default"/>
+        <w:sz w:val="20"/>
+      </w:rPr>
+    </w:lvl>
+    <w:lvl w:ilvl="3" w:tentative="1">
+      <w:start w:val="1"/>
+      <w:numFmt w:val="bullet"/>
+      <w:lvlText w:val=""/>
+      <w:lvlJc w:val="left"/>
+      <w:pPr>
+        <w:tabs>
+          <w:tab w:val="num" w:pos="2880"/>
+        </w:tabs>
+        <w:ind w:left="2880" w:hanging="360"/>
+      </w:pPr>
+      <w:rPr>
+        <w:rFonts w:ascii="Wingdings" w:hAnsi="Wingdings" w:hint="default"/>
+        <w:sz w:val="20"/>
+      </w:rPr>
+    </w:lvl>
+    <w:lvl w:ilvl="4" w:tentative="1">
+      <w:start w:val="1"/>
+      <w:numFmt w:val="bullet"/>
+      <w:lvlText w:val=""/>
+      <w:lvlJc w:val="left"/>
+      <w:pPr>
+        <w:tabs>
+          <w:tab w:val="num" w:pos="3600"/>
+        </w:tabs>
+        <w:ind w:left="3600" w:hanging="360"/>
+      </w:pPr>
+      <w:rPr>
+        <w:rFonts w:ascii="Wingdings" w:hAnsi="Wingdings" w:hint="default"/>
+        <w:sz w:val="20"/>
+      </w:rPr>
+    </w:lvl>
+    <w:lvl w:ilvl="5" w:tentative="1">
+      <w:start w:val="1"/>
+      <w:numFmt w:val="bullet"/>
+      <w:lvlText w:val=""/>
+      <w:lvlJc w:val="left"/>
+      <w:pPr>
+        <w:tabs>
+          <w:tab w:val="num" w:pos="4320"/>
+        </w:tabs>
+        <w:ind w:left="4320" w:hanging="360"/>
+      </w:pPr>
+      <w:rPr>
+        <w:rFonts w:ascii="Wingdings" w:hAnsi="Wingdings" w:hint="default"/>
+        <w:sz w:val="20"/>
+      </w:rPr>
+    </w:lvl>
+    <w:lvl w:ilvl="6" w:tentative="1">
+      <w:start w:val="1"/>
+      <w:numFmt w:val="bullet"/>
+      <w:lvlText w:val=""/>
+      <w:lvlJc w:val="left"/>
+      <w:pPr>
+        <w:tabs>
+          <w:tab w:val="num" w:pos="5040"/>
+        </w:tabs>
+        <w:ind w:left="5040" w:hanging="360"/>
+      </w:pPr>
+      <w:rPr>
+        <w:rFonts w:ascii="Wingdings" w:hAnsi="Wingdings" w:hint="default"/>
+        <w:sz w:val="20"/>
+      </w:rPr>
+    </w:lvl>
+    <w:lvl w:ilvl="7" w:tentative="1">
+      <w:start w:val="1"/>
+      <w:numFmt w:val="bullet"/>
+      <w:lvlText w:val=""/>
+      <w:lvlJc w:val="left"/>
+      <w:pPr>
+        <w:tabs>
+          <w:tab w:val="num" w:pos="5760"/>
+        </w:tabs>
+        <w:ind w:left="5760" w:hanging="360"/>
+      </w:pPr>
+      <w:rPr>
+        <w:rFonts w:ascii="Wingdings" w:hAnsi="Wingdings" w:hint="default"/>
+        <w:sz w:val="20"/>
+      </w:rPr>
+    </w:lvl>
+    <w:lvl w:ilvl="8" w:tentative="1">
+      <w:start w:val="1"/>
+      <w:numFmt w:val="bullet"/>
+      <w:lvlText w:val=""/>
+      <w:lvlJc w:val="left"/>
+      <w:pPr>
+        <w:tabs>
+          <w:tab w:val="num" w:pos="6480"/>
+        </w:tabs>
+        <w:ind w:left="6480" w:hanging="360"/>
+      </w:pPr>
+      <w:rPr>
+        <w:rFonts w:ascii="Wingdings" w:hAnsi="Wingdings" w:hint="default"/>
+        <w:sz w:val="20"/>
+      </w:rPr>
+    </w:lvl>
+  </w:abstractNum>
+  <w:abstractNum w:abstractNumId="1" w15:restartNumberingAfterBreak="0">
+    <w:nsid w:val="09663BD9"/>
+    <w:multiLevelType w:val="multilevel"/>
+    <w:tmpl w:val="4FD29DB4"/>
+    <w:lvl w:ilvl="0">
+      <w:start w:val="1"/>
+      <w:numFmt w:val="bullet"/>
+      <w:lvlText w:val=""/>
+      <w:lvlJc w:val="left"/>
+      <w:pPr>
+        <w:tabs>
+          <w:tab w:val="num" w:pos="720"/>
+        </w:tabs>
+        <w:ind w:left="720" w:hanging="360"/>
+      </w:pPr>
+      <w:rPr>
+        <w:rFonts w:ascii="Symbol" w:hAnsi="Symbol" w:hint="default"/>
+        <w:sz w:val="20"/>
+      </w:rPr>
+    </w:lvl>
+    <w:lvl w:ilvl="1" w:tentative="1">
+      <w:start w:val="1"/>
+      <w:numFmt w:val="bullet"/>
+      <w:lvlText w:val="o"/>
+      <w:lvlJc w:val="left"/>
+      <w:pPr>
+        <w:tabs>
+          <w:tab w:val="num" w:pos="1440"/>
+        </w:tabs>
+        <w:ind w:left="1440" w:hanging="360"/>
+      </w:pPr>
+      <w:rPr>
+        <w:rFonts w:ascii="Courier New" w:hAnsi="Courier New" w:hint="default"/>
+        <w:sz w:val="20"/>
+      </w:rPr>
+    </w:lvl>
+    <w:lvl w:ilvl="2" w:tentative="1">
+      <w:start w:val="1"/>
+      <w:numFmt w:val="bullet"/>
+      <w:lvlText w:val=""/>
+      <w:lvlJc w:val="left"/>
+      <w:pPr>
+        <w:tabs>
+          <w:tab w:val="num" w:pos="2160"/>
+        </w:tabs>
+        <w:ind w:left="2160" w:hanging="360"/>
+      </w:pPr>
+      <w:rPr>
+        <w:rFonts w:ascii="Wingdings" w:hAnsi="Wingdings" w:hint="default"/>
+        <w:sz w:val="20"/>
+      </w:rPr>
+    </w:lvl>
+    <w:lvl w:ilvl="3" w:tentative="1">
+      <w:start w:val="1"/>
+      <w:numFmt w:val="bullet"/>
+      <w:lvlText w:val=""/>
+      <w:lvlJc w:val="left"/>
+      <w:pPr>
+        <w:tabs>
+          <w:tab w:val="num" w:pos="2880"/>
+        </w:tabs>
+        <w:ind w:left="2880" w:hanging="360"/>
+      </w:pPr>
+      <w:rPr>
+        <w:rFonts w:ascii="Wingdings" w:hAnsi="Wingdings" w:hint="default"/>
+        <w:sz w:val="20"/>
+      </w:rPr>
+    </w:lvl>
+    <w:lvl w:ilvl="4" w:tentative="1">
+      <w:start w:val="1"/>
+      <w:numFmt w:val="bullet"/>
+      <w:lvlText w:val=""/>
+      <w:lvlJc w:val="left"/>
+      <w:pPr>
+        <w:tabs>
+          <w:tab w:val="num" w:pos="3600"/>
+        </w:tabs>
+        <w:ind w:left="3600" w:hanging="360"/>
+      </w:pPr>
+      <w:rPr>
+        <w:rFonts w:ascii="Wingdings" w:hAnsi="Wingdings" w:hint="default"/>
+        <w:sz w:val="20"/>
+      </w:rPr>
+    </w:lvl>
+    <w:lvl w:ilvl="5" w:tentative="1">
+      <w:start w:val="1"/>
+      <w:numFmt w:val="bullet"/>
+      <w:lvlText w:val=""/>
+      <w:lvlJc w:val="left"/>
+      <w:pPr>
+        <w:tabs>
+          <w:tab w:val="num" w:pos="4320"/>
+        </w:tabs>
+        <w:ind w:left="4320" w:hanging="360"/>
+      </w:pPr>
+      <w:rPr>
+        <w:rFonts w:ascii="Wingdings" w:hAnsi="Wingdings" w:hint="default"/>
+        <w:sz w:val="20"/>
+      </w:rPr>
+    </w:lvl>
+    <w:lvl w:ilvl="6" w:tentative="1">
+      <w:start w:val="1"/>
+      <w:numFmt w:val="bullet"/>
+      <w:lvlText w:val=""/>
+      <w:lvlJc w:val="left"/>
+      <w:pPr>
+        <w:tabs>
+          <w:tab w:val="num" w:pos="5040"/>
+        </w:tabs>
+        <w:ind w:left="5040" w:hanging="360"/>
+      </w:pPr>
+      <w:rPr>
+        <w:rFonts w:ascii="Wingdings" w:hAnsi="Wingdings" w:hint="default"/>
+        <w:sz w:val="20"/>
+      </w:rPr>
+    </w:lvl>
+    <w:lvl w:ilvl="7" w:tentative="1">
+      <w:start w:val="1"/>
+      <w:numFmt w:val="bullet"/>
+      <w:lvlText w:val=""/>
+      <w:lvlJc w:val="left"/>
+      <w:pPr>
+        <w:tabs>
+          <w:tab w:val="num" w:pos="5760"/>
+        </w:tabs>
+        <w:ind w:left="5760" w:hanging="360"/>
+      </w:pPr>
+      <w:rPr>
+        <w:rFonts w:ascii="Wingdings" w:hAnsi="Wingdings" w:hint="default"/>
+        <w:sz w:val="20"/>
+      </w:rPr>
+    </w:lvl>
+    <w:lvl w:ilvl="8" w:tentative="1">
+      <w:start w:val="1"/>
+      <w:numFmt w:val="bullet"/>
+      <w:lvlText w:val=""/>
+      <w:lvlJc w:val="left"/>
+      <w:pPr>
+        <w:tabs>
+          <w:tab w:val="num" w:pos="6480"/>
+        </w:tabs>
+        <w:ind w:left="6480" w:hanging="360"/>
+      </w:pPr>
+      <w:rPr>
+        <w:rFonts w:ascii="Wingdings" w:hAnsi="Wingdings" w:hint="default"/>
+        <w:sz w:val="20"/>
+      </w:rPr>
+    </w:lvl>
+  </w:abstractNum>
+  <w:abstractNum w:abstractNumId="2" w15:restartNumberingAfterBreak="0">
+    <w:nsid w:val="09A36408"/>
+    <w:multiLevelType w:val="multilevel"/>
+    <w:tmpl w:val="A768E234"/>
+    <w:lvl w:ilvl="0">
+      <w:start w:val="1"/>
+      <w:numFmt w:val="bullet"/>
+      <w:lvlText w:val=""/>
+      <w:lvlJc w:val="left"/>
+      <w:pPr>
+        <w:tabs>
+          <w:tab w:val="num" w:pos="720"/>
+        </w:tabs>
+        <w:ind w:left="720" w:hanging="360"/>
+      </w:pPr>
+      <w:rPr>
+        <w:rFonts w:ascii="Symbol" w:hAnsi="Symbol" w:hint="default"/>
+        <w:sz w:val="20"/>
+      </w:rPr>
+    </w:lvl>
+    <w:lvl w:ilvl="1" w:tentative="1">
+      <w:start w:val="1"/>
+      <w:numFmt w:val="bullet"/>
+      <w:lvlText w:val="o"/>
+      <w:lvlJc w:val="left"/>
+      <w:pPr>
+        <w:tabs>
+          <w:tab w:val="num" w:pos="1440"/>
+        </w:tabs>
+        <w:ind w:left="1440" w:hanging="360"/>
+      </w:pPr>
+      <w:rPr>
+        <w:rFonts w:ascii="Courier New" w:hAnsi="Courier New" w:hint="default"/>
+        <w:sz w:val="20"/>
+      </w:rPr>
+    </w:lvl>
+    <w:lvl w:ilvl="2" w:tentative="1">
+      <w:start w:val="1"/>
+      <w:numFmt w:val="bullet"/>
+      <w:lvlText w:val=""/>
+      <w:lvlJc w:val="left"/>
+      <w:pPr>
+        <w:tabs>
+          <w:tab w:val="num" w:pos="2160"/>
+        </w:tabs>
+        <w:ind w:left="2160" w:hanging="360"/>
+      </w:pPr>
+      <w:rPr>
+        <w:rFonts w:ascii="Wingdings" w:hAnsi="Wingdings" w:hint="default"/>
+        <w:sz w:val="20"/>
+      </w:rPr>
+    </w:lvl>
+    <w:lvl w:ilvl="3" w:tentative="1">
+      <w:start w:val="1"/>
+      <w:numFmt w:val="bullet"/>
+      <w:lvlText w:val=""/>
+      <w:lvlJc w:val="left"/>
+      <w:pPr>
+        <w:tabs>
+          <w:tab w:val="num" w:pos="2880"/>
+        </w:tabs>
+        <w:ind w:left="2880" w:hanging="360"/>
+      </w:pPr>
+      <w:rPr>
+        <w:rFonts w:ascii="Wingdings" w:hAnsi="Wingdings" w:hint="default"/>
+        <w:sz w:val="20"/>
+      </w:rPr>
+    </w:lvl>
+    <w:lvl w:ilvl="4" w:tentative="1">
+      <w:start w:val="1"/>
+      <w:numFmt w:val="bullet"/>
+      <w:lvlText w:val=""/>
+      <w:lvlJc w:val="left"/>
+      <w:pPr>
+        <w:tabs>
+          <w:tab w:val="num" w:pos="3600"/>
+        </w:tabs>
+        <w:ind w:left="3600" w:hanging="360"/>
+      </w:pPr>
+      <w:rPr>
+        <w:rFonts w:ascii="Wingdings" w:hAnsi="Wingdings" w:hint="default"/>
+        <w:sz w:val="20"/>
+      </w:rPr>
+    </w:lvl>
+    <w:lvl w:ilvl="5" w:tentative="1">
+      <w:start w:val="1"/>
+      <w:numFmt w:val="bullet"/>
+      <w:lvlText w:val=""/>
+      <w:lvlJc w:val="left"/>
+      <w:pPr>
+        <w:tabs>
+          <w:tab w:val="num" w:pos="4320"/>
+        </w:tabs>
+        <w:ind w:left="4320" w:hanging="360"/>
+      </w:pPr>
+      <w:rPr>
+        <w:rFonts w:ascii="Wingdings" w:hAnsi="Wingdings" w:hint="default"/>
+        <w:sz w:val="20"/>
+      </w:rPr>
+    </w:lvl>
+    <w:lvl w:ilvl="6" w:tentative="1">
+      <w:start w:val="1"/>
+      <w:numFmt w:val="bullet"/>
+      <w:lvlText w:val=""/>
+      <w:lvlJc w:val="left"/>
+      <w:pPr>
+        <w:tabs>
+          <w:tab w:val="num" w:pos="5040"/>
+        </w:tabs>
+        <w:ind w:left="5040" w:hanging="360"/>
+      </w:pPr>
+      <w:rPr>
+        <w:rFonts w:ascii="Wingdings" w:hAnsi="Wingdings" w:hint="default"/>
+        <w:sz w:val="20"/>
+      </w:rPr>
+    </w:lvl>
+    <w:lvl w:ilvl="7" w:tentative="1">
+      <w:start w:val="1"/>
+      <w:numFmt w:val="bullet"/>
+      <w:lvlText w:val=""/>
+      <w:lvlJc w:val="left"/>
+      <w:pPr>
+        <w:tabs>
+          <w:tab w:val="num" w:pos="5760"/>
+        </w:tabs>
+        <w:ind w:left="5760" w:hanging="360"/>
+      </w:pPr>
+      <w:rPr>
+        <w:rFonts w:ascii="Wingdings" w:hAnsi="Wingdings" w:hint="default"/>
+        <w:sz w:val="20"/>
+      </w:rPr>
+    </w:lvl>
+    <w:lvl w:ilvl="8" w:tentative="1">
+      <w:start w:val="1"/>
+      <w:numFmt w:val="bullet"/>
+      <w:lvlText w:val=""/>
+      <w:lvlJc w:val="left"/>
+      <w:pPr>
+        <w:tabs>
+          <w:tab w:val="num" w:pos="6480"/>
+        </w:tabs>
+        <w:ind w:left="6480" w:hanging="360"/>
+      </w:pPr>
+      <w:rPr>
+        <w:rFonts w:ascii="Wingdings" w:hAnsi="Wingdings" w:hint="default"/>
+        <w:sz w:val="20"/>
+      </w:rPr>
+    </w:lvl>
+  </w:abstractNum>
+  <w:abstractNum w:abstractNumId="3" w15:restartNumberingAfterBreak="0">
     <w:nsid w:val="0C204695"/>
     <w:multiLevelType w:val="multilevel"/>
     <w:tmpl w:val="12769624"/>
@@ -2863,7 +5936,305 @@
       </w:rPr>
     </w:lvl>
   </w:abstractNum>
-  <w:abstractNum w:abstractNumId="1" w15:restartNumberingAfterBreak="0">
+  <w:abstractNum w:abstractNumId="4" w15:restartNumberingAfterBreak="0">
+    <w:nsid w:val="0C4140BE"/>
+    <w:multiLevelType w:val="multilevel"/>
+    <w:tmpl w:val="D18EE98E"/>
+    <w:lvl w:ilvl="0">
+      <w:start w:val="1"/>
+      <w:numFmt w:val="bullet"/>
+      <w:lvlText w:val=""/>
+      <w:lvlJc w:val="left"/>
+      <w:pPr>
+        <w:tabs>
+          <w:tab w:val="num" w:pos="720"/>
+        </w:tabs>
+        <w:ind w:left="720" w:hanging="360"/>
+      </w:pPr>
+      <w:rPr>
+        <w:rFonts w:ascii="Symbol" w:hAnsi="Symbol" w:hint="default"/>
+        <w:sz w:val="20"/>
+      </w:rPr>
+    </w:lvl>
+    <w:lvl w:ilvl="1" w:tentative="1">
+      <w:start w:val="1"/>
+      <w:numFmt w:val="bullet"/>
+      <w:lvlText w:val="o"/>
+      <w:lvlJc w:val="left"/>
+      <w:pPr>
+        <w:tabs>
+          <w:tab w:val="num" w:pos="1440"/>
+        </w:tabs>
+        <w:ind w:left="1440" w:hanging="360"/>
+      </w:pPr>
+      <w:rPr>
+        <w:rFonts w:ascii="Courier New" w:hAnsi="Courier New" w:hint="default"/>
+        <w:sz w:val="20"/>
+      </w:rPr>
+    </w:lvl>
+    <w:lvl w:ilvl="2" w:tentative="1">
+      <w:start w:val="1"/>
+      <w:numFmt w:val="bullet"/>
+      <w:lvlText w:val=""/>
+      <w:lvlJc w:val="left"/>
+      <w:pPr>
+        <w:tabs>
+          <w:tab w:val="num" w:pos="2160"/>
+        </w:tabs>
+        <w:ind w:left="2160" w:hanging="360"/>
+      </w:pPr>
+      <w:rPr>
+        <w:rFonts w:ascii="Wingdings" w:hAnsi="Wingdings" w:hint="default"/>
+        <w:sz w:val="20"/>
+      </w:rPr>
+    </w:lvl>
+    <w:lvl w:ilvl="3" w:tentative="1">
+      <w:start w:val="1"/>
+      <w:numFmt w:val="bullet"/>
+      <w:lvlText w:val=""/>
+      <w:lvlJc w:val="left"/>
+      <w:pPr>
+        <w:tabs>
+          <w:tab w:val="num" w:pos="2880"/>
+        </w:tabs>
+        <w:ind w:left="2880" w:hanging="360"/>
+      </w:pPr>
+      <w:rPr>
+        <w:rFonts w:ascii="Wingdings" w:hAnsi="Wingdings" w:hint="default"/>
+        <w:sz w:val="20"/>
+      </w:rPr>
+    </w:lvl>
+    <w:lvl w:ilvl="4" w:tentative="1">
+      <w:start w:val="1"/>
+      <w:numFmt w:val="bullet"/>
+      <w:lvlText w:val=""/>
+      <w:lvlJc w:val="left"/>
+      <w:pPr>
+        <w:tabs>
+          <w:tab w:val="num" w:pos="3600"/>
+        </w:tabs>
+        <w:ind w:left="3600" w:hanging="360"/>
+      </w:pPr>
+      <w:rPr>
+        <w:rFonts w:ascii="Wingdings" w:hAnsi="Wingdings" w:hint="default"/>
+        <w:sz w:val="20"/>
+      </w:rPr>
+    </w:lvl>
+    <w:lvl w:ilvl="5" w:tentative="1">
+      <w:start w:val="1"/>
+      <w:numFmt w:val="bullet"/>
+      <w:lvlText w:val=""/>
+      <w:lvlJc w:val="left"/>
+      <w:pPr>
+        <w:tabs>
+          <w:tab w:val="num" w:pos="4320"/>
+        </w:tabs>
+        <w:ind w:left="4320" w:hanging="360"/>
+      </w:pPr>
+      <w:rPr>
+        <w:rFonts w:ascii="Wingdings" w:hAnsi="Wingdings" w:hint="default"/>
+        <w:sz w:val="20"/>
+      </w:rPr>
+    </w:lvl>
+    <w:lvl w:ilvl="6" w:tentative="1">
+      <w:start w:val="1"/>
+      <w:numFmt w:val="bullet"/>
+      <w:lvlText w:val=""/>
+      <w:lvlJc w:val="left"/>
+      <w:pPr>
+        <w:tabs>
+          <w:tab w:val="num" w:pos="5040"/>
+        </w:tabs>
+        <w:ind w:left="5040" w:hanging="360"/>
+      </w:pPr>
+      <w:rPr>
+        <w:rFonts w:ascii="Wingdings" w:hAnsi="Wingdings" w:hint="default"/>
+        <w:sz w:val="20"/>
+      </w:rPr>
+    </w:lvl>
+    <w:lvl w:ilvl="7" w:tentative="1">
+      <w:start w:val="1"/>
+      <w:numFmt w:val="bullet"/>
+      <w:lvlText w:val=""/>
+      <w:lvlJc w:val="left"/>
+      <w:pPr>
+        <w:tabs>
+          <w:tab w:val="num" w:pos="5760"/>
+        </w:tabs>
+        <w:ind w:left="5760" w:hanging="360"/>
+      </w:pPr>
+      <w:rPr>
+        <w:rFonts w:ascii="Wingdings" w:hAnsi="Wingdings" w:hint="default"/>
+        <w:sz w:val="20"/>
+      </w:rPr>
+    </w:lvl>
+    <w:lvl w:ilvl="8" w:tentative="1">
+      <w:start w:val="1"/>
+      <w:numFmt w:val="bullet"/>
+      <w:lvlText w:val=""/>
+      <w:lvlJc w:val="left"/>
+      <w:pPr>
+        <w:tabs>
+          <w:tab w:val="num" w:pos="6480"/>
+        </w:tabs>
+        <w:ind w:left="6480" w:hanging="360"/>
+      </w:pPr>
+      <w:rPr>
+        <w:rFonts w:ascii="Wingdings" w:hAnsi="Wingdings" w:hint="default"/>
+        <w:sz w:val="20"/>
+      </w:rPr>
+    </w:lvl>
+  </w:abstractNum>
+  <w:abstractNum w:abstractNumId="5" w15:restartNumberingAfterBreak="0">
+    <w:nsid w:val="0D7503F6"/>
+    <w:multiLevelType w:val="multilevel"/>
+    <w:tmpl w:val="4446A546"/>
+    <w:lvl w:ilvl="0">
+      <w:start w:val="1"/>
+      <w:numFmt w:val="bullet"/>
+      <w:lvlText w:val=""/>
+      <w:lvlJc w:val="left"/>
+      <w:pPr>
+        <w:tabs>
+          <w:tab w:val="num" w:pos="720"/>
+        </w:tabs>
+        <w:ind w:left="720" w:hanging="360"/>
+      </w:pPr>
+      <w:rPr>
+        <w:rFonts w:ascii="Symbol" w:hAnsi="Symbol" w:hint="default"/>
+        <w:sz w:val="20"/>
+      </w:rPr>
+    </w:lvl>
+    <w:lvl w:ilvl="1" w:tentative="1">
+      <w:start w:val="1"/>
+      <w:numFmt w:val="bullet"/>
+      <w:lvlText w:val="o"/>
+      <w:lvlJc w:val="left"/>
+      <w:pPr>
+        <w:tabs>
+          <w:tab w:val="num" w:pos="1440"/>
+        </w:tabs>
+        <w:ind w:left="1440" w:hanging="360"/>
+      </w:pPr>
+      <w:rPr>
+        <w:rFonts w:ascii="Courier New" w:hAnsi="Courier New" w:hint="default"/>
+        <w:sz w:val="20"/>
+      </w:rPr>
+    </w:lvl>
+    <w:lvl w:ilvl="2" w:tentative="1">
+      <w:start w:val="1"/>
+      <w:numFmt w:val="bullet"/>
+      <w:lvlText w:val=""/>
+      <w:lvlJc w:val="left"/>
+      <w:pPr>
+        <w:tabs>
+          <w:tab w:val="num" w:pos="2160"/>
+        </w:tabs>
+        <w:ind w:left="2160" w:hanging="360"/>
+      </w:pPr>
+      <w:rPr>
+        <w:rFonts w:ascii="Wingdings" w:hAnsi="Wingdings" w:hint="default"/>
+        <w:sz w:val="20"/>
+      </w:rPr>
+    </w:lvl>
+    <w:lvl w:ilvl="3" w:tentative="1">
+      <w:start w:val="1"/>
+      <w:numFmt w:val="bullet"/>
+      <w:lvlText w:val=""/>
+      <w:lvlJc w:val="left"/>
+      <w:pPr>
+        <w:tabs>
+          <w:tab w:val="num" w:pos="2880"/>
+        </w:tabs>
+        <w:ind w:left="2880" w:hanging="360"/>
+      </w:pPr>
+      <w:rPr>
+        <w:rFonts w:ascii="Wingdings" w:hAnsi="Wingdings" w:hint="default"/>
+        <w:sz w:val="20"/>
+      </w:rPr>
+    </w:lvl>
+    <w:lvl w:ilvl="4" w:tentative="1">
+      <w:start w:val="1"/>
+      <w:numFmt w:val="bullet"/>
+      <w:lvlText w:val=""/>
+      <w:lvlJc w:val="left"/>
+      <w:pPr>
+        <w:tabs>
+          <w:tab w:val="num" w:pos="3600"/>
+        </w:tabs>
+        <w:ind w:left="3600" w:hanging="360"/>
+      </w:pPr>
+      <w:rPr>
+        <w:rFonts w:ascii="Wingdings" w:hAnsi="Wingdings" w:hint="default"/>
+        <w:sz w:val="20"/>
+      </w:rPr>
+    </w:lvl>
+    <w:lvl w:ilvl="5" w:tentative="1">
+      <w:start w:val="1"/>
+      <w:numFmt w:val="bullet"/>
+      <w:lvlText w:val=""/>
+      <w:lvlJc w:val="left"/>
+      <w:pPr>
+        <w:tabs>
+          <w:tab w:val="num" w:pos="4320"/>
+        </w:tabs>
+        <w:ind w:left="4320" w:hanging="360"/>
+      </w:pPr>
+      <w:rPr>
+        <w:rFonts w:ascii="Wingdings" w:hAnsi="Wingdings" w:hint="default"/>
+        <w:sz w:val="20"/>
+      </w:rPr>
+    </w:lvl>
+    <w:lvl w:ilvl="6" w:tentative="1">
+      <w:start w:val="1"/>
+      <w:numFmt w:val="bullet"/>
+      <w:lvlText w:val=""/>
+      <w:lvlJc w:val="left"/>
+      <w:pPr>
+        <w:tabs>
+          <w:tab w:val="num" w:pos="5040"/>
+        </w:tabs>
+        <w:ind w:left="5040" w:hanging="360"/>
+      </w:pPr>
+      <w:rPr>
+        <w:rFonts w:ascii="Wingdings" w:hAnsi="Wingdings" w:hint="default"/>
+        <w:sz w:val="20"/>
+      </w:rPr>
+    </w:lvl>
+    <w:lvl w:ilvl="7" w:tentative="1">
+      <w:start w:val="1"/>
+      <w:numFmt w:val="bullet"/>
+      <w:lvlText w:val=""/>
+      <w:lvlJc w:val="left"/>
+      <w:pPr>
+        <w:tabs>
+          <w:tab w:val="num" w:pos="5760"/>
+        </w:tabs>
+        <w:ind w:left="5760" w:hanging="360"/>
+      </w:pPr>
+      <w:rPr>
+        <w:rFonts w:ascii="Wingdings" w:hAnsi="Wingdings" w:hint="default"/>
+        <w:sz w:val="20"/>
+      </w:rPr>
+    </w:lvl>
+    <w:lvl w:ilvl="8" w:tentative="1">
+      <w:start w:val="1"/>
+      <w:numFmt w:val="bullet"/>
+      <w:lvlText w:val=""/>
+      <w:lvlJc w:val="left"/>
+      <w:pPr>
+        <w:tabs>
+          <w:tab w:val="num" w:pos="6480"/>
+        </w:tabs>
+        <w:ind w:left="6480" w:hanging="360"/>
+      </w:pPr>
+      <w:rPr>
+        <w:rFonts w:ascii="Wingdings" w:hAnsi="Wingdings" w:hint="default"/>
+        <w:sz w:val="20"/>
+      </w:rPr>
+    </w:lvl>
+  </w:abstractNum>
+  <w:abstractNum w:abstractNumId="6" w15:restartNumberingAfterBreak="0">
     <w:nsid w:val="1AF146A8"/>
     <w:multiLevelType w:val="multilevel"/>
     <w:tmpl w:val="B968593E"/>
@@ -3012,7 +6383,305 @@
       </w:rPr>
     </w:lvl>
   </w:abstractNum>
-  <w:abstractNum w:abstractNumId="2" w15:restartNumberingAfterBreak="0">
+  <w:abstractNum w:abstractNumId="7" w15:restartNumberingAfterBreak="0">
+    <w:nsid w:val="1CA356FF"/>
+    <w:multiLevelType w:val="multilevel"/>
+    <w:tmpl w:val="9B602B06"/>
+    <w:lvl w:ilvl="0">
+      <w:start w:val="1"/>
+      <w:numFmt w:val="bullet"/>
+      <w:lvlText w:val=""/>
+      <w:lvlJc w:val="left"/>
+      <w:pPr>
+        <w:tabs>
+          <w:tab w:val="num" w:pos="720"/>
+        </w:tabs>
+        <w:ind w:left="720" w:hanging="360"/>
+      </w:pPr>
+      <w:rPr>
+        <w:rFonts w:ascii="Symbol" w:hAnsi="Symbol" w:hint="default"/>
+        <w:sz w:val="20"/>
+      </w:rPr>
+    </w:lvl>
+    <w:lvl w:ilvl="1" w:tentative="1">
+      <w:start w:val="1"/>
+      <w:numFmt w:val="bullet"/>
+      <w:lvlText w:val="o"/>
+      <w:lvlJc w:val="left"/>
+      <w:pPr>
+        <w:tabs>
+          <w:tab w:val="num" w:pos="1440"/>
+        </w:tabs>
+        <w:ind w:left="1440" w:hanging="360"/>
+      </w:pPr>
+      <w:rPr>
+        <w:rFonts w:ascii="Courier New" w:hAnsi="Courier New" w:hint="default"/>
+        <w:sz w:val="20"/>
+      </w:rPr>
+    </w:lvl>
+    <w:lvl w:ilvl="2" w:tentative="1">
+      <w:start w:val="1"/>
+      <w:numFmt w:val="bullet"/>
+      <w:lvlText w:val=""/>
+      <w:lvlJc w:val="left"/>
+      <w:pPr>
+        <w:tabs>
+          <w:tab w:val="num" w:pos="2160"/>
+        </w:tabs>
+        <w:ind w:left="2160" w:hanging="360"/>
+      </w:pPr>
+      <w:rPr>
+        <w:rFonts w:ascii="Wingdings" w:hAnsi="Wingdings" w:hint="default"/>
+        <w:sz w:val="20"/>
+      </w:rPr>
+    </w:lvl>
+    <w:lvl w:ilvl="3" w:tentative="1">
+      <w:start w:val="1"/>
+      <w:numFmt w:val="bullet"/>
+      <w:lvlText w:val=""/>
+      <w:lvlJc w:val="left"/>
+      <w:pPr>
+        <w:tabs>
+          <w:tab w:val="num" w:pos="2880"/>
+        </w:tabs>
+        <w:ind w:left="2880" w:hanging="360"/>
+      </w:pPr>
+      <w:rPr>
+        <w:rFonts w:ascii="Wingdings" w:hAnsi="Wingdings" w:hint="default"/>
+        <w:sz w:val="20"/>
+      </w:rPr>
+    </w:lvl>
+    <w:lvl w:ilvl="4" w:tentative="1">
+      <w:start w:val="1"/>
+      <w:numFmt w:val="bullet"/>
+      <w:lvlText w:val=""/>
+      <w:lvlJc w:val="left"/>
+      <w:pPr>
+        <w:tabs>
+          <w:tab w:val="num" w:pos="3600"/>
+        </w:tabs>
+        <w:ind w:left="3600" w:hanging="360"/>
+      </w:pPr>
+      <w:rPr>
+        <w:rFonts w:ascii="Wingdings" w:hAnsi="Wingdings" w:hint="default"/>
+        <w:sz w:val="20"/>
+      </w:rPr>
+    </w:lvl>
+    <w:lvl w:ilvl="5" w:tentative="1">
+      <w:start w:val="1"/>
+      <w:numFmt w:val="bullet"/>
+      <w:lvlText w:val=""/>
+      <w:lvlJc w:val="left"/>
+      <w:pPr>
+        <w:tabs>
+          <w:tab w:val="num" w:pos="4320"/>
+        </w:tabs>
+        <w:ind w:left="4320" w:hanging="360"/>
+      </w:pPr>
+      <w:rPr>
+        <w:rFonts w:ascii="Wingdings" w:hAnsi="Wingdings" w:hint="default"/>
+        <w:sz w:val="20"/>
+      </w:rPr>
+    </w:lvl>
+    <w:lvl w:ilvl="6" w:tentative="1">
+      <w:start w:val="1"/>
+      <w:numFmt w:val="bullet"/>
+      <w:lvlText w:val=""/>
+      <w:lvlJc w:val="left"/>
+      <w:pPr>
+        <w:tabs>
+          <w:tab w:val="num" w:pos="5040"/>
+        </w:tabs>
+        <w:ind w:left="5040" w:hanging="360"/>
+      </w:pPr>
+      <w:rPr>
+        <w:rFonts w:ascii="Wingdings" w:hAnsi="Wingdings" w:hint="default"/>
+        <w:sz w:val="20"/>
+      </w:rPr>
+    </w:lvl>
+    <w:lvl w:ilvl="7" w:tentative="1">
+      <w:start w:val="1"/>
+      <w:numFmt w:val="bullet"/>
+      <w:lvlText w:val=""/>
+      <w:lvlJc w:val="left"/>
+      <w:pPr>
+        <w:tabs>
+          <w:tab w:val="num" w:pos="5760"/>
+        </w:tabs>
+        <w:ind w:left="5760" w:hanging="360"/>
+      </w:pPr>
+      <w:rPr>
+        <w:rFonts w:ascii="Wingdings" w:hAnsi="Wingdings" w:hint="default"/>
+        <w:sz w:val="20"/>
+      </w:rPr>
+    </w:lvl>
+    <w:lvl w:ilvl="8" w:tentative="1">
+      <w:start w:val="1"/>
+      <w:numFmt w:val="bullet"/>
+      <w:lvlText w:val=""/>
+      <w:lvlJc w:val="left"/>
+      <w:pPr>
+        <w:tabs>
+          <w:tab w:val="num" w:pos="6480"/>
+        </w:tabs>
+        <w:ind w:left="6480" w:hanging="360"/>
+      </w:pPr>
+      <w:rPr>
+        <w:rFonts w:ascii="Wingdings" w:hAnsi="Wingdings" w:hint="default"/>
+        <w:sz w:val="20"/>
+      </w:rPr>
+    </w:lvl>
+  </w:abstractNum>
+  <w:abstractNum w:abstractNumId="8" w15:restartNumberingAfterBreak="0">
+    <w:nsid w:val="209F2F16"/>
+    <w:multiLevelType w:val="multilevel"/>
+    <w:tmpl w:val="287C9718"/>
+    <w:lvl w:ilvl="0">
+      <w:start w:val="1"/>
+      <w:numFmt w:val="bullet"/>
+      <w:lvlText w:val=""/>
+      <w:lvlJc w:val="left"/>
+      <w:pPr>
+        <w:tabs>
+          <w:tab w:val="num" w:pos="720"/>
+        </w:tabs>
+        <w:ind w:left="720" w:hanging="360"/>
+      </w:pPr>
+      <w:rPr>
+        <w:rFonts w:ascii="Symbol" w:hAnsi="Symbol" w:hint="default"/>
+        <w:sz w:val="20"/>
+      </w:rPr>
+    </w:lvl>
+    <w:lvl w:ilvl="1" w:tentative="1">
+      <w:start w:val="1"/>
+      <w:numFmt w:val="bullet"/>
+      <w:lvlText w:val="o"/>
+      <w:lvlJc w:val="left"/>
+      <w:pPr>
+        <w:tabs>
+          <w:tab w:val="num" w:pos="1440"/>
+        </w:tabs>
+        <w:ind w:left="1440" w:hanging="360"/>
+      </w:pPr>
+      <w:rPr>
+        <w:rFonts w:ascii="Courier New" w:hAnsi="Courier New" w:hint="default"/>
+        <w:sz w:val="20"/>
+      </w:rPr>
+    </w:lvl>
+    <w:lvl w:ilvl="2" w:tentative="1">
+      <w:start w:val="1"/>
+      <w:numFmt w:val="bullet"/>
+      <w:lvlText w:val=""/>
+      <w:lvlJc w:val="left"/>
+      <w:pPr>
+        <w:tabs>
+          <w:tab w:val="num" w:pos="2160"/>
+        </w:tabs>
+        <w:ind w:left="2160" w:hanging="360"/>
+      </w:pPr>
+      <w:rPr>
+        <w:rFonts w:ascii="Wingdings" w:hAnsi="Wingdings" w:hint="default"/>
+        <w:sz w:val="20"/>
+      </w:rPr>
+    </w:lvl>
+    <w:lvl w:ilvl="3" w:tentative="1">
+      <w:start w:val="1"/>
+      <w:numFmt w:val="bullet"/>
+      <w:lvlText w:val=""/>
+      <w:lvlJc w:val="left"/>
+      <w:pPr>
+        <w:tabs>
+          <w:tab w:val="num" w:pos="2880"/>
+        </w:tabs>
+        <w:ind w:left="2880" w:hanging="360"/>
+      </w:pPr>
+      <w:rPr>
+        <w:rFonts w:ascii="Wingdings" w:hAnsi="Wingdings" w:hint="default"/>
+        <w:sz w:val="20"/>
+      </w:rPr>
+    </w:lvl>
+    <w:lvl w:ilvl="4" w:tentative="1">
+      <w:start w:val="1"/>
+      <w:numFmt w:val="bullet"/>
+      <w:lvlText w:val=""/>
+      <w:lvlJc w:val="left"/>
+      <w:pPr>
+        <w:tabs>
+          <w:tab w:val="num" w:pos="3600"/>
+        </w:tabs>
+        <w:ind w:left="3600" w:hanging="360"/>
+      </w:pPr>
+      <w:rPr>
+        <w:rFonts w:ascii="Wingdings" w:hAnsi="Wingdings" w:hint="default"/>
+        <w:sz w:val="20"/>
+      </w:rPr>
+    </w:lvl>
+    <w:lvl w:ilvl="5" w:tentative="1">
+      <w:start w:val="1"/>
+      <w:numFmt w:val="bullet"/>
+      <w:lvlText w:val=""/>
+      <w:lvlJc w:val="left"/>
+      <w:pPr>
+        <w:tabs>
+          <w:tab w:val="num" w:pos="4320"/>
+        </w:tabs>
+        <w:ind w:left="4320" w:hanging="360"/>
+      </w:pPr>
+      <w:rPr>
+        <w:rFonts w:ascii="Wingdings" w:hAnsi="Wingdings" w:hint="default"/>
+        <w:sz w:val="20"/>
+      </w:rPr>
+    </w:lvl>
+    <w:lvl w:ilvl="6" w:tentative="1">
+      <w:start w:val="1"/>
+      <w:numFmt w:val="bullet"/>
+      <w:lvlText w:val=""/>
+      <w:lvlJc w:val="left"/>
+      <w:pPr>
+        <w:tabs>
+          <w:tab w:val="num" w:pos="5040"/>
+        </w:tabs>
+        <w:ind w:left="5040" w:hanging="360"/>
+      </w:pPr>
+      <w:rPr>
+        <w:rFonts w:ascii="Wingdings" w:hAnsi="Wingdings" w:hint="default"/>
+        <w:sz w:val="20"/>
+      </w:rPr>
+    </w:lvl>
+    <w:lvl w:ilvl="7" w:tentative="1">
+      <w:start w:val="1"/>
+      <w:numFmt w:val="bullet"/>
+      <w:lvlText w:val=""/>
+      <w:lvlJc w:val="left"/>
+      <w:pPr>
+        <w:tabs>
+          <w:tab w:val="num" w:pos="5760"/>
+        </w:tabs>
+        <w:ind w:left="5760" w:hanging="360"/>
+      </w:pPr>
+      <w:rPr>
+        <w:rFonts w:ascii="Wingdings" w:hAnsi="Wingdings" w:hint="default"/>
+        <w:sz w:val="20"/>
+      </w:rPr>
+    </w:lvl>
+    <w:lvl w:ilvl="8" w:tentative="1">
+      <w:start w:val="1"/>
+      <w:numFmt w:val="bullet"/>
+      <w:lvlText w:val=""/>
+      <w:lvlJc w:val="left"/>
+      <w:pPr>
+        <w:tabs>
+          <w:tab w:val="num" w:pos="6480"/>
+        </w:tabs>
+        <w:ind w:left="6480" w:hanging="360"/>
+      </w:pPr>
+      <w:rPr>
+        <w:rFonts w:ascii="Wingdings" w:hAnsi="Wingdings" w:hint="default"/>
+        <w:sz w:val="20"/>
+      </w:rPr>
+    </w:lvl>
+  </w:abstractNum>
+  <w:abstractNum w:abstractNumId="9" w15:restartNumberingAfterBreak="0">
     <w:nsid w:val="24DB23AA"/>
     <w:multiLevelType w:val="multilevel"/>
     <w:tmpl w:val="CE0079FE"/>
@@ -3161,7 +6830,156 @@
       </w:rPr>
     </w:lvl>
   </w:abstractNum>
-  <w:abstractNum w:abstractNumId="3" w15:restartNumberingAfterBreak="0">
+  <w:abstractNum w:abstractNumId="10" w15:restartNumberingAfterBreak="0">
+    <w:nsid w:val="28672BFC"/>
+    <w:multiLevelType w:val="multilevel"/>
+    <w:tmpl w:val="34A4D396"/>
+    <w:lvl w:ilvl="0">
+      <w:start w:val="1"/>
+      <w:numFmt w:val="bullet"/>
+      <w:lvlText w:val=""/>
+      <w:lvlJc w:val="left"/>
+      <w:pPr>
+        <w:tabs>
+          <w:tab w:val="num" w:pos="720"/>
+        </w:tabs>
+        <w:ind w:left="720" w:hanging="360"/>
+      </w:pPr>
+      <w:rPr>
+        <w:rFonts w:ascii="Symbol" w:hAnsi="Symbol" w:hint="default"/>
+        <w:sz w:val="20"/>
+      </w:rPr>
+    </w:lvl>
+    <w:lvl w:ilvl="1" w:tentative="1">
+      <w:start w:val="1"/>
+      <w:numFmt w:val="bullet"/>
+      <w:lvlText w:val="o"/>
+      <w:lvlJc w:val="left"/>
+      <w:pPr>
+        <w:tabs>
+          <w:tab w:val="num" w:pos="1440"/>
+        </w:tabs>
+        <w:ind w:left="1440" w:hanging="360"/>
+      </w:pPr>
+      <w:rPr>
+        <w:rFonts w:ascii="Courier New" w:hAnsi="Courier New" w:hint="default"/>
+        <w:sz w:val="20"/>
+      </w:rPr>
+    </w:lvl>
+    <w:lvl w:ilvl="2" w:tentative="1">
+      <w:start w:val="1"/>
+      <w:numFmt w:val="bullet"/>
+      <w:lvlText w:val=""/>
+      <w:lvlJc w:val="left"/>
+      <w:pPr>
+        <w:tabs>
+          <w:tab w:val="num" w:pos="2160"/>
+        </w:tabs>
+        <w:ind w:left="2160" w:hanging="360"/>
+      </w:pPr>
+      <w:rPr>
+        <w:rFonts w:ascii="Wingdings" w:hAnsi="Wingdings" w:hint="default"/>
+        <w:sz w:val="20"/>
+      </w:rPr>
+    </w:lvl>
+    <w:lvl w:ilvl="3" w:tentative="1">
+      <w:start w:val="1"/>
+      <w:numFmt w:val="bullet"/>
+      <w:lvlText w:val=""/>
+      <w:lvlJc w:val="left"/>
+      <w:pPr>
+        <w:tabs>
+          <w:tab w:val="num" w:pos="2880"/>
+        </w:tabs>
+        <w:ind w:left="2880" w:hanging="360"/>
+      </w:pPr>
+      <w:rPr>
+        <w:rFonts w:ascii="Wingdings" w:hAnsi="Wingdings" w:hint="default"/>
+        <w:sz w:val="20"/>
+      </w:rPr>
+    </w:lvl>
+    <w:lvl w:ilvl="4" w:tentative="1">
+      <w:start w:val="1"/>
+      <w:numFmt w:val="bullet"/>
+      <w:lvlText w:val=""/>
+      <w:lvlJc w:val="left"/>
+      <w:pPr>
+        <w:tabs>
+          <w:tab w:val="num" w:pos="3600"/>
+        </w:tabs>
+        <w:ind w:left="3600" w:hanging="360"/>
+      </w:pPr>
+      <w:rPr>
+        <w:rFonts w:ascii="Wingdings" w:hAnsi="Wingdings" w:hint="default"/>
+        <w:sz w:val="20"/>
+      </w:rPr>
+    </w:lvl>
+    <w:lvl w:ilvl="5" w:tentative="1">
+      <w:start w:val="1"/>
+      <w:numFmt w:val="bullet"/>
+      <w:lvlText w:val=""/>
+      <w:lvlJc w:val="left"/>
+      <w:pPr>
+        <w:tabs>
+          <w:tab w:val="num" w:pos="4320"/>
+        </w:tabs>
+        <w:ind w:left="4320" w:hanging="360"/>
+      </w:pPr>
+      <w:rPr>
+        <w:rFonts w:ascii="Wingdings" w:hAnsi="Wingdings" w:hint="default"/>
+        <w:sz w:val="20"/>
+      </w:rPr>
+    </w:lvl>
+    <w:lvl w:ilvl="6" w:tentative="1">
+      <w:start w:val="1"/>
+      <w:numFmt w:val="bullet"/>
+      <w:lvlText w:val=""/>
+      <w:lvlJc w:val="left"/>
+      <w:pPr>
+        <w:tabs>
+          <w:tab w:val="num" w:pos="5040"/>
+        </w:tabs>
+        <w:ind w:left="5040" w:hanging="360"/>
+      </w:pPr>
+      <w:rPr>
+        <w:rFonts w:ascii="Wingdings" w:hAnsi="Wingdings" w:hint="default"/>
+        <w:sz w:val="20"/>
+      </w:rPr>
+    </w:lvl>
+    <w:lvl w:ilvl="7" w:tentative="1">
+      <w:start w:val="1"/>
+      <w:numFmt w:val="bullet"/>
+      <w:lvlText w:val=""/>
+      <w:lvlJc w:val="left"/>
+      <w:pPr>
+        <w:tabs>
+          <w:tab w:val="num" w:pos="5760"/>
+        </w:tabs>
+        <w:ind w:left="5760" w:hanging="360"/>
+      </w:pPr>
+      <w:rPr>
+        <w:rFonts w:ascii="Wingdings" w:hAnsi="Wingdings" w:hint="default"/>
+        <w:sz w:val="20"/>
+      </w:rPr>
+    </w:lvl>
+    <w:lvl w:ilvl="8" w:tentative="1">
+      <w:start w:val="1"/>
+      <w:numFmt w:val="bullet"/>
+      <w:lvlText w:val=""/>
+      <w:lvlJc w:val="left"/>
+      <w:pPr>
+        <w:tabs>
+          <w:tab w:val="num" w:pos="6480"/>
+        </w:tabs>
+        <w:ind w:left="6480" w:hanging="360"/>
+      </w:pPr>
+      <w:rPr>
+        <w:rFonts w:ascii="Wingdings" w:hAnsi="Wingdings" w:hint="default"/>
+        <w:sz w:val="20"/>
+      </w:rPr>
+    </w:lvl>
+  </w:abstractNum>
+  <w:abstractNum w:abstractNumId="11" w15:restartNumberingAfterBreak="0">
     <w:nsid w:val="2B2568C0"/>
     <w:multiLevelType w:val="multilevel"/>
     <w:tmpl w:val="96329AAC"/>
@@ -3310,7 +7128,7 @@
       </w:rPr>
     </w:lvl>
   </w:abstractNum>
-  <w:abstractNum w:abstractNumId="4" w15:restartNumberingAfterBreak="0">
+  <w:abstractNum w:abstractNumId="12" w15:restartNumberingAfterBreak="0">
     <w:nsid w:val="35BF1E87"/>
     <w:multiLevelType w:val="multilevel"/>
     <w:tmpl w:val="9F46AF80"/>
@@ -3459,7 +7277,305 @@
       </w:rPr>
     </w:lvl>
   </w:abstractNum>
-  <w:abstractNum w:abstractNumId="5" w15:restartNumberingAfterBreak="0">
+  <w:abstractNum w:abstractNumId="13" w15:restartNumberingAfterBreak="0">
+    <w:nsid w:val="362D1959"/>
+    <w:multiLevelType w:val="multilevel"/>
+    <w:tmpl w:val="22520A0A"/>
+    <w:lvl w:ilvl="0">
+      <w:start w:val="1"/>
+      <w:numFmt w:val="bullet"/>
+      <w:lvlText w:val=""/>
+      <w:lvlJc w:val="left"/>
+      <w:pPr>
+        <w:tabs>
+          <w:tab w:val="num" w:pos="720"/>
+        </w:tabs>
+        <w:ind w:left="720" w:hanging="360"/>
+      </w:pPr>
+      <w:rPr>
+        <w:rFonts w:ascii="Symbol" w:hAnsi="Symbol" w:hint="default"/>
+        <w:sz w:val="20"/>
+      </w:rPr>
+    </w:lvl>
+    <w:lvl w:ilvl="1" w:tentative="1">
+      <w:start w:val="1"/>
+      <w:numFmt w:val="bullet"/>
+      <w:lvlText w:val="o"/>
+      <w:lvlJc w:val="left"/>
+      <w:pPr>
+        <w:tabs>
+          <w:tab w:val="num" w:pos="1440"/>
+        </w:tabs>
+        <w:ind w:left="1440" w:hanging="360"/>
+      </w:pPr>
+      <w:rPr>
+        <w:rFonts w:ascii="Courier New" w:hAnsi="Courier New" w:hint="default"/>
+        <w:sz w:val="20"/>
+      </w:rPr>
+    </w:lvl>
+    <w:lvl w:ilvl="2" w:tentative="1">
+      <w:start w:val="1"/>
+      <w:numFmt w:val="bullet"/>
+      <w:lvlText w:val=""/>
+      <w:lvlJc w:val="left"/>
+      <w:pPr>
+        <w:tabs>
+          <w:tab w:val="num" w:pos="2160"/>
+        </w:tabs>
+        <w:ind w:left="2160" w:hanging="360"/>
+      </w:pPr>
+      <w:rPr>
+        <w:rFonts w:ascii="Wingdings" w:hAnsi="Wingdings" w:hint="default"/>
+        <w:sz w:val="20"/>
+      </w:rPr>
+    </w:lvl>
+    <w:lvl w:ilvl="3" w:tentative="1">
+      <w:start w:val="1"/>
+      <w:numFmt w:val="bullet"/>
+      <w:lvlText w:val=""/>
+      <w:lvlJc w:val="left"/>
+      <w:pPr>
+        <w:tabs>
+          <w:tab w:val="num" w:pos="2880"/>
+        </w:tabs>
+        <w:ind w:left="2880" w:hanging="360"/>
+      </w:pPr>
+      <w:rPr>
+        <w:rFonts w:ascii="Wingdings" w:hAnsi="Wingdings" w:hint="default"/>
+        <w:sz w:val="20"/>
+      </w:rPr>
+    </w:lvl>
+    <w:lvl w:ilvl="4" w:tentative="1">
+      <w:start w:val="1"/>
+      <w:numFmt w:val="bullet"/>
+      <w:lvlText w:val=""/>
+      <w:lvlJc w:val="left"/>
+      <w:pPr>
+        <w:tabs>
+          <w:tab w:val="num" w:pos="3600"/>
+        </w:tabs>
+        <w:ind w:left="3600" w:hanging="360"/>
+      </w:pPr>
+      <w:rPr>
+        <w:rFonts w:ascii="Wingdings" w:hAnsi="Wingdings" w:hint="default"/>
+        <w:sz w:val="20"/>
+      </w:rPr>
+    </w:lvl>
+    <w:lvl w:ilvl="5" w:tentative="1">
+      <w:start w:val="1"/>
+      <w:numFmt w:val="bullet"/>
+      <w:lvlText w:val=""/>
+      <w:lvlJc w:val="left"/>
+      <w:pPr>
+        <w:tabs>
+          <w:tab w:val="num" w:pos="4320"/>
+        </w:tabs>
+        <w:ind w:left="4320" w:hanging="360"/>
+      </w:pPr>
+      <w:rPr>
+        <w:rFonts w:ascii="Wingdings" w:hAnsi="Wingdings" w:hint="default"/>
+        <w:sz w:val="20"/>
+      </w:rPr>
+    </w:lvl>
+    <w:lvl w:ilvl="6" w:tentative="1">
+      <w:start w:val="1"/>
+      <w:numFmt w:val="bullet"/>
+      <w:lvlText w:val=""/>
+      <w:lvlJc w:val="left"/>
+      <w:pPr>
+        <w:tabs>
+          <w:tab w:val="num" w:pos="5040"/>
+        </w:tabs>
+        <w:ind w:left="5040" w:hanging="360"/>
+      </w:pPr>
+      <w:rPr>
+        <w:rFonts w:ascii="Wingdings" w:hAnsi="Wingdings" w:hint="default"/>
+        <w:sz w:val="20"/>
+      </w:rPr>
+    </w:lvl>
+    <w:lvl w:ilvl="7" w:tentative="1">
+      <w:start w:val="1"/>
+      <w:numFmt w:val="bullet"/>
+      <w:lvlText w:val=""/>
+      <w:lvlJc w:val="left"/>
+      <w:pPr>
+        <w:tabs>
+          <w:tab w:val="num" w:pos="5760"/>
+        </w:tabs>
+        <w:ind w:left="5760" w:hanging="360"/>
+      </w:pPr>
+      <w:rPr>
+        <w:rFonts w:ascii="Wingdings" w:hAnsi="Wingdings" w:hint="default"/>
+        <w:sz w:val="20"/>
+      </w:rPr>
+    </w:lvl>
+    <w:lvl w:ilvl="8" w:tentative="1">
+      <w:start w:val="1"/>
+      <w:numFmt w:val="bullet"/>
+      <w:lvlText w:val=""/>
+      <w:lvlJc w:val="left"/>
+      <w:pPr>
+        <w:tabs>
+          <w:tab w:val="num" w:pos="6480"/>
+        </w:tabs>
+        <w:ind w:left="6480" w:hanging="360"/>
+      </w:pPr>
+      <w:rPr>
+        <w:rFonts w:ascii="Wingdings" w:hAnsi="Wingdings" w:hint="default"/>
+        <w:sz w:val="20"/>
+      </w:rPr>
+    </w:lvl>
+  </w:abstractNum>
+  <w:abstractNum w:abstractNumId="14" w15:restartNumberingAfterBreak="0">
+    <w:nsid w:val="3AA51E34"/>
+    <w:multiLevelType w:val="multilevel"/>
+    <w:tmpl w:val="C532CB90"/>
+    <w:lvl w:ilvl="0">
+      <w:start w:val="1"/>
+      <w:numFmt w:val="bullet"/>
+      <w:lvlText w:val=""/>
+      <w:lvlJc w:val="left"/>
+      <w:pPr>
+        <w:tabs>
+          <w:tab w:val="num" w:pos="720"/>
+        </w:tabs>
+        <w:ind w:left="720" w:hanging="360"/>
+      </w:pPr>
+      <w:rPr>
+        <w:rFonts w:ascii="Symbol" w:hAnsi="Symbol" w:hint="default"/>
+        <w:sz w:val="20"/>
+      </w:rPr>
+    </w:lvl>
+    <w:lvl w:ilvl="1" w:tentative="1">
+      <w:start w:val="1"/>
+      <w:numFmt w:val="bullet"/>
+      <w:lvlText w:val="o"/>
+      <w:lvlJc w:val="left"/>
+      <w:pPr>
+        <w:tabs>
+          <w:tab w:val="num" w:pos="1440"/>
+        </w:tabs>
+        <w:ind w:left="1440" w:hanging="360"/>
+      </w:pPr>
+      <w:rPr>
+        <w:rFonts w:ascii="Courier New" w:hAnsi="Courier New" w:hint="default"/>
+        <w:sz w:val="20"/>
+      </w:rPr>
+    </w:lvl>
+    <w:lvl w:ilvl="2" w:tentative="1">
+      <w:start w:val="1"/>
+      <w:numFmt w:val="bullet"/>
+      <w:lvlText w:val=""/>
+      <w:lvlJc w:val="left"/>
+      <w:pPr>
+        <w:tabs>
+          <w:tab w:val="num" w:pos="2160"/>
+        </w:tabs>
+        <w:ind w:left="2160" w:hanging="360"/>
+      </w:pPr>
+      <w:rPr>
+        <w:rFonts w:ascii="Wingdings" w:hAnsi="Wingdings" w:hint="default"/>
+        <w:sz w:val="20"/>
+      </w:rPr>
+    </w:lvl>
+    <w:lvl w:ilvl="3" w:tentative="1">
+      <w:start w:val="1"/>
+      <w:numFmt w:val="bullet"/>
+      <w:lvlText w:val=""/>
+      <w:lvlJc w:val="left"/>
+      <w:pPr>
+        <w:tabs>
+          <w:tab w:val="num" w:pos="2880"/>
+        </w:tabs>
+        <w:ind w:left="2880" w:hanging="360"/>
+      </w:pPr>
+      <w:rPr>
+        <w:rFonts w:ascii="Wingdings" w:hAnsi="Wingdings" w:hint="default"/>
+        <w:sz w:val="20"/>
+      </w:rPr>
+    </w:lvl>
+    <w:lvl w:ilvl="4" w:tentative="1">
+      <w:start w:val="1"/>
+      <w:numFmt w:val="bullet"/>
+      <w:lvlText w:val=""/>
+      <w:lvlJc w:val="left"/>
+      <w:pPr>
+        <w:tabs>
+          <w:tab w:val="num" w:pos="3600"/>
+        </w:tabs>
+        <w:ind w:left="3600" w:hanging="360"/>
+      </w:pPr>
+      <w:rPr>
+        <w:rFonts w:ascii="Wingdings" w:hAnsi="Wingdings" w:hint="default"/>
+        <w:sz w:val="20"/>
+      </w:rPr>
+    </w:lvl>
+    <w:lvl w:ilvl="5" w:tentative="1">
+      <w:start w:val="1"/>
+      <w:numFmt w:val="bullet"/>
+      <w:lvlText w:val=""/>
+      <w:lvlJc w:val="left"/>
+      <w:pPr>
+        <w:tabs>
+          <w:tab w:val="num" w:pos="4320"/>
+        </w:tabs>
+        <w:ind w:left="4320" w:hanging="360"/>
+      </w:pPr>
+      <w:rPr>
+        <w:rFonts w:ascii="Wingdings" w:hAnsi="Wingdings" w:hint="default"/>
+        <w:sz w:val="20"/>
+      </w:rPr>
+    </w:lvl>
+    <w:lvl w:ilvl="6" w:tentative="1">
+      <w:start w:val="1"/>
+      <w:numFmt w:val="bullet"/>
+      <w:lvlText w:val=""/>
+      <w:lvlJc w:val="left"/>
+      <w:pPr>
+        <w:tabs>
+          <w:tab w:val="num" w:pos="5040"/>
+        </w:tabs>
+        <w:ind w:left="5040" w:hanging="360"/>
+      </w:pPr>
+      <w:rPr>
+        <w:rFonts w:ascii="Wingdings" w:hAnsi="Wingdings" w:hint="default"/>
+        <w:sz w:val="20"/>
+      </w:rPr>
+    </w:lvl>
+    <w:lvl w:ilvl="7" w:tentative="1">
+      <w:start w:val="1"/>
+      <w:numFmt w:val="bullet"/>
+      <w:lvlText w:val=""/>
+      <w:lvlJc w:val="left"/>
+      <w:pPr>
+        <w:tabs>
+          <w:tab w:val="num" w:pos="5760"/>
+        </w:tabs>
+        <w:ind w:left="5760" w:hanging="360"/>
+      </w:pPr>
+      <w:rPr>
+        <w:rFonts w:ascii="Wingdings" w:hAnsi="Wingdings" w:hint="default"/>
+        <w:sz w:val="20"/>
+      </w:rPr>
+    </w:lvl>
+    <w:lvl w:ilvl="8" w:tentative="1">
+      <w:start w:val="1"/>
+      <w:numFmt w:val="bullet"/>
+      <w:lvlText w:val=""/>
+      <w:lvlJc w:val="left"/>
+      <w:pPr>
+        <w:tabs>
+          <w:tab w:val="num" w:pos="6480"/>
+        </w:tabs>
+        <w:ind w:left="6480" w:hanging="360"/>
+      </w:pPr>
+      <w:rPr>
+        <w:rFonts w:ascii="Wingdings" w:hAnsi="Wingdings" w:hint="default"/>
+        <w:sz w:val="20"/>
+      </w:rPr>
+    </w:lvl>
+  </w:abstractNum>
+  <w:abstractNum w:abstractNumId="15" w15:restartNumberingAfterBreak="0">
     <w:nsid w:val="3CDF6508"/>
     <w:multiLevelType w:val="multilevel"/>
     <w:tmpl w:val="68F286D0"/>
@@ -3576,7 +7692,7 @@
       </w:pPr>
     </w:lvl>
   </w:abstractNum>
-  <w:abstractNum w:abstractNumId="6" w15:restartNumberingAfterBreak="0">
+  <w:abstractNum w:abstractNumId="16" w15:restartNumberingAfterBreak="0">
     <w:nsid w:val="42712155"/>
     <w:multiLevelType w:val="multilevel"/>
     <w:tmpl w:val="FDC64F88"/>
@@ -3725,7 +7841,7 @@
       </w:rPr>
     </w:lvl>
   </w:abstractNum>
-  <w:abstractNum w:abstractNumId="7" w15:restartNumberingAfterBreak="0">
+  <w:abstractNum w:abstractNumId="17" w15:restartNumberingAfterBreak="0">
     <w:nsid w:val="480C2A32"/>
     <w:multiLevelType w:val="multilevel"/>
     <w:tmpl w:val="0832AF54"/>
@@ -3874,7 +7990,7 @@
       </w:rPr>
     </w:lvl>
   </w:abstractNum>
-  <w:abstractNum w:abstractNumId="8" w15:restartNumberingAfterBreak="0">
+  <w:abstractNum w:abstractNumId="18" w15:restartNumberingAfterBreak="0">
     <w:nsid w:val="4E013CE0"/>
     <w:multiLevelType w:val="multilevel"/>
     <w:tmpl w:val="1D745620"/>
@@ -4023,7 +8139,7 @@
       </w:rPr>
     </w:lvl>
   </w:abstractNum>
-  <w:abstractNum w:abstractNumId="9" w15:restartNumberingAfterBreak="0">
+  <w:abstractNum w:abstractNumId="19" w15:restartNumberingAfterBreak="0">
     <w:nsid w:val="56E54638"/>
     <w:multiLevelType w:val="multilevel"/>
     <w:tmpl w:val="197629E2"/>
@@ -4140,7 +8256,454 @@
       </w:pPr>
     </w:lvl>
   </w:abstractNum>
-  <w:abstractNum w:abstractNumId="10" w15:restartNumberingAfterBreak="0">
+  <w:abstractNum w:abstractNumId="20" w15:restartNumberingAfterBreak="0">
+    <w:nsid w:val="57D83C74"/>
+    <w:multiLevelType w:val="multilevel"/>
+    <w:tmpl w:val="BF5CD5AA"/>
+    <w:lvl w:ilvl="0">
+      <w:start w:val="1"/>
+      <w:numFmt w:val="bullet"/>
+      <w:lvlText w:val=""/>
+      <w:lvlJc w:val="left"/>
+      <w:pPr>
+        <w:tabs>
+          <w:tab w:val="num" w:pos="720"/>
+        </w:tabs>
+        <w:ind w:left="720" w:hanging="360"/>
+      </w:pPr>
+      <w:rPr>
+        <w:rFonts w:ascii="Symbol" w:hAnsi="Symbol" w:hint="default"/>
+        <w:sz w:val="20"/>
+      </w:rPr>
+    </w:lvl>
+    <w:lvl w:ilvl="1" w:tentative="1">
+      <w:start w:val="1"/>
+      <w:numFmt w:val="bullet"/>
+      <w:lvlText w:val="o"/>
+      <w:lvlJc w:val="left"/>
+      <w:pPr>
+        <w:tabs>
+          <w:tab w:val="num" w:pos="1440"/>
+        </w:tabs>
+        <w:ind w:left="1440" w:hanging="360"/>
+      </w:pPr>
+      <w:rPr>
+        <w:rFonts w:ascii="Courier New" w:hAnsi="Courier New" w:hint="default"/>
+        <w:sz w:val="20"/>
+      </w:rPr>
+    </w:lvl>
+    <w:lvl w:ilvl="2" w:tentative="1">
+      <w:start w:val="1"/>
+      <w:numFmt w:val="bullet"/>
+      <w:lvlText w:val=""/>
+      <w:lvlJc w:val="left"/>
+      <w:pPr>
+        <w:tabs>
+          <w:tab w:val="num" w:pos="2160"/>
+        </w:tabs>
+        <w:ind w:left="2160" w:hanging="360"/>
+      </w:pPr>
+      <w:rPr>
+        <w:rFonts w:ascii="Wingdings" w:hAnsi="Wingdings" w:hint="default"/>
+        <w:sz w:val="20"/>
+      </w:rPr>
+    </w:lvl>
+    <w:lvl w:ilvl="3" w:tentative="1">
+      <w:start w:val="1"/>
+      <w:numFmt w:val="bullet"/>
+      <w:lvlText w:val=""/>
+      <w:lvlJc w:val="left"/>
+      <w:pPr>
+        <w:tabs>
+          <w:tab w:val="num" w:pos="2880"/>
+        </w:tabs>
+        <w:ind w:left="2880" w:hanging="360"/>
+      </w:pPr>
+      <w:rPr>
+        <w:rFonts w:ascii="Wingdings" w:hAnsi="Wingdings" w:hint="default"/>
+        <w:sz w:val="20"/>
+      </w:rPr>
+    </w:lvl>
+    <w:lvl w:ilvl="4" w:tentative="1">
+      <w:start w:val="1"/>
+      <w:numFmt w:val="bullet"/>
+      <w:lvlText w:val=""/>
+      <w:lvlJc w:val="left"/>
+      <w:pPr>
+        <w:tabs>
+          <w:tab w:val="num" w:pos="3600"/>
+        </w:tabs>
+        <w:ind w:left="3600" w:hanging="360"/>
+      </w:pPr>
+      <w:rPr>
+        <w:rFonts w:ascii="Wingdings" w:hAnsi="Wingdings" w:hint="default"/>
+        <w:sz w:val="20"/>
+      </w:rPr>
+    </w:lvl>
+    <w:lvl w:ilvl="5" w:tentative="1">
+      <w:start w:val="1"/>
+      <w:numFmt w:val="bullet"/>
+      <w:lvlText w:val=""/>
+      <w:lvlJc w:val="left"/>
+      <w:pPr>
+        <w:tabs>
+          <w:tab w:val="num" w:pos="4320"/>
+        </w:tabs>
+        <w:ind w:left="4320" w:hanging="360"/>
+      </w:pPr>
+      <w:rPr>
+        <w:rFonts w:ascii="Wingdings" w:hAnsi="Wingdings" w:hint="default"/>
+        <w:sz w:val="20"/>
+      </w:rPr>
+    </w:lvl>
+    <w:lvl w:ilvl="6" w:tentative="1">
+      <w:start w:val="1"/>
+      <w:numFmt w:val="bullet"/>
+      <w:lvlText w:val=""/>
+      <w:lvlJc w:val="left"/>
+      <w:pPr>
+        <w:tabs>
+          <w:tab w:val="num" w:pos="5040"/>
+        </w:tabs>
+        <w:ind w:left="5040" w:hanging="360"/>
+      </w:pPr>
+      <w:rPr>
+        <w:rFonts w:ascii="Wingdings" w:hAnsi="Wingdings" w:hint="default"/>
+        <w:sz w:val="20"/>
+      </w:rPr>
+    </w:lvl>
+    <w:lvl w:ilvl="7" w:tentative="1">
+      <w:start w:val="1"/>
+      <w:numFmt w:val="bullet"/>
+      <w:lvlText w:val=""/>
+      <w:lvlJc w:val="left"/>
+      <w:pPr>
+        <w:tabs>
+          <w:tab w:val="num" w:pos="5760"/>
+        </w:tabs>
+        <w:ind w:left="5760" w:hanging="360"/>
+      </w:pPr>
+      <w:rPr>
+        <w:rFonts w:ascii="Wingdings" w:hAnsi="Wingdings" w:hint="default"/>
+        <w:sz w:val="20"/>
+      </w:rPr>
+    </w:lvl>
+    <w:lvl w:ilvl="8" w:tentative="1">
+      <w:start w:val="1"/>
+      <w:numFmt w:val="bullet"/>
+      <w:lvlText w:val=""/>
+      <w:lvlJc w:val="left"/>
+      <w:pPr>
+        <w:tabs>
+          <w:tab w:val="num" w:pos="6480"/>
+        </w:tabs>
+        <w:ind w:left="6480" w:hanging="360"/>
+      </w:pPr>
+      <w:rPr>
+        <w:rFonts w:ascii="Wingdings" w:hAnsi="Wingdings" w:hint="default"/>
+        <w:sz w:val="20"/>
+      </w:rPr>
+    </w:lvl>
+  </w:abstractNum>
+  <w:abstractNum w:abstractNumId="21" w15:restartNumberingAfterBreak="0">
+    <w:nsid w:val="58545868"/>
+    <w:multiLevelType w:val="multilevel"/>
+    <w:tmpl w:val="C2860AEA"/>
+    <w:lvl w:ilvl="0">
+      <w:start w:val="1"/>
+      <w:numFmt w:val="bullet"/>
+      <w:lvlText w:val=""/>
+      <w:lvlJc w:val="left"/>
+      <w:pPr>
+        <w:tabs>
+          <w:tab w:val="num" w:pos="720"/>
+        </w:tabs>
+        <w:ind w:left="720" w:hanging="360"/>
+      </w:pPr>
+      <w:rPr>
+        <w:rFonts w:ascii="Symbol" w:hAnsi="Symbol" w:hint="default"/>
+        <w:sz w:val="20"/>
+      </w:rPr>
+    </w:lvl>
+    <w:lvl w:ilvl="1" w:tentative="1">
+      <w:start w:val="1"/>
+      <w:numFmt w:val="bullet"/>
+      <w:lvlText w:val="o"/>
+      <w:lvlJc w:val="left"/>
+      <w:pPr>
+        <w:tabs>
+          <w:tab w:val="num" w:pos="1440"/>
+        </w:tabs>
+        <w:ind w:left="1440" w:hanging="360"/>
+      </w:pPr>
+      <w:rPr>
+        <w:rFonts w:ascii="Courier New" w:hAnsi="Courier New" w:hint="default"/>
+        <w:sz w:val="20"/>
+      </w:rPr>
+    </w:lvl>
+    <w:lvl w:ilvl="2" w:tentative="1">
+      <w:start w:val="1"/>
+      <w:numFmt w:val="bullet"/>
+      <w:lvlText w:val=""/>
+      <w:lvlJc w:val="left"/>
+      <w:pPr>
+        <w:tabs>
+          <w:tab w:val="num" w:pos="2160"/>
+        </w:tabs>
+        <w:ind w:left="2160" w:hanging="360"/>
+      </w:pPr>
+      <w:rPr>
+        <w:rFonts w:ascii="Wingdings" w:hAnsi="Wingdings" w:hint="default"/>
+        <w:sz w:val="20"/>
+      </w:rPr>
+    </w:lvl>
+    <w:lvl w:ilvl="3" w:tentative="1">
+      <w:start w:val="1"/>
+      <w:numFmt w:val="bullet"/>
+      <w:lvlText w:val=""/>
+      <w:lvlJc w:val="left"/>
+      <w:pPr>
+        <w:tabs>
+          <w:tab w:val="num" w:pos="2880"/>
+        </w:tabs>
+        <w:ind w:left="2880" w:hanging="360"/>
+      </w:pPr>
+      <w:rPr>
+        <w:rFonts w:ascii="Wingdings" w:hAnsi="Wingdings" w:hint="default"/>
+        <w:sz w:val="20"/>
+      </w:rPr>
+    </w:lvl>
+    <w:lvl w:ilvl="4" w:tentative="1">
+      <w:start w:val="1"/>
+      <w:numFmt w:val="bullet"/>
+      <w:lvlText w:val=""/>
+      <w:lvlJc w:val="left"/>
+      <w:pPr>
+        <w:tabs>
+          <w:tab w:val="num" w:pos="3600"/>
+        </w:tabs>
+        <w:ind w:left="3600" w:hanging="360"/>
+      </w:pPr>
+      <w:rPr>
+        <w:rFonts w:ascii="Wingdings" w:hAnsi="Wingdings" w:hint="default"/>
+        <w:sz w:val="20"/>
+      </w:rPr>
+    </w:lvl>
+    <w:lvl w:ilvl="5" w:tentative="1">
+      <w:start w:val="1"/>
+      <w:numFmt w:val="bullet"/>
+      <w:lvlText w:val=""/>
+      <w:lvlJc w:val="left"/>
+      <w:pPr>
+        <w:tabs>
+          <w:tab w:val="num" w:pos="4320"/>
+        </w:tabs>
+        <w:ind w:left="4320" w:hanging="360"/>
+      </w:pPr>
+      <w:rPr>
+        <w:rFonts w:ascii="Wingdings" w:hAnsi="Wingdings" w:hint="default"/>
+        <w:sz w:val="20"/>
+      </w:rPr>
+    </w:lvl>
+    <w:lvl w:ilvl="6" w:tentative="1">
+      <w:start w:val="1"/>
+      <w:numFmt w:val="bullet"/>
+      <w:lvlText w:val=""/>
+      <w:lvlJc w:val="left"/>
+      <w:pPr>
+        <w:tabs>
+          <w:tab w:val="num" w:pos="5040"/>
+        </w:tabs>
+        <w:ind w:left="5040" w:hanging="360"/>
+      </w:pPr>
+      <w:rPr>
+        <w:rFonts w:ascii="Wingdings" w:hAnsi="Wingdings" w:hint="default"/>
+        <w:sz w:val="20"/>
+      </w:rPr>
+    </w:lvl>
+    <w:lvl w:ilvl="7" w:tentative="1">
+      <w:start w:val="1"/>
+      <w:numFmt w:val="bullet"/>
+      <w:lvlText w:val=""/>
+      <w:lvlJc w:val="left"/>
+      <w:pPr>
+        <w:tabs>
+          <w:tab w:val="num" w:pos="5760"/>
+        </w:tabs>
+        <w:ind w:left="5760" w:hanging="360"/>
+      </w:pPr>
+      <w:rPr>
+        <w:rFonts w:ascii="Wingdings" w:hAnsi="Wingdings" w:hint="default"/>
+        <w:sz w:val="20"/>
+      </w:rPr>
+    </w:lvl>
+    <w:lvl w:ilvl="8" w:tentative="1">
+      <w:start w:val="1"/>
+      <w:numFmt w:val="bullet"/>
+      <w:lvlText w:val=""/>
+      <w:lvlJc w:val="left"/>
+      <w:pPr>
+        <w:tabs>
+          <w:tab w:val="num" w:pos="6480"/>
+        </w:tabs>
+        <w:ind w:left="6480" w:hanging="360"/>
+      </w:pPr>
+      <w:rPr>
+        <w:rFonts w:ascii="Wingdings" w:hAnsi="Wingdings" w:hint="default"/>
+        <w:sz w:val="20"/>
+      </w:rPr>
+    </w:lvl>
+  </w:abstractNum>
+  <w:abstractNum w:abstractNumId="22" w15:restartNumberingAfterBreak="0">
+    <w:nsid w:val="59491272"/>
+    <w:multiLevelType w:val="multilevel"/>
+    <w:tmpl w:val="C6ECCF54"/>
+    <w:lvl w:ilvl="0">
+      <w:start w:val="1"/>
+      <w:numFmt w:val="bullet"/>
+      <w:lvlText w:val=""/>
+      <w:lvlJc w:val="left"/>
+      <w:pPr>
+        <w:tabs>
+          <w:tab w:val="num" w:pos="720"/>
+        </w:tabs>
+        <w:ind w:left="720" w:hanging="360"/>
+      </w:pPr>
+      <w:rPr>
+        <w:rFonts w:ascii="Symbol" w:hAnsi="Symbol" w:hint="default"/>
+        <w:sz w:val="20"/>
+      </w:rPr>
+    </w:lvl>
+    <w:lvl w:ilvl="1" w:tentative="1">
+      <w:start w:val="1"/>
+      <w:numFmt w:val="bullet"/>
+      <w:lvlText w:val="o"/>
+      <w:lvlJc w:val="left"/>
+      <w:pPr>
+        <w:tabs>
+          <w:tab w:val="num" w:pos="1440"/>
+        </w:tabs>
+        <w:ind w:left="1440" w:hanging="360"/>
+      </w:pPr>
+      <w:rPr>
+        <w:rFonts w:ascii="Courier New" w:hAnsi="Courier New" w:hint="default"/>
+        <w:sz w:val="20"/>
+      </w:rPr>
+    </w:lvl>
+    <w:lvl w:ilvl="2" w:tentative="1">
+      <w:start w:val="1"/>
+      <w:numFmt w:val="bullet"/>
+      <w:lvlText w:val=""/>
+      <w:lvlJc w:val="left"/>
+      <w:pPr>
+        <w:tabs>
+          <w:tab w:val="num" w:pos="2160"/>
+        </w:tabs>
+        <w:ind w:left="2160" w:hanging="360"/>
+      </w:pPr>
+      <w:rPr>
+        <w:rFonts w:ascii="Wingdings" w:hAnsi="Wingdings" w:hint="default"/>
+        <w:sz w:val="20"/>
+      </w:rPr>
+    </w:lvl>
+    <w:lvl w:ilvl="3" w:tentative="1">
+      <w:start w:val="1"/>
+      <w:numFmt w:val="bullet"/>
+      <w:lvlText w:val=""/>
+      <w:lvlJc w:val="left"/>
+      <w:pPr>
+        <w:tabs>
+          <w:tab w:val="num" w:pos="2880"/>
+        </w:tabs>
+        <w:ind w:left="2880" w:hanging="360"/>
+      </w:pPr>
+      <w:rPr>
+        <w:rFonts w:ascii="Wingdings" w:hAnsi="Wingdings" w:hint="default"/>
+        <w:sz w:val="20"/>
+      </w:rPr>
+    </w:lvl>
+    <w:lvl w:ilvl="4" w:tentative="1">
+      <w:start w:val="1"/>
+      <w:numFmt w:val="bullet"/>
+      <w:lvlText w:val=""/>
+      <w:lvlJc w:val="left"/>
+      <w:pPr>
+        <w:tabs>
+          <w:tab w:val="num" w:pos="3600"/>
+        </w:tabs>
+        <w:ind w:left="3600" w:hanging="360"/>
+      </w:pPr>
+      <w:rPr>
+        <w:rFonts w:ascii="Wingdings" w:hAnsi="Wingdings" w:hint="default"/>
+        <w:sz w:val="20"/>
+      </w:rPr>
+    </w:lvl>
+    <w:lvl w:ilvl="5" w:tentative="1">
+      <w:start w:val="1"/>
+      <w:numFmt w:val="bullet"/>
+      <w:lvlText w:val=""/>
+      <w:lvlJc w:val="left"/>
+      <w:pPr>
+        <w:tabs>
+          <w:tab w:val="num" w:pos="4320"/>
+        </w:tabs>
+        <w:ind w:left="4320" w:hanging="360"/>
+      </w:pPr>
+      <w:rPr>
+        <w:rFonts w:ascii="Wingdings" w:hAnsi="Wingdings" w:hint="default"/>
+        <w:sz w:val="20"/>
+      </w:rPr>
+    </w:lvl>
+    <w:lvl w:ilvl="6" w:tentative="1">
+      <w:start w:val="1"/>
+      <w:numFmt w:val="bullet"/>
+      <w:lvlText w:val=""/>
+      <w:lvlJc w:val="left"/>
+      <w:pPr>
+        <w:tabs>
+          <w:tab w:val="num" w:pos="5040"/>
+        </w:tabs>
+        <w:ind w:left="5040" w:hanging="360"/>
+      </w:pPr>
+      <w:rPr>
+        <w:rFonts w:ascii="Wingdings" w:hAnsi="Wingdings" w:hint="default"/>
+        <w:sz w:val="20"/>
+      </w:rPr>
+    </w:lvl>
+    <w:lvl w:ilvl="7" w:tentative="1">
+      <w:start w:val="1"/>
+      <w:numFmt w:val="bullet"/>
+      <w:lvlText w:val=""/>
+      <w:lvlJc w:val="left"/>
+      <w:pPr>
+        <w:tabs>
+          <w:tab w:val="num" w:pos="5760"/>
+        </w:tabs>
+        <w:ind w:left="5760" w:hanging="360"/>
+      </w:pPr>
+      <w:rPr>
+        <w:rFonts w:ascii="Wingdings" w:hAnsi="Wingdings" w:hint="default"/>
+        <w:sz w:val="20"/>
+      </w:rPr>
+    </w:lvl>
+    <w:lvl w:ilvl="8" w:tentative="1">
+      <w:start w:val="1"/>
+      <w:numFmt w:val="bullet"/>
+      <w:lvlText w:val=""/>
+      <w:lvlJc w:val="left"/>
+      <w:pPr>
+        <w:tabs>
+          <w:tab w:val="num" w:pos="6480"/>
+        </w:tabs>
+        <w:ind w:left="6480" w:hanging="360"/>
+      </w:pPr>
+      <w:rPr>
+        <w:rFonts w:ascii="Wingdings" w:hAnsi="Wingdings" w:hint="default"/>
+        <w:sz w:val="20"/>
+      </w:rPr>
+    </w:lvl>
+  </w:abstractNum>
+  <w:abstractNum w:abstractNumId="23" w15:restartNumberingAfterBreak="0">
     <w:nsid w:val="59957AF6"/>
     <w:multiLevelType w:val="multilevel"/>
     <w:tmpl w:val="2474D46C"/>
@@ -4257,7 +8820,454 @@
       </w:pPr>
     </w:lvl>
   </w:abstractNum>
-  <w:abstractNum w:abstractNumId="11" w15:restartNumberingAfterBreak="0">
+  <w:abstractNum w:abstractNumId="24" w15:restartNumberingAfterBreak="0">
+    <w:nsid w:val="5B68799D"/>
+    <w:multiLevelType w:val="multilevel"/>
+    <w:tmpl w:val="8D187580"/>
+    <w:lvl w:ilvl="0">
+      <w:start w:val="1"/>
+      <w:numFmt w:val="bullet"/>
+      <w:lvlText w:val=""/>
+      <w:lvlJc w:val="left"/>
+      <w:pPr>
+        <w:tabs>
+          <w:tab w:val="num" w:pos="720"/>
+        </w:tabs>
+        <w:ind w:left="720" w:hanging="360"/>
+      </w:pPr>
+      <w:rPr>
+        <w:rFonts w:ascii="Symbol" w:hAnsi="Symbol" w:hint="default"/>
+        <w:sz w:val="20"/>
+      </w:rPr>
+    </w:lvl>
+    <w:lvl w:ilvl="1" w:tentative="1">
+      <w:start w:val="1"/>
+      <w:numFmt w:val="bullet"/>
+      <w:lvlText w:val="o"/>
+      <w:lvlJc w:val="left"/>
+      <w:pPr>
+        <w:tabs>
+          <w:tab w:val="num" w:pos="1440"/>
+        </w:tabs>
+        <w:ind w:left="1440" w:hanging="360"/>
+      </w:pPr>
+      <w:rPr>
+        <w:rFonts w:ascii="Courier New" w:hAnsi="Courier New" w:hint="default"/>
+        <w:sz w:val="20"/>
+      </w:rPr>
+    </w:lvl>
+    <w:lvl w:ilvl="2" w:tentative="1">
+      <w:start w:val="1"/>
+      <w:numFmt w:val="bullet"/>
+      <w:lvlText w:val=""/>
+      <w:lvlJc w:val="left"/>
+      <w:pPr>
+        <w:tabs>
+          <w:tab w:val="num" w:pos="2160"/>
+        </w:tabs>
+        <w:ind w:left="2160" w:hanging="360"/>
+      </w:pPr>
+      <w:rPr>
+        <w:rFonts w:ascii="Wingdings" w:hAnsi="Wingdings" w:hint="default"/>
+        <w:sz w:val="20"/>
+      </w:rPr>
+    </w:lvl>
+    <w:lvl w:ilvl="3" w:tentative="1">
+      <w:start w:val="1"/>
+      <w:numFmt w:val="bullet"/>
+      <w:lvlText w:val=""/>
+      <w:lvlJc w:val="left"/>
+      <w:pPr>
+        <w:tabs>
+          <w:tab w:val="num" w:pos="2880"/>
+        </w:tabs>
+        <w:ind w:left="2880" w:hanging="360"/>
+      </w:pPr>
+      <w:rPr>
+        <w:rFonts w:ascii="Wingdings" w:hAnsi="Wingdings" w:hint="default"/>
+        <w:sz w:val="20"/>
+      </w:rPr>
+    </w:lvl>
+    <w:lvl w:ilvl="4" w:tentative="1">
+      <w:start w:val="1"/>
+      <w:numFmt w:val="bullet"/>
+      <w:lvlText w:val=""/>
+      <w:lvlJc w:val="left"/>
+      <w:pPr>
+        <w:tabs>
+          <w:tab w:val="num" w:pos="3600"/>
+        </w:tabs>
+        <w:ind w:left="3600" w:hanging="360"/>
+      </w:pPr>
+      <w:rPr>
+        <w:rFonts w:ascii="Wingdings" w:hAnsi="Wingdings" w:hint="default"/>
+        <w:sz w:val="20"/>
+      </w:rPr>
+    </w:lvl>
+    <w:lvl w:ilvl="5" w:tentative="1">
+      <w:start w:val="1"/>
+      <w:numFmt w:val="bullet"/>
+      <w:lvlText w:val=""/>
+      <w:lvlJc w:val="left"/>
+      <w:pPr>
+        <w:tabs>
+          <w:tab w:val="num" w:pos="4320"/>
+        </w:tabs>
+        <w:ind w:left="4320" w:hanging="360"/>
+      </w:pPr>
+      <w:rPr>
+        <w:rFonts w:ascii="Wingdings" w:hAnsi="Wingdings" w:hint="default"/>
+        <w:sz w:val="20"/>
+      </w:rPr>
+    </w:lvl>
+    <w:lvl w:ilvl="6" w:tentative="1">
+      <w:start w:val="1"/>
+      <w:numFmt w:val="bullet"/>
+      <w:lvlText w:val=""/>
+      <w:lvlJc w:val="left"/>
+      <w:pPr>
+        <w:tabs>
+          <w:tab w:val="num" w:pos="5040"/>
+        </w:tabs>
+        <w:ind w:left="5040" w:hanging="360"/>
+      </w:pPr>
+      <w:rPr>
+        <w:rFonts w:ascii="Wingdings" w:hAnsi="Wingdings" w:hint="default"/>
+        <w:sz w:val="20"/>
+      </w:rPr>
+    </w:lvl>
+    <w:lvl w:ilvl="7" w:tentative="1">
+      <w:start w:val="1"/>
+      <w:numFmt w:val="bullet"/>
+      <w:lvlText w:val=""/>
+      <w:lvlJc w:val="left"/>
+      <w:pPr>
+        <w:tabs>
+          <w:tab w:val="num" w:pos="5760"/>
+        </w:tabs>
+        <w:ind w:left="5760" w:hanging="360"/>
+      </w:pPr>
+      <w:rPr>
+        <w:rFonts w:ascii="Wingdings" w:hAnsi="Wingdings" w:hint="default"/>
+        <w:sz w:val="20"/>
+      </w:rPr>
+    </w:lvl>
+    <w:lvl w:ilvl="8" w:tentative="1">
+      <w:start w:val="1"/>
+      <w:numFmt w:val="bullet"/>
+      <w:lvlText w:val=""/>
+      <w:lvlJc w:val="left"/>
+      <w:pPr>
+        <w:tabs>
+          <w:tab w:val="num" w:pos="6480"/>
+        </w:tabs>
+        <w:ind w:left="6480" w:hanging="360"/>
+      </w:pPr>
+      <w:rPr>
+        <w:rFonts w:ascii="Wingdings" w:hAnsi="Wingdings" w:hint="default"/>
+        <w:sz w:val="20"/>
+      </w:rPr>
+    </w:lvl>
+  </w:abstractNum>
+  <w:abstractNum w:abstractNumId="25" w15:restartNumberingAfterBreak="0">
+    <w:nsid w:val="5C171A7B"/>
+    <w:multiLevelType w:val="multilevel"/>
+    <w:tmpl w:val="4B709B80"/>
+    <w:lvl w:ilvl="0">
+      <w:start w:val="1"/>
+      <w:numFmt w:val="bullet"/>
+      <w:lvlText w:val=""/>
+      <w:lvlJc w:val="left"/>
+      <w:pPr>
+        <w:tabs>
+          <w:tab w:val="num" w:pos="720"/>
+        </w:tabs>
+        <w:ind w:left="720" w:hanging="360"/>
+      </w:pPr>
+      <w:rPr>
+        <w:rFonts w:ascii="Symbol" w:hAnsi="Symbol" w:hint="default"/>
+        <w:sz w:val="20"/>
+      </w:rPr>
+    </w:lvl>
+    <w:lvl w:ilvl="1" w:tentative="1">
+      <w:start w:val="1"/>
+      <w:numFmt w:val="bullet"/>
+      <w:lvlText w:val="o"/>
+      <w:lvlJc w:val="left"/>
+      <w:pPr>
+        <w:tabs>
+          <w:tab w:val="num" w:pos="1440"/>
+        </w:tabs>
+        <w:ind w:left="1440" w:hanging="360"/>
+      </w:pPr>
+      <w:rPr>
+        <w:rFonts w:ascii="Courier New" w:hAnsi="Courier New" w:hint="default"/>
+        <w:sz w:val="20"/>
+      </w:rPr>
+    </w:lvl>
+    <w:lvl w:ilvl="2" w:tentative="1">
+      <w:start w:val="1"/>
+      <w:numFmt w:val="bullet"/>
+      <w:lvlText w:val=""/>
+      <w:lvlJc w:val="left"/>
+      <w:pPr>
+        <w:tabs>
+          <w:tab w:val="num" w:pos="2160"/>
+        </w:tabs>
+        <w:ind w:left="2160" w:hanging="360"/>
+      </w:pPr>
+      <w:rPr>
+        <w:rFonts w:ascii="Wingdings" w:hAnsi="Wingdings" w:hint="default"/>
+        <w:sz w:val="20"/>
+      </w:rPr>
+    </w:lvl>
+    <w:lvl w:ilvl="3" w:tentative="1">
+      <w:start w:val="1"/>
+      <w:numFmt w:val="bullet"/>
+      <w:lvlText w:val=""/>
+      <w:lvlJc w:val="left"/>
+      <w:pPr>
+        <w:tabs>
+          <w:tab w:val="num" w:pos="2880"/>
+        </w:tabs>
+        <w:ind w:left="2880" w:hanging="360"/>
+      </w:pPr>
+      <w:rPr>
+        <w:rFonts w:ascii="Wingdings" w:hAnsi="Wingdings" w:hint="default"/>
+        <w:sz w:val="20"/>
+      </w:rPr>
+    </w:lvl>
+    <w:lvl w:ilvl="4" w:tentative="1">
+      <w:start w:val="1"/>
+      <w:numFmt w:val="bullet"/>
+      <w:lvlText w:val=""/>
+      <w:lvlJc w:val="left"/>
+      <w:pPr>
+        <w:tabs>
+          <w:tab w:val="num" w:pos="3600"/>
+        </w:tabs>
+        <w:ind w:left="3600" w:hanging="360"/>
+      </w:pPr>
+      <w:rPr>
+        <w:rFonts w:ascii="Wingdings" w:hAnsi="Wingdings" w:hint="default"/>
+        <w:sz w:val="20"/>
+      </w:rPr>
+    </w:lvl>
+    <w:lvl w:ilvl="5" w:tentative="1">
+      <w:start w:val="1"/>
+      <w:numFmt w:val="bullet"/>
+      <w:lvlText w:val=""/>
+      <w:lvlJc w:val="left"/>
+      <w:pPr>
+        <w:tabs>
+          <w:tab w:val="num" w:pos="4320"/>
+        </w:tabs>
+        <w:ind w:left="4320" w:hanging="360"/>
+      </w:pPr>
+      <w:rPr>
+        <w:rFonts w:ascii="Wingdings" w:hAnsi="Wingdings" w:hint="default"/>
+        <w:sz w:val="20"/>
+      </w:rPr>
+    </w:lvl>
+    <w:lvl w:ilvl="6" w:tentative="1">
+      <w:start w:val="1"/>
+      <w:numFmt w:val="bullet"/>
+      <w:lvlText w:val=""/>
+      <w:lvlJc w:val="left"/>
+      <w:pPr>
+        <w:tabs>
+          <w:tab w:val="num" w:pos="5040"/>
+        </w:tabs>
+        <w:ind w:left="5040" w:hanging="360"/>
+      </w:pPr>
+      <w:rPr>
+        <w:rFonts w:ascii="Wingdings" w:hAnsi="Wingdings" w:hint="default"/>
+        <w:sz w:val="20"/>
+      </w:rPr>
+    </w:lvl>
+    <w:lvl w:ilvl="7" w:tentative="1">
+      <w:start w:val="1"/>
+      <w:numFmt w:val="bullet"/>
+      <w:lvlText w:val=""/>
+      <w:lvlJc w:val="left"/>
+      <w:pPr>
+        <w:tabs>
+          <w:tab w:val="num" w:pos="5760"/>
+        </w:tabs>
+        <w:ind w:left="5760" w:hanging="360"/>
+      </w:pPr>
+      <w:rPr>
+        <w:rFonts w:ascii="Wingdings" w:hAnsi="Wingdings" w:hint="default"/>
+        <w:sz w:val="20"/>
+      </w:rPr>
+    </w:lvl>
+    <w:lvl w:ilvl="8" w:tentative="1">
+      <w:start w:val="1"/>
+      <w:numFmt w:val="bullet"/>
+      <w:lvlText w:val=""/>
+      <w:lvlJc w:val="left"/>
+      <w:pPr>
+        <w:tabs>
+          <w:tab w:val="num" w:pos="6480"/>
+        </w:tabs>
+        <w:ind w:left="6480" w:hanging="360"/>
+      </w:pPr>
+      <w:rPr>
+        <w:rFonts w:ascii="Wingdings" w:hAnsi="Wingdings" w:hint="default"/>
+        <w:sz w:val="20"/>
+      </w:rPr>
+    </w:lvl>
+  </w:abstractNum>
+  <w:abstractNum w:abstractNumId="26" w15:restartNumberingAfterBreak="0">
+    <w:nsid w:val="5DD91456"/>
+    <w:multiLevelType w:val="multilevel"/>
+    <w:tmpl w:val="B6FA3E8E"/>
+    <w:lvl w:ilvl="0">
+      <w:start w:val="1"/>
+      <w:numFmt w:val="bullet"/>
+      <w:lvlText w:val=""/>
+      <w:lvlJc w:val="left"/>
+      <w:pPr>
+        <w:tabs>
+          <w:tab w:val="num" w:pos="720"/>
+        </w:tabs>
+        <w:ind w:left="720" w:hanging="360"/>
+      </w:pPr>
+      <w:rPr>
+        <w:rFonts w:ascii="Symbol" w:hAnsi="Symbol" w:hint="default"/>
+        <w:sz w:val="20"/>
+      </w:rPr>
+    </w:lvl>
+    <w:lvl w:ilvl="1" w:tentative="1">
+      <w:start w:val="1"/>
+      <w:numFmt w:val="bullet"/>
+      <w:lvlText w:val="o"/>
+      <w:lvlJc w:val="left"/>
+      <w:pPr>
+        <w:tabs>
+          <w:tab w:val="num" w:pos="1440"/>
+        </w:tabs>
+        <w:ind w:left="1440" w:hanging="360"/>
+      </w:pPr>
+      <w:rPr>
+        <w:rFonts w:ascii="Courier New" w:hAnsi="Courier New" w:hint="default"/>
+        <w:sz w:val="20"/>
+      </w:rPr>
+    </w:lvl>
+    <w:lvl w:ilvl="2" w:tentative="1">
+      <w:start w:val="1"/>
+      <w:numFmt w:val="bullet"/>
+      <w:lvlText w:val=""/>
+      <w:lvlJc w:val="left"/>
+      <w:pPr>
+        <w:tabs>
+          <w:tab w:val="num" w:pos="2160"/>
+        </w:tabs>
+        <w:ind w:left="2160" w:hanging="360"/>
+      </w:pPr>
+      <w:rPr>
+        <w:rFonts w:ascii="Wingdings" w:hAnsi="Wingdings" w:hint="default"/>
+        <w:sz w:val="20"/>
+      </w:rPr>
+    </w:lvl>
+    <w:lvl w:ilvl="3" w:tentative="1">
+      <w:start w:val="1"/>
+      <w:numFmt w:val="bullet"/>
+      <w:lvlText w:val=""/>
+      <w:lvlJc w:val="left"/>
+      <w:pPr>
+        <w:tabs>
+          <w:tab w:val="num" w:pos="2880"/>
+        </w:tabs>
+        <w:ind w:left="2880" w:hanging="360"/>
+      </w:pPr>
+      <w:rPr>
+        <w:rFonts w:ascii="Wingdings" w:hAnsi="Wingdings" w:hint="default"/>
+        <w:sz w:val="20"/>
+      </w:rPr>
+    </w:lvl>
+    <w:lvl w:ilvl="4" w:tentative="1">
+      <w:start w:val="1"/>
+      <w:numFmt w:val="bullet"/>
+      <w:lvlText w:val=""/>
+      <w:lvlJc w:val="left"/>
+      <w:pPr>
+        <w:tabs>
+          <w:tab w:val="num" w:pos="3600"/>
+        </w:tabs>
+        <w:ind w:left="3600" w:hanging="360"/>
+      </w:pPr>
+      <w:rPr>
+        <w:rFonts w:ascii="Wingdings" w:hAnsi="Wingdings" w:hint="default"/>
+        <w:sz w:val="20"/>
+      </w:rPr>
+    </w:lvl>
+    <w:lvl w:ilvl="5" w:tentative="1">
+      <w:start w:val="1"/>
+      <w:numFmt w:val="bullet"/>
+      <w:lvlText w:val=""/>
+      <w:lvlJc w:val="left"/>
+      <w:pPr>
+        <w:tabs>
+          <w:tab w:val="num" w:pos="4320"/>
+        </w:tabs>
+        <w:ind w:left="4320" w:hanging="360"/>
+      </w:pPr>
+      <w:rPr>
+        <w:rFonts w:ascii="Wingdings" w:hAnsi="Wingdings" w:hint="default"/>
+        <w:sz w:val="20"/>
+      </w:rPr>
+    </w:lvl>
+    <w:lvl w:ilvl="6" w:tentative="1">
+      <w:start w:val="1"/>
+      <w:numFmt w:val="bullet"/>
+      <w:lvlText w:val=""/>
+      <w:lvlJc w:val="left"/>
+      <w:pPr>
+        <w:tabs>
+          <w:tab w:val="num" w:pos="5040"/>
+        </w:tabs>
+        <w:ind w:left="5040" w:hanging="360"/>
+      </w:pPr>
+      <w:rPr>
+        <w:rFonts w:ascii="Wingdings" w:hAnsi="Wingdings" w:hint="default"/>
+        <w:sz w:val="20"/>
+      </w:rPr>
+    </w:lvl>
+    <w:lvl w:ilvl="7" w:tentative="1">
+      <w:start w:val="1"/>
+      <w:numFmt w:val="bullet"/>
+      <w:lvlText w:val=""/>
+      <w:lvlJc w:val="left"/>
+      <w:pPr>
+        <w:tabs>
+          <w:tab w:val="num" w:pos="5760"/>
+        </w:tabs>
+        <w:ind w:left="5760" w:hanging="360"/>
+      </w:pPr>
+      <w:rPr>
+        <w:rFonts w:ascii="Wingdings" w:hAnsi="Wingdings" w:hint="default"/>
+        <w:sz w:val="20"/>
+      </w:rPr>
+    </w:lvl>
+    <w:lvl w:ilvl="8" w:tentative="1">
+      <w:start w:val="1"/>
+      <w:numFmt w:val="bullet"/>
+      <w:lvlText w:val=""/>
+      <w:lvlJc w:val="left"/>
+      <w:pPr>
+        <w:tabs>
+          <w:tab w:val="num" w:pos="6480"/>
+        </w:tabs>
+        <w:ind w:left="6480" w:hanging="360"/>
+      </w:pPr>
+      <w:rPr>
+        <w:rFonts w:ascii="Wingdings" w:hAnsi="Wingdings" w:hint="default"/>
+        <w:sz w:val="20"/>
+      </w:rPr>
+    </w:lvl>
+  </w:abstractNum>
+  <w:abstractNum w:abstractNumId="27" w15:restartNumberingAfterBreak="0">
     <w:nsid w:val="5F115ED6"/>
     <w:multiLevelType w:val="multilevel"/>
     <w:tmpl w:val="EAC4255A"/>
@@ -4374,7 +9384,156 @@
       </w:pPr>
     </w:lvl>
   </w:abstractNum>
-  <w:abstractNum w:abstractNumId="12" w15:restartNumberingAfterBreak="0">
+  <w:abstractNum w:abstractNumId="28" w15:restartNumberingAfterBreak="0">
+    <w:nsid w:val="66B21611"/>
+    <w:multiLevelType w:val="multilevel"/>
+    <w:tmpl w:val="7CE6EDE8"/>
+    <w:lvl w:ilvl="0">
+      <w:start w:val="1"/>
+      <w:numFmt w:val="bullet"/>
+      <w:lvlText w:val=""/>
+      <w:lvlJc w:val="left"/>
+      <w:pPr>
+        <w:tabs>
+          <w:tab w:val="num" w:pos="720"/>
+        </w:tabs>
+        <w:ind w:left="720" w:hanging="360"/>
+      </w:pPr>
+      <w:rPr>
+        <w:rFonts w:ascii="Symbol" w:hAnsi="Symbol" w:hint="default"/>
+        <w:sz w:val="20"/>
+      </w:rPr>
+    </w:lvl>
+    <w:lvl w:ilvl="1" w:tentative="1">
+      <w:start w:val="1"/>
+      <w:numFmt w:val="bullet"/>
+      <w:lvlText w:val="o"/>
+      <w:lvlJc w:val="left"/>
+      <w:pPr>
+        <w:tabs>
+          <w:tab w:val="num" w:pos="1440"/>
+        </w:tabs>
+        <w:ind w:left="1440" w:hanging="360"/>
+      </w:pPr>
+      <w:rPr>
+        <w:rFonts w:ascii="Courier New" w:hAnsi="Courier New" w:hint="default"/>
+        <w:sz w:val="20"/>
+      </w:rPr>
+    </w:lvl>
+    <w:lvl w:ilvl="2" w:tentative="1">
+      <w:start w:val="1"/>
+      <w:numFmt w:val="bullet"/>
+      <w:lvlText w:val=""/>
+      <w:lvlJc w:val="left"/>
+      <w:pPr>
+        <w:tabs>
+          <w:tab w:val="num" w:pos="2160"/>
+        </w:tabs>
+        <w:ind w:left="2160" w:hanging="360"/>
+      </w:pPr>
+      <w:rPr>
+        <w:rFonts w:ascii="Wingdings" w:hAnsi="Wingdings" w:hint="default"/>
+        <w:sz w:val="20"/>
+      </w:rPr>
+    </w:lvl>
+    <w:lvl w:ilvl="3" w:tentative="1">
+      <w:start w:val="1"/>
+      <w:numFmt w:val="bullet"/>
+      <w:lvlText w:val=""/>
+      <w:lvlJc w:val="left"/>
+      <w:pPr>
+        <w:tabs>
+          <w:tab w:val="num" w:pos="2880"/>
+        </w:tabs>
+        <w:ind w:left="2880" w:hanging="360"/>
+      </w:pPr>
+      <w:rPr>
+        <w:rFonts w:ascii="Wingdings" w:hAnsi="Wingdings" w:hint="default"/>
+        <w:sz w:val="20"/>
+      </w:rPr>
+    </w:lvl>
+    <w:lvl w:ilvl="4" w:tentative="1">
+      <w:start w:val="1"/>
+      <w:numFmt w:val="bullet"/>
+      <w:lvlText w:val=""/>
+      <w:lvlJc w:val="left"/>
+      <w:pPr>
+        <w:tabs>
+          <w:tab w:val="num" w:pos="3600"/>
+        </w:tabs>
+        <w:ind w:left="3600" w:hanging="360"/>
+      </w:pPr>
+      <w:rPr>
+        <w:rFonts w:ascii="Wingdings" w:hAnsi="Wingdings" w:hint="default"/>
+        <w:sz w:val="20"/>
+      </w:rPr>
+    </w:lvl>
+    <w:lvl w:ilvl="5" w:tentative="1">
+      <w:start w:val="1"/>
+      <w:numFmt w:val="bullet"/>
+      <w:lvlText w:val=""/>
+      <w:lvlJc w:val="left"/>
+      <w:pPr>
+        <w:tabs>
+          <w:tab w:val="num" w:pos="4320"/>
+        </w:tabs>
+        <w:ind w:left="4320" w:hanging="360"/>
+      </w:pPr>
+      <w:rPr>
+        <w:rFonts w:ascii="Wingdings" w:hAnsi="Wingdings" w:hint="default"/>
+        <w:sz w:val="20"/>
+      </w:rPr>
+    </w:lvl>
+    <w:lvl w:ilvl="6" w:tentative="1">
+      <w:start w:val="1"/>
+      <w:numFmt w:val="bullet"/>
+      <w:lvlText w:val=""/>
+      <w:lvlJc w:val="left"/>
+      <w:pPr>
+        <w:tabs>
+          <w:tab w:val="num" w:pos="5040"/>
+        </w:tabs>
+        <w:ind w:left="5040" w:hanging="360"/>
+      </w:pPr>
+      <w:rPr>
+        <w:rFonts w:ascii="Wingdings" w:hAnsi="Wingdings" w:hint="default"/>
+        <w:sz w:val="20"/>
+      </w:rPr>
+    </w:lvl>
+    <w:lvl w:ilvl="7" w:tentative="1">
+      <w:start w:val="1"/>
+      <w:numFmt w:val="bullet"/>
+      <w:lvlText w:val=""/>
+      <w:lvlJc w:val="left"/>
+      <w:pPr>
+        <w:tabs>
+          <w:tab w:val="num" w:pos="5760"/>
+        </w:tabs>
+        <w:ind w:left="5760" w:hanging="360"/>
+      </w:pPr>
+      <w:rPr>
+        <w:rFonts w:ascii="Wingdings" w:hAnsi="Wingdings" w:hint="default"/>
+        <w:sz w:val="20"/>
+      </w:rPr>
+    </w:lvl>
+    <w:lvl w:ilvl="8" w:tentative="1">
+      <w:start w:val="1"/>
+      <w:numFmt w:val="bullet"/>
+      <w:lvlText w:val=""/>
+      <w:lvlJc w:val="left"/>
+      <w:pPr>
+        <w:tabs>
+          <w:tab w:val="num" w:pos="6480"/>
+        </w:tabs>
+        <w:ind w:left="6480" w:hanging="360"/>
+      </w:pPr>
+      <w:rPr>
+        <w:rFonts w:ascii="Wingdings" w:hAnsi="Wingdings" w:hint="default"/>
+        <w:sz w:val="20"/>
+      </w:rPr>
+    </w:lvl>
+  </w:abstractNum>
+  <w:abstractNum w:abstractNumId="29" w15:restartNumberingAfterBreak="0">
     <w:nsid w:val="67852337"/>
     <w:multiLevelType w:val="multilevel"/>
     <w:tmpl w:val="75A819E0"/>
@@ -4523,7 +9682,7 @@
       </w:rPr>
     </w:lvl>
   </w:abstractNum>
-  <w:abstractNum w:abstractNumId="13" w15:restartNumberingAfterBreak="0">
+  <w:abstractNum w:abstractNumId="30" w15:restartNumberingAfterBreak="0">
     <w:nsid w:val="6A3D02FB"/>
     <w:multiLevelType w:val="multilevel"/>
     <w:tmpl w:val="03A07D38"/>
@@ -4640,7 +9799,156 @@
       </w:pPr>
     </w:lvl>
   </w:abstractNum>
-  <w:abstractNum w:abstractNumId="14" w15:restartNumberingAfterBreak="0">
+  <w:abstractNum w:abstractNumId="31" w15:restartNumberingAfterBreak="0">
+    <w:nsid w:val="75767773"/>
+    <w:multiLevelType w:val="multilevel"/>
+    <w:tmpl w:val="76B0C296"/>
+    <w:lvl w:ilvl="0">
+      <w:start w:val="1"/>
+      <w:numFmt w:val="bullet"/>
+      <w:lvlText w:val=""/>
+      <w:lvlJc w:val="left"/>
+      <w:pPr>
+        <w:tabs>
+          <w:tab w:val="num" w:pos="720"/>
+        </w:tabs>
+        <w:ind w:left="720" w:hanging="360"/>
+      </w:pPr>
+      <w:rPr>
+        <w:rFonts w:ascii="Symbol" w:hAnsi="Symbol" w:hint="default"/>
+        <w:sz w:val="20"/>
+      </w:rPr>
+    </w:lvl>
+    <w:lvl w:ilvl="1" w:tentative="1">
+      <w:start w:val="1"/>
+      <w:numFmt w:val="bullet"/>
+      <w:lvlText w:val="o"/>
+      <w:lvlJc w:val="left"/>
+      <w:pPr>
+        <w:tabs>
+          <w:tab w:val="num" w:pos="1440"/>
+        </w:tabs>
+        <w:ind w:left="1440" w:hanging="360"/>
+      </w:pPr>
+      <w:rPr>
+        <w:rFonts w:ascii="Courier New" w:hAnsi="Courier New" w:hint="default"/>
+        <w:sz w:val="20"/>
+      </w:rPr>
+    </w:lvl>
+    <w:lvl w:ilvl="2" w:tentative="1">
+      <w:start w:val="1"/>
+      <w:numFmt w:val="bullet"/>
+      <w:lvlText w:val=""/>
+      <w:lvlJc w:val="left"/>
+      <w:pPr>
+        <w:tabs>
+          <w:tab w:val="num" w:pos="2160"/>
+        </w:tabs>
+        <w:ind w:left="2160" w:hanging="360"/>
+      </w:pPr>
+      <w:rPr>
+        <w:rFonts w:ascii="Wingdings" w:hAnsi="Wingdings" w:hint="default"/>
+        <w:sz w:val="20"/>
+      </w:rPr>
+    </w:lvl>
+    <w:lvl w:ilvl="3" w:tentative="1">
+      <w:start w:val="1"/>
+      <w:numFmt w:val="bullet"/>
+      <w:lvlText w:val=""/>
+      <w:lvlJc w:val="left"/>
+      <w:pPr>
+        <w:tabs>
+          <w:tab w:val="num" w:pos="2880"/>
+        </w:tabs>
+        <w:ind w:left="2880" w:hanging="360"/>
+      </w:pPr>
+      <w:rPr>
+        <w:rFonts w:ascii="Wingdings" w:hAnsi="Wingdings" w:hint="default"/>
+        <w:sz w:val="20"/>
+      </w:rPr>
+    </w:lvl>
+    <w:lvl w:ilvl="4" w:tentative="1">
+      <w:start w:val="1"/>
+      <w:numFmt w:val="bullet"/>
+      <w:lvlText w:val=""/>
+      <w:lvlJc w:val="left"/>
+      <w:pPr>
+        <w:tabs>
+          <w:tab w:val="num" w:pos="3600"/>
+        </w:tabs>
+        <w:ind w:left="3600" w:hanging="360"/>
+      </w:pPr>
+      <w:rPr>
+        <w:rFonts w:ascii="Wingdings" w:hAnsi="Wingdings" w:hint="default"/>
+        <w:sz w:val="20"/>
+      </w:rPr>
+    </w:lvl>
+    <w:lvl w:ilvl="5" w:tentative="1">
+      <w:start w:val="1"/>
+      <w:numFmt w:val="bullet"/>
+      <w:lvlText w:val=""/>
+      <w:lvlJc w:val="left"/>
+      <w:pPr>
+        <w:tabs>
+          <w:tab w:val="num" w:pos="4320"/>
+        </w:tabs>
+        <w:ind w:left="4320" w:hanging="360"/>
+      </w:pPr>
+      <w:rPr>
+        <w:rFonts w:ascii="Wingdings" w:hAnsi="Wingdings" w:hint="default"/>
+        <w:sz w:val="20"/>
+      </w:rPr>
+    </w:lvl>
+    <w:lvl w:ilvl="6" w:tentative="1">
+      <w:start w:val="1"/>
+      <w:numFmt w:val="bullet"/>
+      <w:lvlText w:val=""/>
+      <w:lvlJc w:val="left"/>
+      <w:pPr>
+        <w:tabs>
+          <w:tab w:val="num" w:pos="5040"/>
+        </w:tabs>
+        <w:ind w:left="5040" w:hanging="360"/>
+      </w:pPr>
+      <w:rPr>
+        <w:rFonts w:ascii="Wingdings" w:hAnsi="Wingdings" w:hint="default"/>
+        <w:sz w:val="20"/>
+      </w:rPr>
+    </w:lvl>
+    <w:lvl w:ilvl="7" w:tentative="1">
+      <w:start w:val="1"/>
+      <w:numFmt w:val="bullet"/>
+      <w:lvlText w:val=""/>
+      <w:lvlJc w:val="left"/>
+      <w:pPr>
+        <w:tabs>
+          <w:tab w:val="num" w:pos="5760"/>
+        </w:tabs>
+        <w:ind w:left="5760" w:hanging="360"/>
+      </w:pPr>
+      <w:rPr>
+        <w:rFonts w:ascii="Wingdings" w:hAnsi="Wingdings" w:hint="default"/>
+        <w:sz w:val="20"/>
+      </w:rPr>
+    </w:lvl>
+    <w:lvl w:ilvl="8" w:tentative="1">
+      <w:start w:val="1"/>
+      <w:numFmt w:val="bullet"/>
+      <w:lvlText w:val=""/>
+      <w:lvlJc w:val="left"/>
+      <w:pPr>
+        <w:tabs>
+          <w:tab w:val="num" w:pos="6480"/>
+        </w:tabs>
+        <w:ind w:left="6480" w:hanging="360"/>
+      </w:pPr>
+      <w:rPr>
+        <w:rFonts w:ascii="Wingdings" w:hAnsi="Wingdings" w:hint="default"/>
+        <w:sz w:val="20"/>
+      </w:rPr>
+    </w:lvl>
+  </w:abstractNum>
+  <w:abstractNum w:abstractNumId="32" w15:restartNumberingAfterBreak="0">
     <w:nsid w:val="766967BA"/>
     <w:multiLevelType w:val="multilevel"/>
     <w:tmpl w:val="2B7A5E70"/>
@@ -4789,50 +10097,408 @@
       </w:rPr>
     </w:lvl>
   </w:abstractNum>
+  <w:abstractNum w:abstractNumId="33" w15:restartNumberingAfterBreak="0">
+    <w:nsid w:val="79074EE2"/>
+    <w:multiLevelType w:val="multilevel"/>
+    <w:tmpl w:val="E6EA4968"/>
+    <w:lvl w:ilvl="0">
+      <w:start w:val="1"/>
+      <w:numFmt w:val="bullet"/>
+      <w:lvlText w:val=""/>
+      <w:lvlJc w:val="left"/>
+      <w:pPr>
+        <w:tabs>
+          <w:tab w:val="num" w:pos="720"/>
+        </w:tabs>
+        <w:ind w:left="720" w:hanging="360"/>
+      </w:pPr>
+      <w:rPr>
+        <w:rFonts w:ascii="Symbol" w:hAnsi="Symbol" w:hint="default"/>
+        <w:sz w:val="20"/>
+      </w:rPr>
+    </w:lvl>
+    <w:lvl w:ilvl="1" w:tentative="1">
+      <w:start w:val="1"/>
+      <w:numFmt w:val="bullet"/>
+      <w:lvlText w:val="o"/>
+      <w:lvlJc w:val="left"/>
+      <w:pPr>
+        <w:tabs>
+          <w:tab w:val="num" w:pos="1440"/>
+        </w:tabs>
+        <w:ind w:left="1440" w:hanging="360"/>
+      </w:pPr>
+      <w:rPr>
+        <w:rFonts w:ascii="Courier New" w:hAnsi="Courier New" w:hint="default"/>
+        <w:sz w:val="20"/>
+      </w:rPr>
+    </w:lvl>
+    <w:lvl w:ilvl="2" w:tentative="1">
+      <w:start w:val="1"/>
+      <w:numFmt w:val="bullet"/>
+      <w:lvlText w:val=""/>
+      <w:lvlJc w:val="left"/>
+      <w:pPr>
+        <w:tabs>
+          <w:tab w:val="num" w:pos="2160"/>
+        </w:tabs>
+        <w:ind w:left="2160" w:hanging="360"/>
+      </w:pPr>
+      <w:rPr>
+        <w:rFonts w:ascii="Wingdings" w:hAnsi="Wingdings" w:hint="default"/>
+        <w:sz w:val="20"/>
+      </w:rPr>
+    </w:lvl>
+    <w:lvl w:ilvl="3" w:tentative="1">
+      <w:start w:val="1"/>
+      <w:numFmt w:val="bullet"/>
+      <w:lvlText w:val=""/>
+      <w:lvlJc w:val="left"/>
+      <w:pPr>
+        <w:tabs>
+          <w:tab w:val="num" w:pos="2880"/>
+        </w:tabs>
+        <w:ind w:left="2880" w:hanging="360"/>
+      </w:pPr>
+      <w:rPr>
+        <w:rFonts w:ascii="Wingdings" w:hAnsi="Wingdings" w:hint="default"/>
+        <w:sz w:val="20"/>
+      </w:rPr>
+    </w:lvl>
+    <w:lvl w:ilvl="4" w:tentative="1">
+      <w:start w:val="1"/>
+      <w:numFmt w:val="bullet"/>
+      <w:lvlText w:val=""/>
+      <w:lvlJc w:val="left"/>
+      <w:pPr>
+        <w:tabs>
+          <w:tab w:val="num" w:pos="3600"/>
+        </w:tabs>
+        <w:ind w:left="3600" w:hanging="360"/>
+      </w:pPr>
+      <w:rPr>
+        <w:rFonts w:ascii="Wingdings" w:hAnsi="Wingdings" w:hint="default"/>
+        <w:sz w:val="20"/>
+      </w:rPr>
+    </w:lvl>
+    <w:lvl w:ilvl="5" w:tentative="1">
+      <w:start w:val="1"/>
+      <w:numFmt w:val="bullet"/>
+      <w:lvlText w:val=""/>
+      <w:lvlJc w:val="left"/>
+      <w:pPr>
+        <w:tabs>
+          <w:tab w:val="num" w:pos="4320"/>
+        </w:tabs>
+        <w:ind w:left="4320" w:hanging="360"/>
+      </w:pPr>
+      <w:rPr>
+        <w:rFonts w:ascii="Wingdings" w:hAnsi="Wingdings" w:hint="default"/>
+        <w:sz w:val="20"/>
+      </w:rPr>
+    </w:lvl>
+    <w:lvl w:ilvl="6" w:tentative="1">
+      <w:start w:val="1"/>
+      <w:numFmt w:val="bullet"/>
+      <w:lvlText w:val=""/>
+      <w:lvlJc w:val="left"/>
+      <w:pPr>
+        <w:tabs>
+          <w:tab w:val="num" w:pos="5040"/>
+        </w:tabs>
+        <w:ind w:left="5040" w:hanging="360"/>
+      </w:pPr>
+      <w:rPr>
+        <w:rFonts w:ascii="Wingdings" w:hAnsi="Wingdings" w:hint="default"/>
+        <w:sz w:val="20"/>
+      </w:rPr>
+    </w:lvl>
+    <w:lvl w:ilvl="7" w:tentative="1">
+      <w:start w:val="1"/>
+      <w:numFmt w:val="bullet"/>
+      <w:lvlText w:val=""/>
+      <w:lvlJc w:val="left"/>
+      <w:pPr>
+        <w:tabs>
+          <w:tab w:val="num" w:pos="5760"/>
+        </w:tabs>
+        <w:ind w:left="5760" w:hanging="360"/>
+      </w:pPr>
+      <w:rPr>
+        <w:rFonts w:ascii="Wingdings" w:hAnsi="Wingdings" w:hint="default"/>
+        <w:sz w:val="20"/>
+      </w:rPr>
+    </w:lvl>
+    <w:lvl w:ilvl="8" w:tentative="1">
+      <w:start w:val="1"/>
+      <w:numFmt w:val="bullet"/>
+      <w:lvlText w:val=""/>
+      <w:lvlJc w:val="left"/>
+      <w:pPr>
+        <w:tabs>
+          <w:tab w:val="num" w:pos="6480"/>
+        </w:tabs>
+        <w:ind w:left="6480" w:hanging="360"/>
+      </w:pPr>
+      <w:rPr>
+        <w:rFonts w:ascii="Wingdings" w:hAnsi="Wingdings" w:hint="default"/>
+        <w:sz w:val="20"/>
+      </w:rPr>
+    </w:lvl>
+  </w:abstractNum>
+  <w:abstractNum w:abstractNumId="34" w15:restartNumberingAfterBreak="0">
+    <w:nsid w:val="7DE9280E"/>
+    <w:multiLevelType w:val="multilevel"/>
+    <w:tmpl w:val="9C66A0EE"/>
+    <w:lvl w:ilvl="0">
+      <w:start w:val="1"/>
+      <w:numFmt w:val="bullet"/>
+      <w:lvlText w:val=""/>
+      <w:lvlJc w:val="left"/>
+      <w:pPr>
+        <w:tabs>
+          <w:tab w:val="num" w:pos="720"/>
+        </w:tabs>
+        <w:ind w:left="720" w:hanging="360"/>
+      </w:pPr>
+      <w:rPr>
+        <w:rFonts w:ascii="Symbol" w:hAnsi="Symbol" w:hint="default"/>
+        <w:sz w:val="20"/>
+      </w:rPr>
+    </w:lvl>
+    <w:lvl w:ilvl="1" w:tentative="1">
+      <w:start w:val="1"/>
+      <w:numFmt w:val="bullet"/>
+      <w:lvlText w:val="o"/>
+      <w:lvlJc w:val="left"/>
+      <w:pPr>
+        <w:tabs>
+          <w:tab w:val="num" w:pos="1440"/>
+        </w:tabs>
+        <w:ind w:left="1440" w:hanging="360"/>
+      </w:pPr>
+      <w:rPr>
+        <w:rFonts w:ascii="Courier New" w:hAnsi="Courier New" w:hint="default"/>
+        <w:sz w:val="20"/>
+      </w:rPr>
+    </w:lvl>
+    <w:lvl w:ilvl="2" w:tentative="1">
+      <w:start w:val="1"/>
+      <w:numFmt w:val="bullet"/>
+      <w:lvlText w:val=""/>
+      <w:lvlJc w:val="left"/>
+      <w:pPr>
+        <w:tabs>
+          <w:tab w:val="num" w:pos="2160"/>
+        </w:tabs>
+        <w:ind w:left="2160" w:hanging="360"/>
+      </w:pPr>
+      <w:rPr>
+        <w:rFonts w:ascii="Wingdings" w:hAnsi="Wingdings" w:hint="default"/>
+        <w:sz w:val="20"/>
+      </w:rPr>
+    </w:lvl>
+    <w:lvl w:ilvl="3" w:tentative="1">
+      <w:start w:val="1"/>
+      <w:numFmt w:val="bullet"/>
+      <w:lvlText w:val=""/>
+      <w:lvlJc w:val="left"/>
+      <w:pPr>
+        <w:tabs>
+          <w:tab w:val="num" w:pos="2880"/>
+        </w:tabs>
+        <w:ind w:left="2880" w:hanging="360"/>
+      </w:pPr>
+      <w:rPr>
+        <w:rFonts w:ascii="Wingdings" w:hAnsi="Wingdings" w:hint="default"/>
+        <w:sz w:val="20"/>
+      </w:rPr>
+    </w:lvl>
+    <w:lvl w:ilvl="4" w:tentative="1">
+      <w:start w:val="1"/>
+      <w:numFmt w:val="bullet"/>
+      <w:lvlText w:val=""/>
+      <w:lvlJc w:val="left"/>
+      <w:pPr>
+        <w:tabs>
+          <w:tab w:val="num" w:pos="3600"/>
+        </w:tabs>
+        <w:ind w:left="3600" w:hanging="360"/>
+      </w:pPr>
+      <w:rPr>
+        <w:rFonts w:ascii="Wingdings" w:hAnsi="Wingdings" w:hint="default"/>
+        <w:sz w:val="20"/>
+      </w:rPr>
+    </w:lvl>
+    <w:lvl w:ilvl="5" w:tentative="1">
+      <w:start w:val="1"/>
+      <w:numFmt w:val="bullet"/>
+      <w:lvlText w:val=""/>
+      <w:lvlJc w:val="left"/>
+      <w:pPr>
+        <w:tabs>
+          <w:tab w:val="num" w:pos="4320"/>
+        </w:tabs>
+        <w:ind w:left="4320" w:hanging="360"/>
+      </w:pPr>
+      <w:rPr>
+        <w:rFonts w:ascii="Wingdings" w:hAnsi="Wingdings" w:hint="default"/>
+        <w:sz w:val="20"/>
+      </w:rPr>
+    </w:lvl>
+    <w:lvl w:ilvl="6" w:tentative="1">
+      <w:start w:val="1"/>
+      <w:numFmt w:val="bullet"/>
+      <w:lvlText w:val=""/>
+      <w:lvlJc w:val="left"/>
+      <w:pPr>
+        <w:tabs>
+          <w:tab w:val="num" w:pos="5040"/>
+        </w:tabs>
+        <w:ind w:left="5040" w:hanging="360"/>
+      </w:pPr>
+      <w:rPr>
+        <w:rFonts w:ascii="Wingdings" w:hAnsi="Wingdings" w:hint="default"/>
+        <w:sz w:val="20"/>
+      </w:rPr>
+    </w:lvl>
+    <w:lvl w:ilvl="7" w:tentative="1">
+      <w:start w:val="1"/>
+      <w:numFmt w:val="bullet"/>
+      <w:lvlText w:val=""/>
+      <w:lvlJc w:val="left"/>
+      <w:pPr>
+        <w:tabs>
+          <w:tab w:val="num" w:pos="5760"/>
+        </w:tabs>
+        <w:ind w:left="5760" w:hanging="360"/>
+      </w:pPr>
+      <w:rPr>
+        <w:rFonts w:ascii="Wingdings" w:hAnsi="Wingdings" w:hint="default"/>
+        <w:sz w:val="20"/>
+      </w:rPr>
+    </w:lvl>
+    <w:lvl w:ilvl="8" w:tentative="1">
+      <w:start w:val="1"/>
+      <w:numFmt w:val="bullet"/>
+      <w:lvlText w:val=""/>
+      <w:lvlJc w:val="left"/>
+      <w:pPr>
+        <w:tabs>
+          <w:tab w:val="num" w:pos="6480"/>
+        </w:tabs>
+        <w:ind w:left="6480" w:hanging="360"/>
+      </w:pPr>
+      <w:rPr>
+        <w:rFonts w:ascii="Wingdings" w:hAnsi="Wingdings" w:hint="default"/>
+        <w:sz w:val="20"/>
+      </w:rPr>
+    </w:lvl>
+  </w:abstractNum>
   <w:num w:numId="1" w16cid:durableId="433669066">
+    <w:abstractNumId w:val="30"/>
+  </w:num>
+  <w:num w:numId="2" w16cid:durableId="1438718769">
+    <w:abstractNumId w:val="23"/>
+  </w:num>
+  <w:num w:numId="3" w16cid:durableId="849762524">
+    <w:abstractNumId w:val="27"/>
+  </w:num>
+  <w:num w:numId="4" w16cid:durableId="890313612">
+    <w:abstractNumId w:val="15"/>
+  </w:num>
+  <w:num w:numId="5" w16cid:durableId="2106340776">
+    <w:abstractNumId w:val="29"/>
+  </w:num>
+  <w:num w:numId="6" w16cid:durableId="972566147">
+    <w:abstractNumId w:val="9"/>
+  </w:num>
+  <w:num w:numId="7" w16cid:durableId="422843297">
+    <w:abstractNumId w:val="6"/>
+  </w:num>
+  <w:num w:numId="8" w16cid:durableId="925193074">
+    <w:abstractNumId w:val="16"/>
+  </w:num>
+  <w:num w:numId="9" w16cid:durableId="1170874157">
+    <w:abstractNumId w:val="32"/>
+  </w:num>
+  <w:num w:numId="10" w16cid:durableId="674577907">
+    <w:abstractNumId w:val="11"/>
+  </w:num>
+  <w:num w:numId="11" w16cid:durableId="1317033057">
+    <w:abstractNumId w:val="18"/>
+  </w:num>
+  <w:num w:numId="12" w16cid:durableId="1874808314">
+    <w:abstractNumId w:val="17"/>
+  </w:num>
+  <w:num w:numId="13" w16cid:durableId="525944039">
+    <w:abstractNumId w:val="12"/>
+  </w:num>
+  <w:num w:numId="14" w16cid:durableId="650406791">
+    <w:abstractNumId w:val="3"/>
+  </w:num>
+  <w:num w:numId="15" w16cid:durableId="88160948">
+    <w:abstractNumId w:val="19"/>
+  </w:num>
+  <w:num w:numId="16" w16cid:durableId="296297966">
+    <w:abstractNumId w:val="8"/>
+  </w:num>
+  <w:num w:numId="17" w16cid:durableId="616909891">
+    <w:abstractNumId w:val="24"/>
+  </w:num>
+  <w:num w:numId="18" w16cid:durableId="653073568">
+    <w:abstractNumId w:val="26"/>
+  </w:num>
+  <w:num w:numId="19" w16cid:durableId="1166869860">
+    <w:abstractNumId w:val="28"/>
+  </w:num>
+  <w:num w:numId="20" w16cid:durableId="462382751">
+    <w:abstractNumId w:val="34"/>
+  </w:num>
+  <w:num w:numId="21" w16cid:durableId="135881265">
+    <w:abstractNumId w:val="7"/>
+  </w:num>
+  <w:num w:numId="22" w16cid:durableId="1224173602">
     <w:abstractNumId w:val="13"/>
   </w:num>
-  <w:num w:numId="2" w16cid:durableId="1438718769">
+  <w:num w:numId="23" w16cid:durableId="1388919771">
     <w:abstractNumId w:val="10"/>
   </w:num>
-  <w:num w:numId="3" w16cid:durableId="849762524">
-    <w:abstractNumId w:val="11"/>
+  <w:num w:numId="24" w16cid:durableId="1473912697">
+    <w:abstractNumId w:val="1"/>
   </w:num>
-  <w:num w:numId="4" w16cid:durableId="890313612">
+  <w:num w:numId="25" w16cid:durableId="39940787">
     <w:abstractNumId w:val="5"/>
   </w:num>
-  <w:num w:numId="5" w16cid:durableId="2106340776">
-    <w:abstractNumId w:val="12"/>
+  <w:num w:numId="26" w16cid:durableId="1165322132">
+    <w:abstractNumId w:val="4"/>
   </w:num>
-  <w:num w:numId="6" w16cid:durableId="972566147">
+  <w:num w:numId="27" w16cid:durableId="683674841">
+    <w:abstractNumId w:val="20"/>
+  </w:num>
+  <w:num w:numId="28" w16cid:durableId="691034326">
+    <w:abstractNumId w:val="0"/>
+  </w:num>
+  <w:num w:numId="29" w16cid:durableId="591276751">
+    <w:abstractNumId w:val="22"/>
+  </w:num>
+  <w:num w:numId="30" w16cid:durableId="1383938703">
+    <w:abstractNumId w:val="33"/>
+  </w:num>
+  <w:num w:numId="31" w16cid:durableId="2001424578">
+    <w:abstractNumId w:val="14"/>
+  </w:num>
+  <w:num w:numId="32" w16cid:durableId="1301957475">
+    <w:abstractNumId w:val="31"/>
+  </w:num>
+  <w:num w:numId="33" w16cid:durableId="1913348859">
+    <w:abstractNumId w:val="25"/>
+  </w:num>
+  <w:num w:numId="34" w16cid:durableId="804469859">
     <w:abstractNumId w:val="2"/>
   </w:num>
-  <w:num w:numId="7" w16cid:durableId="422843297">
-    <w:abstractNumId w:val="1"/>
-  </w:num>
-  <w:num w:numId="8" w16cid:durableId="925193074">
-    <w:abstractNumId w:val="6"/>
-  </w:num>
-  <w:num w:numId="9" w16cid:durableId="1170874157">
-    <w:abstractNumId w:val="14"/>
-  </w:num>
-  <w:num w:numId="10" w16cid:durableId="674577907">
-    <w:abstractNumId w:val="3"/>
-  </w:num>
-  <w:num w:numId="11" w16cid:durableId="1317033057">
-    <w:abstractNumId w:val="8"/>
-  </w:num>
-  <w:num w:numId="12" w16cid:durableId="1874808314">
-    <w:abstractNumId w:val="7"/>
-  </w:num>
-  <w:num w:numId="13" w16cid:durableId="525944039">
-    <w:abstractNumId w:val="4"/>
-  </w:num>
-  <w:num w:numId="14" w16cid:durableId="650406791">
-    <w:abstractNumId w:val="0"/>
-  </w:num>
-  <w:num w:numId="15" w16cid:durableId="88160948">
-    <w:abstractNumId w:val="9"/>
+  <w:num w:numId="35" w16cid:durableId="2072456436">
+    <w:abstractNumId w:val="21"/>
   </w:num>
 </w:numbering>
 </file>
